--- a/405 proposal.docx
+++ b/405 proposal.docx
@@ -11,6 +11,8 @@
         <w:jc w:val="center"/>
         <w:rPr>
           <w:rFonts w:ascii="Calibri" w:cs="Calibri" w:eastAsia="Calibri" w:hAnsi="Calibri"/>
+          <w:b w:val="1"/>
+          <w:bCs w:val="1"/>
         </w:rPr>
       </w:pPr>
       <w:bookmarkStart w:colFirst="0" w:colLast="0" w:name="_47kotss3u5dq" w:id="0"/>
@@ -18,6 +20,8 @@
       <w:r>
         <w:rPr>
           <w:rFonts w:ascii="Calibri" w:cs="Calibri" w:eastAsia="Calibri" w:hAnsi="Calibri"/>
+          <w:b w:val="1"/>
+          <w:bCs w:val="1"/>
           <w:rtl w:val="0"/>
         </w:rPr>
         <w:t xml:space="preserve">Proposal</w:t>
@@ -52,7 +56,7 @@
           <w:color w:val="000000"/>
           <w:rtl w:val="0"/>
         </w:rPr>
-        <w:t xml:space="preserve">Xiaomeng Zhou(67409466), Leyi He(94652260), Roudan Deng()</w:t>
+        <w:t xml:space="preserve">Xiaomeng Zhou(67409466), Leyi He(94652260), Roudan Deng(29414646)</w:t>
       </w:r>
     </w:p>
     <w:p>
@@ -1281,7 +1285,277 @@
           <w:highlight w:val="white"/>
           <w:rtl w:val="0"/>
         </w:rPr>
-        <w:t xml:space="preserve">Finally, we will compare the results of the two models and the two inference methods, including parameter estimates and confidence intervals, and assess whether hierarchical models can better capture the variation in housing prices across different regions.</w:t>
+        <w:t xml:space="preserve">Finally, we will compare the results of the two models and the two inference methods, including parameter estimates and credible intervals, and assess whether hierarchical models can better capture the variation in housing prices across different regions.</w:t>
+      </w:r>
+    </w:p>
+    <w:p>
+      <w:pPr>
+        <w:spacing w:after="240" w:before="240" w:lineRule="auto"/>
+        <w:rPr>
+          <w:rFonts w:ascii="Calibri" w:cs="Calibri" w:eastAsia="Calibri" w:hAnsi="Calibri"/>
+          <w:color w:val="343a40"/>
+          <w:sz w:val="28"/>
+          <w:szCs w:val="28"/>
+          <w:highlight w:val="white"/>
+        </w:rPr>
+      </w:pPr>
+      <w:r>
+        <w:rPr>
+          <w:rtl w:val="0"/>
+        </w:rPr>
+      </w:r>
+    </w:p>
+    <w:p>
+      <w:pPr>
+        <w:keepNext w:val="0"/>
+        <w:keepLines w:val="0"/>
+        <w:pageBreakBefore w:val="0"/>
+        <w:widowControl w:val="1"/>
+        <w:pBdr>
+          <w:top w:space="0" w:sz="0" w:val="nil"/>
+          <w:left w:space="0" w:sz="0" w:val="nil"/>
+          <w:bottom w:space="0" w:sz="0" w:val="nil"/>
+          <w:right w:space="0" w:sz="0" w:val="nil"/>
+          <w:between w:space="0" w:sz="0" w:val="nil"/>
+        </w:pBdr>
+        <w:shd w:fill="auto" w:val="clear"/>
+        <w:spacing w:after="0" w:before="0" w:line="276" w:lineRule="auto"/>
+        <w:ind w:left="0" w:right="0" w:firstLine="0"/>
+        <w:jc w:val="left"/>
+        <w:rPr>
+          <w:rFonts w:ascii="Calibri" w:cs="Calibri" w:eastAsia="Calibri" w:hAnsi="Calibri"/>
+          <w:b w:val="1"/>
+          <w:bCs w:val="1"/>
+          <w:sz w:val="28"/>
+          <w:szCs w:val="28"/>
+        </w:rPr>
+      </w:pPr>
+      <w:r>
+        <w:rPr>
+          <w:rFonts w:ascii="Calibri" w:cs="Calibri" w:eastAsia="Calibri" w:hAnsi="Calibri"/>
+          <w:b w:val="1"/>
+          <w:bCs w:val="1"/>
+          <w:sz w:val="28"/>
+          <w:szCs w:val="28"/>
+          <w:rtl w:val="0"/>
+        </w:rPr>
+        <w:t xml:space="preserve">Team Contribution Plan</w:t>
+      </w:r>
+    </w:p>
+    <w:p>
+      <w:pPr>
+        <w:keepNext w:val="0"/>
+        <w:keepLines w:val="0"/>
+        <w:pageBreakBefore w:val="0"/>
+        <w:widowControl w:val="1"/>
+        <w:pBdr>
+          <w:top w:space="0" w:sz="0" w:val="nil"/>
+          <w:left w:space="0" w:sz="0" w:val="nil"/>
+          <w:bottom w:space="0" w:sz="0" w:val="nil"/>
+          <w:right w:space="0" w:sz="0" w:val="nil"/>
+          <w:between w:space="0" w:sz="0" w:val="nil"/>
+        </w:pBdr>
+        <w:shd w:fill="auto" w:val="clear"/>
+        <w:spacing w:after="0" w:before="0" w:line="276" w:lineRule="auto"/>
+        <w:ind w:left="0" w:right="0" w:firstLine="0"/>
+        <w:jc w:val="left"/>
+        <w:rPr>
+          <w:rFonts w:ascii="Calibri" w:cs="Calibri" w:eastAsia="Calibri" w:hAnsi="Calibri"/>
+          <w:b w:val="1"/>
+          <w:bCs w:val="1"/>
+          <w:sz w:val="28"/>
+          <w:szCs w:val="28"/>
+        </w:rPr>
+      </w:pPr>
+      <w:r>
+        <w:rPr>
+          <w:rtl w:val="0"/>
+        </w:rPr>
+      </w:r>
+    </w:p>
+    <w:p>
+      <w:pPr>
+        <w:rPr>
+          <w:rFonts w:ascii="Calibri" w:cs="Calibri" w:eastAsia="Calibri" w:hAnsi="Calibri"/>
+          <w:color w:val="343a40"/>
+          <w:sz w:val="28"/>
+          <w:szCs w:val="28"/>
+          <w:highlight w:val="white"/>
+        </w:rPr>
+      </w:pPr>
+      <w:r>
+        <w:rPr>
+          <w:rFonts w:ascii="Calibri" w:cs="Calibri" w:eastAsia="Calibri" w:hAnsi="Calibri"/>
+          <w:color w:val="343a40"/>
+          <w:sz w:val="28"/>
+          <w:szCs w:val="28"/>
+          <w:highlight w:val="white"/>
+          <w:rtl w:val="0"/>
+        </w:rPr>
+        <w:t xml:space="preserve">To ensure that each team member contributes roughly equally to the project, the work will be divided into three main parts.</w:t>
+      </w:r>
+    </w:p>
+    <w:p>
+      <w:pPr>
+        <w:rPr>
+          <w:rFonts w:ascii="Calibri" w:cs="Calibri" w:eastAsia="Calibri" w:hAnsi="Calibri"/>
+          <w:color w:val="343a40"/>
+          <w:sz w:val="28"/>
+          <w:szCs w:val="28"/>
+          <w:highlight w:val="white"/>
+        </w:rPr>
+      </w:pPr>
+      <w:r>
+        <w:rPr>
+          <w:rtl w:val="0"/>
+        </w:rPr>
+      </w:r>
+    </w:p>
+    <w:p>
+      <w:pPr>
+        <w:rPr>
+          <w:rFonts w:ascii="Calibri" w:cs="Calibri" w:eastAsia="Calibri" w:hAnsi="Calibri"/>
+          <w:color w:val="343a40"/>
+          <w:sz w:val="28"/>
+          <w:szCs w:val="28"/>
+          <w:highlight w:val="white"/>
+        </w:rPr>
+      </w:pPr>
+      <w:r>
+        <w:rPr>
+          <w:rFonts w:ascii="Calibri" w:cs="Calibri" w:eastAsia="Calibri" w:hAnsi="Calibri"/>
+          <w:color w:val="343a40"/>
+          <w:sz w:val="28"/>
+          <w:szCs w:val="28"/>
+          <w:highlight w:val="white"/>
+          <w:rtl w:val="0"/>
+        </w:rPr>
+        <w:t xml:space="preserve">Ruodan Deng will be responsible for data cleaning and preprocessing, including handling missing values and preparing the dataset for analysis.</w:t>
+      </w:r>
+    </w:p>
+    <w:p>
+      <w:pPr>
+        <w:rPr>
+          <w:rFonts w:ascii="Calibri" w:cs="Calibri" w:eastAsia="Calibri" w:hAnsi="Calibri"/>
+          <w:color w:val="343a40"/>
+          <w:sz w:val="28"/>
+          <w:szCs w:val="28"/>
+          <w:highlight w:val="white"/>
+        </w:rPr>
+      </w:pPr>
+      <w:r>
+        <w:rPr>
+          <w:rtl w:val="0"/>
+        </w:rPr>
+      </w:r>
+    </w:p>
+    <w:p>
+      <w:pPr>
+        <w:rPr>
+          <w:rFonts w:ascii="Calibri" w:cs="Calibri" w:eastAsia="Calibri" w:hAnsi="Calibri"/>
+          <w:color w:val="343a40"/>
+          <w:sz w:val="28"/>
+          <w:szCs w:val="28"/>
+          <w:highlight w:val="white"/>
+        </w:rPr>
+      </w:pPr>
+      <w:r>
+        <w:rPr>
+          <w:rFonts w:ascii="Calibri" w:cs="Calibri" w:eastAsia="Calibri" w:hAnsi="Calibri"/>
+          <w:color w:val="343a40"/>
+          <w:sz w:val="28"/>
+          <w:szCs w:val="28"/>
+          <w:highlight w:val="white"/>
+          <w:rtl w:val="0"/>
+        </w:rPr>
+        <w:t xml:space="preserve">Leyi He</w:t>
+      </w:r>
+      <w:r>
+        <w:rPr>
+          <w:rFonts w:ascii="Calibri" w:cs="Calibri" w:eastAsia="Calibri" w:hAnsi="Calibri"/>
+          <w:color w:val="343a40"/>
+          <w:sz w:val="28"/>
+          <w:szCs w:val="28"/>
+          <w:highlight w:val="white"/>
+          <w:rtl w:val="0"/>
+        </w:rPr>
+        <w:t xml:space="preserve"> will focus on building the Bayesian models, including specifying the regression model and the hierarchical model structure.</w:t>
+      </w:r>
+    </w:p>
+    <w:p>
+      <w:pPr>
+        <w:rPr>
+          <w:rFonts w:ascii="Calibri" w:cs="Calibri" w:eastAsia="Calibri" w:hAnsi="Calibri"/>
+          <w:color w:val="343a40"/>
+          <w:sz w:val="28"/>
+          <w:szCs w:val="28"/>
+          <w:highlight w:val="white"/>
+        </w:rPr>
+      </w:pPr>
+      <w:r>
+        <w:rPr>
+          <w:rtl w:val="0"/>
+        </w:rPr>
+      </w:r>
+    </w:p>
+    <w:p>
+      <w:pPr>
+        <w:rPr>
+          <w:rFonts w:ascii="Calibri" w:cs="Calibri" w:eastAsia="Calibri" w:hAnsi="Calibri"/>
+          <w:color w:val="343a40"/>
+          <w:sz w:val="28"/>
+          <w:szCs w:val="28"/>
+          <w:highlight w:val="white"/>
+        </w:rPr>
+      </w:pPr>
+      <w:r>
+        <w:rPr>
+          <w:rFonts w:ascii="Calibri" w:cs="Calibri" w:eastAsia="Calibri" w:hAnsi="Calibri"/>
+          <w:color w:val="343a40"/>
+          <w:sz w:val="28"/>
+          <w:szCs w:val="28"/>
+          <w:highlight w:val="white"/>
+          <w:rtl w:val="0"/>
+        </w:rPr>
+        <w:t xml:space="preserve">Xiaomeng Zhou will be responsible for posterior inference, including implementing importance sampling and MCMC methods in Stan to obtain posterior distributions and generate visualizations.</w:t>
+      </w:r>
+    </w:p>
+    <w:p>
+      <w:pPr>
+        <w:rPr>
+          <w:rFonts w:ascii="Calibri" w:cs="Calibri" w:eastAsia="Calibri" w:hAnsi="Calibri"/>
+          <w:color w:val="343a40"/>
+          <w:sz w:val="28"/>
+          <w:szCs w:val="28"/>
+          <w:highlight w:val="white"/>
+        </w:rPr>
+      </w:pPr>
+      <w:r>
+        <w:rPr>
+          <w:rtl w:val="0"/>
+        </w:rPr>
+      </w:r>
+    </w:p>
+    <w:p>
+      <w:pPr>
+        <w:rPr>
+          <w:rFonts w:ascii="Calibri" w:cs="Calibri" w:eastAsia="Calibri" w:hAnsi="Calibri"/>
+          <w:color w:val="343a40"/>
+          <w:sz w:val="28"/>
+          <w:szCs w:val="28"/>
+          <w:highlight w:val="white"/>
+        </w:rPr>
+      </w:pPr>
+      <w:r>
+        <w:rPr>
+          <w:rFonts w:ascii="Calibri" w:cs="Calibri" w:eastAsia="Calibri" w:hAnsi="Calibri"/>
+          <w:color w:val="343a40"/>
+          <w:sz w:val="28"/>
+          <w:szCs w:val="28"/>
+          <w:highlight w:val="white"/>
+          <w:rtl w:val="0"/>
+        </w:rPr>
+        <w:t xml:space="preserve">All team members will collaborate on interpreting the results and writing the final report.</w:t>
       </w:r>
     </w:p>
     <w:p>

--- a/405 proposal.docx
+++ b/405 proposal.docx
@@ -149,6 +149,23 @@
     </w:p>
     <w:p>
       <w:pPr>
+        <w:pStyle w:val="Heading2"/>
+        <w:keepNext w:val="0"/>
+        <w:keepLines w:val="0"/>
+        <w:spacing w:before="280" w:lineRule="auto"/>
+        <w:rPr/>
+      </w:pPr>
+      <w:bookmarkStart w:colFirst="0" w:colLast="0" w:name="_jo32qt5bwbu6" w:id="4"/>
+      <w:bookmarkEnd w:id="4"/>
+      <w:r>
+        <w:rPr>
+          <w:rtl w:val="0"/>
+        </w:rPr>
+        <w:t xml:space="preserve">Dataset description</w:t>
+      </w:r>
+    </w:p>
+    <w:p>
+      <w:pPr>
         <w:pStyle w:val="Heading3"/>
         <w:keepNext w:val="0"/>
         <w:keepLines w:val="0"/>
@@ -158,19 +175,23 @@
           <w:b w:val="1"/>
           <w:bCs w:val="1"/>
           <w:color w:val="000000"/>
+          <w:sz w:val="26"/>
+          <w:szCs w:val="26"/>
         </w:rPr>
       </w:pPr>
-      <w:bookmarkStart w:colFirst="0" w:colLast="0" w:name="_jo32qt5bwbu6" w:id="4"/>
-      <w:bookmarkEnd w:id="4"/>
+      <w:bookmarkStart w:colFirst="0" w:colLast="0" w:name="_1wuiqdu1cki" w:id="5"/>
+      <w:bookmarkEnd w:id="5"/>
       <w:r>
         <w:rPr>
           <w:rFonts w:ascii="Calibri" w:cs="Calibri" w:eastAsia="Calibri" w:hAnsi="Calibri"/>
           <w:b w:val="1"/>
           <w:bCs w:val="1"/>
           <w:color w:val="000000"/>
-          <w:rtl w:val="0"/>
-        </w:rPr>
-        <w:t xml:space="preserve">Dataset description</w:t>
+          <w:sz w:val="26"/>
+          <w:szCs w:val="26"/>
+          <w:rtl w:val="0"/>
+        </w:rPr>
+        <w:t xml:space="preserve">Main Dataset</w:t>
       </w:r>
     </w:p>
     <w:p>
@@ -209,43 +230,26 @@
           <w:szCs w:val="28"/>
           <w:rtl w:val="0"/>
         </w:rPr>
-        <w:t xml:space="preserve"> as the main dataset, which contains housing records from Bengaluru, India. The original dataset has </w:t>
-      </w:r>
-      <w:r>
-        <w:rPr>
-          <w:rFonts w:ascii="Calibri" w:cs="Calibri" w:eastAsia="Calibri" w:hAnsi="Calibri"/>
-          <w:sz w:val="28"/>
-          <w:szCs w:val="28"/>
-          <w:rtl w:val="0"/>
-        </w:rPr>
-        <w:t xml:space="preserve">13,320 observations and 9 variables</w:t>
-      </w:r>
-      <w:r>
-        <w:rPr>
-          <w:rFonts w:ascii="Calibri" w:cs="Calibri" w:eastAsia="Calibri" w:hAnsi="Calibri"/>
-          <w:sz w:val="28"/>
-          <w:szCs w:val="28"/>
-          <w:rtl w:val="0"/>
-        </w:rPr>
-        <w:t xml:space="preserve">, with </w:t>
-      </w:r>
-      <w:r>
-        <w:rPr>
-          <w:rFonts w:ascii="Calibri" w:cs="Calibri" w:eastAsia="Calibri" w:hAnsi="Calibri"/>
-          <w:sz w:val="28"/>
-          <w:szCs w:val="28"/>
-          <w:rtl w:val="0"/>
-        </w:rPr>
-        <w:t xml:space="preserve">house price</w:t>
-      </w:r>
-      <w:r>
-        <w:rPr>
-          <w:rFonts w:ascii="Calibri" w:cs="Calibri" w:eastAsia="Calibri" w:hAnsi="Calibri"/>
-          <w:sz w:val="28"/>
-          <w:szCs w:val="28"/>
-          <w:rtl w:val="0"/>
-        </w:rPr>
-        <w:t xml:space="preserve"> as the main response variable. The original variables include:</w:t>
+        <w:t xml:space="preserve"> as the main dataset, which contains residential housing records from Bengaluru, India. The dataset is publicly available on Kaggle and is commonly used for housing price analysis and prediction tasks. The original dataset contains 13,320 observations and 9 variables, with house price as the main response variable. The variables describe different structural and location-related characteristics of residential properties.</w:t>
+      </w:r>
+    </w:p>
+    <w:p>
+      <w:pPr>
+        <w:spacing w:after="240" w:before="240" w:lineRule="auto"/>
+        <w:rPr>
+          <w:rFonts w:ascii="Calibri" w:cs="Calibri" w:eastAsia="Calibri" w:hAnsi="Calibri"/>
+          <w:sz w:val="28"/>
+          <w:szCs w:val="28"/>
+        </w:rPr>
+      </w:pPr>
+      <w:r>
+        <w:rPr>
+          <w:rFonts w:ascii="Calibri" w:cs="Calibri" w:eastAsia="Calibri" w:hAnsi="Calibri"/>
+          <w:sz w:val="28"/>
+          <w:szCs w:val="28"/>
+          <w:rtl w:val="0"/>
+        </w:rPr>
+        <w:t xml:space="preserve">The original variables include:</w:t>
       </w:r>
     </w:p>
     <w:p>
@@ -269,7 +273,16 @@
           <w:szCs w:val="28"/>
           <w:rtl w:val="0"/>
         </w:rPr>
-        <w:t xml:space="preserve">area_type: type of area measurement</w:t>
+        <w:t xml:space="preserve">area_type</w:t>
+      </w:r>
+      <w:r>
+        <w:rPr>
+          <w:rFonts w:ascii="Calibri" w:cs="Calibri" w:eastAsia="Calibri" w:hAnsi="Calibri"/>
+          <w:sz w:val="28"/>
+          <w:szCs w:val="28"/>
+          <w:rtl w:val="0"/>
+        </w:rPr>
+        <w:t xml:space="preserve">: type of area measurement</w:t>
         <w:br w:type="textWrapping"/>
       </w:r>
     </w:p>
@@ -294,7 +307,16 @@
           <w:szCs w:val="28"/>
           <w:rtl w:val="0"/>
         </w:rPr>
-        <w:t xml:space="preserve">availability: availability status of the property</w:t>
+        <w:t xml:space="preserve">availability</w:t>
+      </w:r>
+      <w:r>
+        <w:rPr>
+          <w:rFonts w:ascii="Calibri" w:cs="Calibri" w:eastAsia="Calibri" w:hAnsi="Calibri"/>
+          <w:sz w:val="28"/>
+          <w:szCs w:val="28"/>
+          <w:rtl w:val="0"/>
+        </w:rPr>
+        <w:t xml:space="preserve">: availability status of the property</w:t>
         <w:br w:type="textWrapping"/>
       </w:r>
     </w:p>
@@ -319,7 +341,16 @@
           <w:szCs w:val="28"/>
           <w:rtl w:val="0"/>
         </w:rPr>
-        <w:t xml:space="preserve">location: neighborhood/location of the property</w:t>
+        <w:t xml:space="preserve">location</w:t>
+      </w:r>
+      <w:r>
+        <w:rPr>
+          <w:rFonts w:ascii="Calibri" w:cs="Calibri" w:eastAsia="Calibri" w:hAnsi="Calibri"/>
+          <w:sz w:val="28"/>
+          <w:szCs w:val="28"/>
+          <w:rtl w:val="0"/>
+        </w:rPr>
+        <w:t xml:space="preserve">: neighborhood/location of the property</w:t>
         <w:br w:type="textWrapping"/>
       </w:r>
     </w:p>
@@ -344,7 +375,16 @@
           <w:szCs w:val="28"/>
           <w:rtl w:val="0"/>
         </w:rPr>
-        <w:t xml:space="preserve">size: housing configuration, such as 2 BHK or 4 Bedroom</w:t>
+        <w:t xml:space="preserve">size</w:t>
+      </w:r>
+      <w:r>
+        <w:rPr>
+          <w:rFonts w:ascii="Calibri" w:cs="Calibri" w:eastAsia="Calibri" w:hAnsi="Calibri"/>
+          <w:sz w:val="28"/>
+          <w:szCs w:val="28"/>
+          <w:rtl w:val="0"/>
+        </w:rPr>
+        <w:t xml:space="preserve">: housing configuration, such as 2 BHK or 4 Bedroom</w:t>
         <w:br w:type="textWrapping"/>
       </w:r>
     </w:p>
@@ -369,7 +409,16 @@
           <w:szCs w:val="28"/>
           <w:rtl w:val="0"/>
         </w:rPr>
-        <w:t xml:space="preserve">society: society or apartment complex name</w:t>
+        <w:t xml:space="preserve">society</w:t>
+      </w:r>
+      <w:r>
+        <w:rPr>
+          <w:rFonts w:ascii="Calibri" w:cs="Calibri" w:eastAsia="Calibri" w:hAnsi="Calibri"/>
+          <w:sz w:val="28"/>
+          <w:szCs w:val="28"/>
+          <w:rtl w:val="0"/>
+        </w:rPr>
+        <w:t xml:space="preserve">: society or apartment complex name</w:t>
         <w:br w:type="textWrapping"/>
       </w:r>
     </w:p>
@@ -394,7 +443,16 @@
           <w:szCs w:val="28"/>
           <w:rtl w:val="0"/>
         </w:rPr>
-        <w:t xml:space="preserve">total_sqft: total square footage</w:t>
+        <w:t xml:space="preserve">total_sqft</w:t>
+      </w:r>
+      <w:r>
+        <w:rPr>
+          <w:rFonts w:ascii="Calibri" w:cs="Calibri" w:eastAsia="Calibri" w:hAnsi="Calibri"/>
+          <w:sz w:val="28"/>
+          <w:szCs w:val="28"/>
+          <w:rtl w:val="0"/>
+        </w:rPr>
+        <w:t xml:space="preserve">: total square footage</w:t>
         <w:br w:type="textWrapping"/>
       </w:r>
     </w:p>
@@ -419,7 +477,16 @@
           <w:szCs w:val="28"/>
           <w:rtl w:val="0"/>
         </w:rPr>
-        <w:t xml:space="preserve">bath: number of bathrooms</w:t>
+        <w:t xml:space="preserve">bath</w:t>
+      </w:r>
+      <w:r>
+        <w:rPr>
+          <w:rFonts w:ascii="Calibri" w:cs="Calibri" w:eastAsia="Calibri" w:hAnsi="Calibri"/>
+          <w:sz w:val="28"/>
+          <w:szCs w:val="28"/>
+          <w:rtl w:val="0"/>
+        </w:rPr>
+        <w:t xml:space="preserve">: number of bathrooms</w:t>
         <w:br w:type="textWrapping"/>
       </w:r>
     </w:p>
@@ -444,7 +511,16 @@
           <w:szCs w:val="28"/>
           <w:rtl w:val="0"/>
         </w:rPr>
-        <w:t xml:space="preserve">balcony: number of balconies</w:t>
+        <w:t xml:space="preserve">balcony</w:t>
+      </w:r>
+      <w:r>
+        <w:rPr>
+          <w:rFonts w:ascii="Calibri" w:cs="Calibri" w:eastAsia="Calibri" w:hAnsi="Calibri"/>
+          <w:sz w:val="28"/>
+          <w:szCs w:val="28"/>
+          <w:rtl w:val="0"/>
+        </w:rPr>
+        <w:t xml:space="preserve">: number of balconies</w:t>
         <w:br w:type="textWrapping"/>
       </w:r>
     </w:p>
@@ -469,16 +545,24 @@
           <w:szCs w:val="28"/>
           <w:rtl w:val="0"/>
         </w:rPr>
-        <w:t xml:space="preserve">price: house price</w:t>
+        <w:t xml:space="preserve">price</w:t>
+      </w:r>
+      <w:r>
+        <w:rPr>
+          <w:rFonts w:ascii="Calibri" w:cs="Calibri" w:eastAsia="Calibri" w:hAnsi="Calibri"/>
+          <w:sz w:val="28"/>
+          <w:szCs w:val="28"/>
+          <w:rtl w:val="0"/>
+        </w:rPr>
+        <w:t xml:space="preserve">: house price</w:t>
       </w:r>
     </w:p>
     <w:p>
       <w:pPr>
         <w:spacing w:after="240" w:before="240" w:lineRule="auto"/>
-        <w:rPr>
-          <w:rFonts w:ascii="Calibri" w:cs="Calibri" w:eastAsia="Calibri" w:hAnsi="Calibri"/>
-          <w:i w:val="1"/>
-          <w:iCs w:val="1"/>
+        <w:ind w:left="0" w:firstLine="0"/>
+        <w:rPr>
+          <w:rFonts w:ascii="Calibri" w:cs="Calibri" w:eastAsia="Calibri" w:hAnsi="Calibri"/>
           <w:sz w:val="28"/>
           <w:szCs w:val="28"/>
         </w:rPr>
@@ -490,18 +574,2170 @@
           <w:szCs w:val="28"/>
           <w:rtl w:val="0"/>
         </w:rPr>
-        <w:t xml:space="preserve">Source: Kaggle – </w:t>
-      </w:r>
-      <w:r>
-        <w:rPr>
-          <w:rFonts w:ascii="Calibri" w:cs="Calibri" w:eastAsia="Calibri" w:hAnsi="Calibri"/>
-          <w:i w:val="1"/>
-          <w:iCs w:val="1"/>
-          <w:sz w:val="28"/>
-          <w:szCs w:val="28"/>
-          <w:rtl w:val="0"/>
-        </w:rPr>
-        <w:t xml:space="preserve">Bengaluru House Price Data</w:t>
+        <w:t xml:space="preserve">Example rows from the dataset:</w:t>
+      </w:r>
+    </w:p>
+    <w:tbl>
+      <w:tblPr>
+        <w:tblStyle w:val="Table1"/>
+        <w:tblW w:w="9029.0" w:type="dxa"/>
+        <w:jc w:val="left"/>
+        <w:tblBorders>
+          <w:top w:color="000000" w:space="0" w:sz="8" w:val="single"/>
+          <w:left w:color="000000" w:space="0" w:sz="8" w:val="single"/>
+          <w:bottom w:color="000000" w:space="0" w:sz="8" w:val="single"/>
+          <w:right w:color="000000" w:space="0" w:sz="8" w:val="single"/>
+          <w:insideH w:color="000000" w:space="0" w:sz="8" w:val="single"/>
+          <w:insideV w:color="000000" w:space="0" w:sz="8" w:val="single"/>
+        </w:tblBorders>
+        <w:tblLayout w:type="fixed"/>
+        <w:tblLook w:val="0600"/>
+      </w:tblPr>
+      <w:tblGrid>
+        <w:gridCol w:w="1003.2222222222222"/>
+        <w:gridCol w:w="1003.2222222222222"/>
+        <w:gridCol w:w="1003.2222222222222"/>
+        <w:gridCol w:w="1003.2222222222222"/>
+        <w:gridCol w:w="1003.2222222222222"/>
+        <w:gridCol w:w="1003.2222222222222"/>
+        <w:gridCol w:w="1003.2222222222222"/>
+        <w:gridCol w:w="1003.2222222222222"/>
+        <w:gridCol w:w="1003.2222222222222"/>
+        <w:tblGridChange w:id="0">
+          <w:tblGrid>
+            <w:gridCol w:w="1003.2222222222222"/>
+            <w:gridCol w:w="1003.2222222222222"/>
+            <w:gridCol w:w="1003.2222222222222"/>
+            <w:gridCol w:w="1003.2222222222222"/>
+            <w:gridCol w:w="1003.2222222222222"/>
+            <w:gridCol w:w="1003.2222222222222"/>
+            <w:gridCol w:w="1003.2222222222222"/>
+            <w:gridCol w:w="1003.2222222222222"/>
+            <w:gridCol w:w="1003.2222222222222"/>
+          </w:tblGrid>
+        </w:tblGridChange>
+      </w:tblGrid>
+      <w:tr>
+        <w:trPr>
+          <w:cantSplit w:val="0"/>
+          <w:tblHeader w:val="0"/>
+        </w:trPr>
+        <w:tc>
+          <w:tcPr>
+            <w:tcBorders>
+              <w:top w:color="000000" w:space="0" w:sz="0" w:val="nil"/>
+              <w:left w:color="000000" w:space="0" w:sz="0" w:val="nil"/>
+              <w:bottom w:color="000000" w:space="0" w:sz="0" w:val="nil"/>
+              <w:right w:color="000000" w:space="0" w:sz="0" w:val="nil"/>
+            </w:tcBorders>
+            <w:tcMar>
+              <w:top w:w="100.0" w:type="dxa"/>
+              <w:left w:w="100.0" w:type="dxa"/>
+              <w:bottom w:w="100.0" w:type="dxa"/>
+              <w:right w:w="100.0" w:type="dxa"/>
+            </w:tcMar>
+            <w:vAlign w:val="top"/>
+          </w:tcPr>
+          <w:p>
+            <w:pPr>
+              <w:widowControl w:val="0"/>
+              <w:spacing w:line="240" w:lineRule="auto"/>
+              <w:jc w:val="center"/>
+              <w:rPr>
+                <w:rFonts w:ascii="Calibri" w:cs="Calibri" w:eastAsia="Calibri" w:hAnsi="Calibri"/>
+                <w:sz w:val="28"/>
+                <w:szCs w:val="28"/>
+              </w:rPr>
+            </w:pPr>
+            <w:r>
+              <w:rPr>
+                <w:rFonts w:ascii="Calibri" w:cs="Calibri" w:eastAsia="Calibri" w:hAnsi="Calibri"/>
+                <w:b w:val="1"/>
+                <w:bCs w:val="1"/>
+                <w:sz w:val="28"/>
+                <w:szCs w:val="28"/>
+                <w:rtl w:val="0"/>
+              </w:rPr>
+              <w:t xml:space="preserve">area_type</w:t>
+            </w:r>
+            <w:r>
+              <w:rPr>
+                <w:rtl w:val="0"/>
+              </w:rPr>
+            </w:r>
+          </w:p>
+        </w:tc>
+        <w:tc>
+          <w:tcPr>
+            <w:tcBorders>
+              <w:top w:color="000000" w:space="0" w:sz="0" w:val="nil"/>
+              <w:left w:color="000000" w:space="0" w:sz="0" w:val="nil"/>
+              <w:bottom w:color="000000" w:space="0" w:sz="0" w:val="nil"/>
+              <w:right w:color="000000" w:space="0" w:sz="0" w:val="nil"/>
+            </w:tcBorders>
+            <w:tcMar>
+              <w:top w:w="100.0" w:type="dxa"/>
+              <w:left w:w="100.0" w:type="dxa"/>
+              <w:bottom w:w="100.0" w:type="dxa"/>
+              <w:right w:w="100.0" w:type="dxa"/>
+            </w:tcMar>
+            <w:vAlign w:val="top"/>
+          </w:tcPr>
+          <w:p>
+            <w:pPr>
+              <w:widowControl w:val="0"/>
+              <w:spacing w:line="240" w:lineRule="auto"/>
+              <w:jc w:val="center"/>
+              <w:rPr>
+                <w:rFonts w:ascii="Calibri" w:cs="Calibri" w:eastAsia="Calibri" w:hAnsi="Calibri"/>
+                <w:sz w:val="28"/>
+                <w:szCs w:val="28"/>
+              </w:rPr>
+            </w:pPr>
+            <w:r>
+              <w:rPr>
+                <w:rFonts w:ascii="Calibri" w:cs="Calibri" w:eastAsia="Calibri" w:hAnsi="Calibri"/>
+                <w:b w:val="1"/>
+                <w:bCs w:val="1"/>
+                <w:sz w:val="28"/>
+                <w:szCs w:val="28"/>
+                <w:rtl w:val="0"/>
+              </w:rPr>
+              <w:t xml:space="preserve">availability</w:t>
+            </w:r>
+            <w:r>
+              <w:rPr>
+                <w:rtl w:val="0"/>
+              </w:rPr>
+            </w:r>
+          </w:p>
+        </w:tc>
+        <w:tc>
+          <w:tcPr>
+            <w:tcBorders>
+              <w:top w:color="000000" w:space="0" w:sz="0" w:val="nil"/>
+              <w:left w:color="000000" w:space="0" w:sz="0" w:val="nil"/>
+              <w:bottom w:color="000000" w:space="0" w:sz="0" w:val="nil"/>
+              <w:right w:color="000000" w:space="0" w:sz="0" w:val="nil"/>
+            </w:tcBorders>
+            <w:tcMar>
+              <w:top w:w="100.0" w:type="dxa"/>
+              <w:left w:w="100.0" w:type="dxa"/>
+              <w:bottom w:w="100.0" w:type="dxa"/>
+              <w:right w:w="100.0" w:type="dxa"/>
+            </w:tcMar>
+            <w:vAlign w:val="top"/>
+          </w:tcPr>
+          <w:p>
+            <w:pPr>
+              <w:widowControl w:val="0"/>
+              <w:spacing w:line="240" w:lineRule="auto"/>
+              <w:jc w:val="center"/>
+              <w:rPr>
+                <w:rFonts w:ascii="Calibri" w:cs="Calibri" w:eastAsia="Calibri" w:hAnsi="Calibri"/>
+                <w:sz w:val="28"/>
+                <w:szCs w:val="28"/>
+              </w:rPr>
+            </w:pPr>
+            <w:r>
+              <w:rPr>
+                <w:rFonts w:ascii="Calibri" w:cs="Calibri" w:eastAsia="Calibri" w:hAnsi="Calibri"/>
+                <w:b w:val="1"/>
+                <w:bCs w:val="1"/>
+                <w:sz w:val="28"/>
+                <w:szCs w:val="28"/>
+                <w:rtl w:val="0"/>
+              </w:rPr>
+              <w:t xml:space="preserve">location</w:t>
+            </w:r>
+            <w:r>
+              <w:rPr>
+                <w:rtl w:val="0"/>
+              </w:rPr>
+            </w:r>
+          </w:p>
+        </w:tc>
+        <w:tc>
+          <w:tcPr>
+            <w:tcBorders>
+              <w:top w:color="000000" w:space="0" w:sz="0" w:val="nil"/>
+              <w:left w:color="000000" w:space="0" w:sz="0" w:val="nil"/>
+              <w:bottom w:color="000000" w:space="0" w:sz="0" w:val="nil"/>
+              <w:right w:color="000000" w:space="0" w:sz="0" w:val="nil"/>
+            </w:tcBorders>
+            <w:tcMar>
+              <w:top w:w="100.0" w:type="dxa"/>
+              <w:left w:w="100.0" w:type="dxa"/>
+              <w:bottom w:w="100.0" w:type="dxa"/>
+              <w:right w:w="100.0" w:type="dxa"/>
+            </w:tcMar>
+            <w:vAlign w:val="top"/>
+          </w:tcPr>
+          <w:p>
+            <w:pPr>
+              <w:widowControl w:val="0"/>
+              <w:spacing w:line="240" w:lineRule="auto"/>
+              <w:jc w:val="center"/>
+              <w:rPr>
+                <w:rFonts w:ascii="Calibri" w:cs="Calibri" w:eastAsia="Calibri" w:hAnsi="Calibri"/>
+                <w:sz w:val="28"/>
+                <w:szCs w:val="28"/>
+              </w:rPr>
+            </w:pPr>
+            <w:r>
+              <w:rPr>
+                <w:rFonts w:ascii="Calibri" w:cs="Calibri" w:eastAsia="Calibri" w:hAnsi="Calibri"/>
+                <w:b w:val="1"/>
+                <w:bCs w:val="1"/>
+                <w:sz w:val="28"/>
+                <w:szCs w:val="28"/>
+                <w:rtl w:val="0"/>
+              </w:rPr>
+              <w:t xml:space="preserve">size</w:t>
+            </w:r>
+            <w:r>
+              <w:rPr>
+                <w:rtl w:val="0"/>
+              </w:rPr>
+            </w:r>
+          </w:p>
+        </w:tc>
+        <w:tc>
+          <w:tcPr>
+            <w:tcBorders>
+              <w:top w:color="000000" w:space="0" w:sz="0" w:val="nil"/>
+              <w:left w:color="000000" w:space="0" w:sz="0" w:val="nil"/>
+              <w:bottom w:color="000000" w:space="0" w:sz="0" w:val="nil"/>
+              <w:right w:color="000000" w:space="0" w:sz="0" w:val="nil"/>
+            </w:tcBorders>
+            <w:tcMar>
+              <w:top w:w="100.0" w:type="dxa"/>
+              <w:left w:w="100.0" w:type="dxa"/>
+              <w:bottom w:w="100.0" w:type="dxa"/>
+              <w:right w:w="100.0" w:type="dxa"/>
+            </w:tcMar>
+            <w:vAlign w:val="top"/>
+          </w:tcPr>
+          <w:p>
+            <w:pPr>
+              <w:widowControl w:val="0"/>
+              <w:spacing w:line="240" w:lineRule="auto"/>
+              <w:jc w:val="center"/>
+              <w:rPr>
+                <w:rFonts w:ascii="Calibri" w:cs="Calibri" w:eastAsia="Calibri" w:hAnsi="Calibri"/>
+                <w:sz w:val="28"/>
+                <w:szCs w:val="28"/>
+              </w:rPr>
+            </w:pPr>
+            <w:r>
+              <w:rPr>
+                <w:rFonts w:ascii="Calibri" w:cs="Calibri" w:eastAsia="Calibri" w:hAnsi="Calibri"/>
+                <w:b w:val="1"/>
+                <w:bCs w:val="1"/>
+                <w:sz w:val="28"/>
+                <w:szCs w:val="28"/>
+                <w:rtl w:val="0"/>
+              </w:rPr>
+              <w:t xml:space="preserve">society</w:t>
+            </w:r>
+            <w:r>
+              <w:rPr>
+                <w:rtl w:val="0"/>
+              </w:rPr>
+            </w:r>
+          </w:p>
+        </w:tc>
+        <w:tc>
+          <w:tcPr>
+            <w:tcBorders>
+              <w:top w:color="000000" w:space="0" w:sz="0" w:val="nil"/>
+              <w:left w:color="000000" w:space="0" w:sz="0" w:val="nil"/>
+              <w:bottom w:color="000000" w:space="0" w:sz="0" w:val="nil"/>
+              <w:right w:color="000000" w:space="0" w:sz="0" w:val="nil"/>
+            </w:tcBorders>
+            <w:tcMar>
+              <w:top w:w="100.0" w:type="dxa"/>
+              <w:left w:w="100.0" w:type="dxa"/>
+              <w:bottom w:w="100.0" w:type="dxa"/>
+              <w:right w:w="100.0" w:type="dxa"/>
+            </w:tcMar>
+            <w:vAlign w:val="top"/>
+          </w:tcPr>
+          <w:p>
+            <w:pPr>
+              <w:widowControl w:val="0"/>
+              <w:spacing w:line="240" w:lineRule="auto"/>
+              <w:jc w:val="center"/>
+              <w:rPr>
+                <w:rFonts w:ascii="Calibri" w:cs="Calibri" w:eastAsia="Calibri" w:hAnsi="Calibri"/>
+                <w:sz w:val="28"/>
+                <w:szCs w:val="28"/>
+              </w:rPr>
+            </w:pPr>
+            <w:r>
+              <w:rPr>
+                <w:rFonts w:ascii="Calibri" w:cs="Calibri" w:eastAsia="Calibri" w:hAnsi="Calibri"/>
+                <w:b w:val="1"/>
+                <w:bCs w:val="1"/>
+                <w:sz w:val="28"/>
+                <w:szCs w:val="28"/>
+                <w:rtl w:val="0"/>
+              </w:rPr>
+              <w:t xml:space="preserve">total_sqft</w:t>
+            </w:r>
+            <w:r>
+              <w:rPr>
+                <w:rtl w:val="0"/>
+              </w:rPr>
+            </w:r>
+          </w:p>
+        </w:tc>
+        <w:tc>
+          <w:tcPr>
+            <w:tcBorders>
+              <w:top w:color="000000" w:space="0" w:sz="0" w:val="nil"/>
+              <w:left w:color="000000" w:space="0" w:sz="0" w:val="nil"/>
+              <w:bottom w:color="000000" w:space="0" w:sz="0" w:val="nil"/>
+              <w:right w:color="000000" w:space="0" w:sz="0" w:val="nil"/>
+            </w:tcBorders>
+            <w:tcMar>
+              <w:top w:w="100.0" w:type="dxa"/>
+              <w:left w:w="100.0" w:type="dxa"/>
+              <w:bottom w:w="100.0" w:type="dxa"/>
+              <w:right w:w="100.0" w:type="dxa"/>
+            </w:tcMar>
+            <w:vAlign w:val="top"/>
+          </w:tcPr>
+          <w:p>
+            <w:pPr>
+              <w:widowControl w:val="0"/>
+              <w:spacing w:line="240" w:lineRule="auto"/>
+              <w:jc w:val="center"/>
+              <w:rPr>
+                <w:rFonts w:ascii="Calibri" w:cs="Calibri" w:eastAsia="Calibri" w:hAnsi="Calibri"/>
+                <w:sz w:val="28"/>
+                <w:szCs w:val="28"/>
+              </w:rPr>
+            </w:pPr>
+            <w:r>
+              <w:rPr>
+                <w:rFonts w:ascii="Calibri" w:cs="Calibri" w:eastAsia="Calibri" w:hAnsi="Calibri"/>
+                <w:b w:val="1"/>
+                <w:bCs w:val="1"/>
+                <w:sz w:val="28"/>
+                <w:szCs w:val="28"/>
+                <w:rtl w:val="0"/>
+              </w:rPr>
+              <w:t xml:space="preserve">bath</w:t>
+            </w:r>
+            <w:r>
+              <w:rPr>
+                <w:rtl w:val="0"/>
+              </w:rPr>
+            </w:r>
+          </w:p>
+        </w:tc>
+        <w:tc>
+          <w:tcPr>
+            <w:tcBorders>
+              <w:top w:color="000000" w:space="0" w:sz="0" w:val="nil"/>
+              <w:left w:color="000000" w:space="0" w:sz="0" w:val="nil"/>
+              <w:bottom w:color="000000" w:space="0" w:sz="0" w:val="nil"/>
+              <w:right w:color="000000" w:space="0" w:sz="0" w:val="nil"/>
+            </w:tcBorders>
+            <w:tcMar>
+              <w:top w:w="100.0" w:type="dxa"/>
+              <w:left w:w="100.0" w:type="dxa"/>
+              <w:bottom w:w="100.0" w:type="dxa"/>
+              <w:right w:w="100.0" w:type="dxa"/>
+            </w:tcMar>
+            <w:vAlign w:val="top"/>
+          </w:tcPr>
+          <w:p>
+            <w:pPr>
+              <w:widowControl w:val="0"/>
+              <w:spacing w:line="240" w:lineRule="auto"/>
+              <w:jc w:val="center"/>
+              <w:rPr>
+                <w:rFonts w:ascii="Calibri" w:cs="Calibri" w:eastAsia="Calibri" w:hAnsi="Calibri"/>
+                <w:sz w:val="28"/>
+                <w:szCs w:val="28"/>
+              </w:rPr>
+            </w:pPr>
+            <w:r>
+              <w:rPr>
+                <w:rFonts w:ascii="Calibri" w:cs="Calibri" w:eastAsia="Calibri" w:hAnsi="Calibri"/>
+                <w:b w:val="1"/>
+                <w:bCs w:val="1"/>
+                <w:sz w:val="28"/>
+                <w:szCs w:val="28"/>
+                <w:rtl w:val="0"/>
+              </w:rPr>
+              <w:t xml:space="preserve">balcony</w:t>
+            </w:r>
+            <w:r>
+              <w:rPr>
+                <w:rtl w:val="0"/>
+              </w:rPr>
+            </w:r>
+          </w:p>
+        </w:tc>
+        <w:tc>
+          <w:tcPr>
+            <w:tcBorders>
+              <w:top w:color="000000" w:space="0" w:sz="0" w:val="nil"/>
+              <w:left w:color="000000" w:space="0" w:sz="0" w:val="nil"/>
+              <w:bottom w:color="000000" w:space="0" w:sz="0" w:val="nil"/>
+              <w:right w:color="000000" w:space="0" w:sz="0" w:val="nil"/>
+            </w:tcBorders>
+            <w:tcMar>
+              <w:top w:w="100.0" w:type="dxa"/>
+              <w:left w:w="100.0" w:type="dxa"/>
+              <w:bottom w:w="100.0" w:type="dxa"/>
+              <w:right w:w="100.0" w:type="dxa"/>
+            </w:tcMar>
+            <w:vAlign w:val="top"/>
+          </w:tcPr>
+          <w:p>
+            <w:pPr>
+              <w:widowControl w:val="0"/>
+              <w:spacing w:line="240" w:lineRule="auto"/>
+              <w:jc w:val="center"/>
+              <w:rPr>
+                <w:rFonts w:ascii="Calibri" w:cs="Calibri" w:eastAsia="Calibri" w:hAnsi="Calibri"/>
+                <w:sz w:val="28"/>
+                <w:szCs w:val="28"/>
+              </w:rPr>
+            </w:pPr>
+            <w:r>
+              <w:rPr>
+                <w:rFonts w:ascii="Calibri" w:cs="Calibri" w:eastAsia="Calibri" w:hAnsi="Calibri"/>
+                <w:b w:val="1"/>
+                <w:bCs w:val="1"/>
+                <w:sz w:val="28"/>
+                <w:szCs w:val="28"/>
+                <w:rtl w:val="0"/>
+              </w:rPr>
+              <w:t xml:space="preserve">price</w:t>
+            </w:r>
+            <w:r>
+              <w:rPr>
+                <w:rtl w:val="0"/>
+              </w:rPr>
+            </w:r>
+          </w:p>
+        </w:tc>
+      </w:tr>
+      <w:tr>
+        <w:trPr>
+          <w:cantSplit w:val="0"/>
+          <w:tblHeader w:val="0"/>
+        </w:trPr>
+        <w:tc>
+          <w:tcPr>
+            <w:tcBorders>
+              <w:top w:color="000000" w:space="0" w:sz="0" w:val="nil"/>
+              <w:left w:color="000000" w:space="0" w:sz="0" w:val="nil"/>
+              <w:bottom w:color="000000" w:space="0" w:sz="0" w:val="nil"/>
+              <w:right w:color="000000" w:space="0" w:sz="0" w:val="nil"/>
+            </w:tcBorders>
+            <w:tcMar>
+              <w:top w:w="100.0" w:type="dxa"/>
+              <w:left w:w="100.0" w:type="dxa"/>
+              <w:bottom w:w="100.0" w:type="dxa"/>
+              <w:right w:w="100.0" w:type="dxa"/>
+            </w:tcMar>
+            <w:vAlign w:val="top"/>
+          </w:tcPr>
+          <w:p>
+            <w:pPr>
+              <w:widowControl w:val="0"/>
+              <w:spacing w:line="240" w:lineRule="auto"/>
+              <w:rPr>
+                <w:rFonts w:ascii="Calibri" w:cs="Calibri" w:eastAsia="Calibri" w:hAnsi="Calibri"/>
+                <w:sz w:val="28"/>
+                <w:szCs w:val="28"/>
+              </w:rPr>
+            </w:pPr>
+            <w:r>
+              <w:rPr>
+                <w:rFonts w:ascii="Calibri" w:cs="Calibri" w:eastAsia="Calibri" w:hAnsi="Calibri"/>
+                <w:sz w:val="28"/>
+                <w:szCs w:val="28"/>
+                <w:rtl w:val="0"/>
+              </w:rPr>
+              <w:t xml:space="preserve">Super built-up Area</w:t>
+            </w:r>
+          </w:p>
+        </w:tc>
+        <w:tc>
+          <w:tcPr>
+            <w:tcBorders>
+              <w:top w:color="000000" w:space="0" w:sz="0" w:val="nil"/>
+              <w:left w:color="000000" w:space="0" w:sz="0" w:val="nil"/>
+              <w:bottom w:color="000000" w:space="0" w:sz="0" w:val="nil"/>
+              <w:right w:color="000000" w:space="0" w:sz="0" w:val="nil"/>
+            </w:tcBorders>
+            <w:tcMar>
+              <w:top w:w="100.0" w:type="dxa"/>
+              <w:left w:w="100.0" w:type="dxa"/>
+              <w:bottom w:w="100.0" w:type="dxa"/>
+              <w:right w:w="100.0" w:type="dxa"/>
+            </w:tcMar>
+            <w:vAlign w:val="top"/>
+          </w:tcPr>
+          <w:p>
+            <w:pPr>
+              <w:widowControl w:val="0"/>
+              <w:spacing w:line="240" w:lineRule="auto"/>
+              <w:rPr>
+                <w:rFonts w:ascii="Calibri" w:cs="Calibri" w:eastAsia="Calibri" w:hAnsi="Calibri"/>
+                <w:sz w:val="28"/>
+                <w:szCs w:val="28"/>
+              </w:rPr>
+            </w:pPr>
+            <w:r>
+              <w:rPr>
+                <w:rFonts w:ascii="Calibri" w:cs="Calibri" w:eastAsia="Calibri" w:hAnsi="Calibri"/>
+                <w:sz w:val="28"/>
+                <w:szCs w:val="28"/>
+                <w:rtl w:val="0"/>
+              </w:rPr>
+              <w:t xml:space="preserve">19-Dec</w:t>
+            </w:r>
+          </w:p>
+        </w:tc>
+        <w:tc>
+          <w:tcPr>
+            <w:tcBorders>
+              <w:top w:color="000000" w:space="0" w:sz="0" w:val="nil"/>
+              <w:left w:color="000000" w:space="0" w:sz="0" w:val="nil"/>
+              <w:bottom w:color="000000" w:space="0" w:sz="0" w:val="nil"/>
+              <w:right w:color="000000" w:space="0" w:sz="0" w:val="nil"/>
+            </w:tcBorders>
+            <w:tcMar>
+              <w:top w:w="100.0" w:type="dxa"/>
+              <w:left w:w="100.0" w:type="dxa"/>
+              <w:bottom w:w="100.0" w:type="dxa"/>
+              <w:right w:w="100.0" w:type="dxa"/>
+            </w:tcMar>
+            <w:vAlign w:val="top"/>
+          </w:tcPr>
+          <w:p>
+            <w:pPr>
+              <w:widowControl w:val="0"/>
+              <w:spacing w:line="240" w:lineRule="auto"/>
+              <w:rPr>
+                <w:rFonts w:ascii="Calibri" w:cs="Calibri" w:eastAsia="Calibri" w:hAnsi="Calibri"/>
+                <w:sz w:val="28"/>
+                <w:szCs w:val="28"/>
+              </w:rPr>
+            </w:pPr>
+            <w:r>
+              <w:rPr>
+                <w:rFonts w:ascii="Calibri" w:cs="Calibri" w:eastAsia="Calibri" w:hAnsi="Calibri"/>
+                <w:sz w:val="28"/>
+                <w:szCs w:val="28"/>
+                <w:rtl w:val="0"/>
+              </w:rPr>
+              <w:t xml:space="preserve">Electronic City Phase II</w:t>
+            </w:r>
+          </w:p>
+        </w:tc>
+        <w:tc>
+          <w:tcPr>
+            <w:tcBorders>
+              <w:top w:color="000000" w:space="0" w:sz="0" w:val="nil"/>
+              <w:left w:color="000000" w:space="0" w:sz="0" w:val="nil"/>
+              <w:bottom w:color="000000" w:space="0" w:sz="0" w:val="nil"/>
+              <w:right w:color="000000" w:space="0" w:sz="0" w:val="nil"/>
+            </w:tcBorders>
+            <w:tcMar>
+              <w:top w:w="100.0" w:type="dxa"/>
+              <w:left w:w="100.0" w:type="dxa"/>
+              <w:bottom w:w="100.0" w:type="dxa"/>
+              <w:right w:w="100.0" w:type="dxa"/>
+            </w:tcMar>
+            <w:vAlign w:val="top"/>
+          </w:tcPr>
+          <w:p>
+            <w:pPr>
+              <w:widowControl w:val="0"/>
+              <w:spacing w:line="240" w:lineRule="auto"/>
+              <w:rPr>
+                <w:rFonts w:ascii="Calibri" w:cs="Calibri" w:eastAsia="Calibri" w:hAnsi="Calibri"/>
+                <w:sz w:val="28"/>
+                <w:szCs w:val="28"/>
+              </w:rPr>
+            </w:pPr>
+            <w:r>
+              <w:rPr>
+                <w:rFonts w:ascii="Calibri" w:cs="Calibri" w:eastAsia="Calibri" w:hAnsi="Calibri"/>
+                <w:sz w:val="28"/>
+                <w:szCs w:val="28"/>
+                <w:rtl w:val="0"/>
+              </w:rPr>
+              <w:t xml:space="preserve">2 BHK</w:t>
+            </w:r>
+          </w:p>
+        </w:tc>
+        <w:tc>
+          <w:tcPr>
+            <w:tcBorders>
+              <w:top w:color="000000" w:space="0" w:sz="0" w:val="nil"/>
+              <w:left w:color="000000" w:space="0" w:sz="0" w:val="nil"/>
+              <w:bottom w:color="000000" w:space="0" w:sz="0" w:val="nil"/>
+              <w:right w:color="000000" w:space="0" w:sz="0" w:val="nil"/>
+            </w:tcBorders>
+            <w:tcMar>
+              <w:top w:w="100.0" w:type="dxa"/>
+              <w:left w:w="100.0" w:type="dxa"/>
+              <w:bottom w:w="100.0" w:type="dxa"/>
+              <w:right w:w="100.0" w:type="dxa"/>
+            </w:tcMar>
+            <w:vAlign w:val="top"/>
+          </w:tcPr>
+          <w:p>
+            <w:pPr>
+              <w:widowControl w:val="0"/>
+              <w:spacing w:line="240" w:lineRule="auto"/>
+              <w:rPr>
+                <w:rFonts w:ascii="Calibri" w:cs="Calibri" w:eastAsia="Calibri" w:hAnsi="Calibri"/>
+                <w:sz w:val="28"/>
+                <w:szCs w:val="28"/>
+              </w:rPr>
+            </w:pPr>
+            <w:r>
+              <w:rPr>
+                <w:rFonts w:ascii="Calibri" w:cs="Calibri" w:eastAsia="Calibri" w:hAnsi="Calibri"/>
+                <w:sz w:val="28"/>
+                <w:szCs w:val="28"/>
+                <w:rtl w:val="0"/>
+              </w:rPr>
+              <w:t xml:space="preserve">Coomee</w:t>
+            </w:r>
+          </w:p>
+        </w:tc>
+        <w:tc>
+          <w:tcPr>
+            <w:tcBorders>
+              <w:top w:color="000000" w:space="0" w:sz="0" w:val="nil"/>
+              <w:left w:color="000000" w:space="0" w:sz="0" w:val="nil"/>
+              <w:bottom w:color="000000" w:space="0" w:sz="0" w:val="nil"/>
+              <w:right w:color="000000" w:space="0" w:sz="0" w:val="nil"/>
+            </w:tcBorders>
+            <w:tcMar>
+              <w:top w:w="100.0" w:type="dxa"/>
+              <w:left w:w="100.0" w:type="dxa"/>
+              <w:bottom w:w="100.0" w:type="dxa"/>
+              <w:right w:w="100.0" w:type="dxa"/>
+            </w:tcMar>
+            <w:vAlign w:val="top"/>
+          </w:tcPr>
+          <w:p>
+            <w:pPr>
+              <w:widowControl w:val="0"/>
+              <w:spacing w:line="240" w:lineRule="auto"/>
+              <w:rPr>
+                <w:rFonts w:ascii="Calibri" w:cs="Calibri" w:eastAsia="Calibri" w:hAnsi="Calibri"/>
+                <w:sz w:val="28"/>
+                <w:szCs w:val="28"/>
+              </w:rPr>
+            </w:pPr>
+            <w:r>
+              <w:rPr>
+                <w:rFonts w:ascii="Calibri" w:cs="Calibri" w:eastAsia="Calibri" w:hAnsi="Calibri"/>
+                <w:sz w:val="28"/>
+                <w:szCs w:val="28"/>
+                <w:rtl w:val="0"/>
+              </w:rPr>
+              <w:t xml:space="preserve">1056</w:t>
+            </w:r>
+          </w:p>
+        </w:tc>
+        <w:tc>
+          <w:tcPr>
+            <w:tcBorders>
+              <w:top w:color="000000" w:space="0" w:sz="0" w:val="nil"/>
+              <w:left w:color="000000" w:space="0" w:sz="0" w:val="nil"/>
+              <w:bottom w:color="000000" w:space="0" w:sz="0" w:val="nil"/>
+              <w:right w:color="000000" w:space="0" w:sz="0" w:val="nil"/>
+            </w:tcBorders>
+            <w:tcMar>
+              <w:top w:w="100.0" w:type="dxa"/>
+              <w:left w:w="100.0" w:type="dxa"/>
+              <w:bottom w:w="100.0" w:type="dxa"/>
+              <w:right w:w="100.0" w:type="dxa"/>
+            </w:tcMar>
+            <w:vAlign w:val="top"/>
+          </w:tcPr>
+          <w:p>
+            <w:pPr>
+              <w:widowControl w:val="0"/>
+              <w:spacing w:line="240" w:lineRule="auto"/>
+              <w:rPr>
+                <w:rFonts w:ascii="Calibri" w:cs="Calibri" w:eastAsia="Calibri" w:hAnsi="Calibri"/>
+                <w:sz w:val="28"/>
+                <w:szCs w:val="28"/>
+              </w:rPr>
+            </w:pPr>
+            <w:r>
+              <w:rPr>
+                <w:rFonts w:ascii="Calibri" w:cs="Calibri" w:eastAsia="Calibri" w:hAnsi="Calibri"/>
+                <w:sz w:val="28"/>
+                <w:szCs w:val="28"/>
+                <w:rtl w:val="0"/>
+              </w:rPr>
+              <w:t xml:space="preserve">2</w:t>
+            </w:r>
+          </w:p>
+        </w:tc>
+        <w:tc>
+          <w:tcPr>
+            <w:tcBorders>
+              <w:top w:color="000000" w:space="0" w:sz="0" w:val="nil"/>
+              <w:left w:color="000000" w:space="0" w:sz="0" w:val="nil"/>
+              <w:bottom w:color="000000" w:space="0" w:sz="0" w:val="nil"/>
+              <w:right w:color="000000" w:space="0" w:sz="0" w:val="nil"/>
+            </w:tcBorders>
+            <w:tcMar>
+              <w:top w:w="100.0" w:type="dxa"/>
+              <w:left w:w="100.0" w:type="dxa"/>
+              <w:bottom w:w="100.0" w:type="dxa"/>
+              <w:right w:w="100.0" w:type="dxa"/>
+            </w:tcMar>
+            <w:vAlign w:val="top"/>
+          </w:tcPr>
+          <w:p>
+            <w:pPr>
+              <w:widowControl w:val="0"/>
+              <w:spacing w:line="240" w:lineRule="auto"/>
+              <w:rPr>
+                <w:rFonts w:ascii="Calibri" w:cs="Calibri" w:eastAsia="Calibri" w:hAnsi="Calibri"/>
+                <w:sz w:val="28"/>
+                <w:szCs w:val="28"/>
+              </w:rPr>
+            </w:pPr>
+            <w:r>
+              <w:rPr>
+                <w:rFonts w:ascii="Calibri" w:cs="Calibri" w:eastAsia="Calibri" w:hAnsi="Calibri"/>
+                <w:sz w:val="28"/>
+                <w:szCs w:val="28"/>
+                <w:rtl w:val="0"/>
+              </w:rPr>
+              <w:t xml:space="preserve">1</w:t>
+            </w:r>
+          </w:p>
+        </w:tc>
+        <w:tc>
+          <w:tcPr>
+            <w:tcBorders>
+              <w:top w:color="000000" w:space="0" w:sz="0" w:val="nil"/>
+              <w:left w:color="000000" w:space="0" w:sz="0" w:val="nil"/>
+              <w:bottom w:color="000000" w:space="0" w:sz="0" w:val="nil"/>
+              <w:right w:color="000000" w:space="0" w:sz="0" w:val="nil"/>
+            </w:tcBorders>
+            <w:tcMar>
+              <w:top w:w="100.0" w:type="dxa"/>
+              <w:left w:w="100.0" w:type="dxa"/>
+              <w:bottom w:w="100.0" w:type="dxa"/>
+              <w:right w:w="100.0" w:type="dxa"/>
+            </w:tcMar>
+            <w:vAlign w:val="top"/>
+          </w:tcPr>
+          <w:p>
+            <w:pPr>
+              <w:widowControl w:val="0"/>
+              <w:spacing w:line="240" w:lineRule="auto"/>
+              <w:rPr>
+                <w:rFonts w:ascii="Calibri" w:cs="Calibri" w:eastAsia="Calibri" w:hAnsi="Calibri"/>
+                <w:sz w:val="28"/>
+                <w:szCs w:val="28"/>
+              </w:rPr>
+            </w:pPr>
+            <w:r>
+              <w:rPr>
+                <w:rFonts w:ascii="Calibri" w:cs="Calibri" w:eastAsia="Calibri" w:hAnsi="Calibri"/>
+                <w:sz w:val="28"/>
+                <w:szCs w:val="28"/>
+                <w:rtl w:val="0"/>
+              </w:rPr>
+              <w:t xml:space="preserve">39.07</w:t>
+            </w:r>
+          </w:p>
+        </w:tc>
+      </w:tr>
+      <w:tr>
+        <w:trPr>
+          <w:cantSplit w:val="0"/>
+          <w:tblHeader w:val="0"/>
+        </w:trPr>
+        <w:tc>
+          <w:tcPr>
+            <w:tcBorders>
+              <w:top w:color="000000" w:space="0" w:sz="0" w:val="nil"/>
+              <w:left w:color="000000" w:space="0" w:sz="0" w:val="nil"/>
+              <w:bottom w:color="000000" w:space="0" w:sz="0" w:val="nil"/>
+              <w:right w:color="000000" w:space="0" w:sz="0" w:val="nil"/>
+            </w:tcBorders>
+            <w:tcMar>
+              <w:top w:w="100.0" w:type="dxa"/>
+              <w:left w:w="100.0" w:type="dxa"/>
+              <w:bottom w:w="100.0" w:type="dxa"/>
+              <w:right w:w="100.0" w:type="dxa"/>
+            </w:tcMar>
+            <w:vAlign w:val="top"/>
+          </w:tcPr>
+          <w:p>
+            <w:pPr>
+              <w:widowControl w:val="0"/>
+              <w:spacing w:line="240" w:lineRule="auto"/>
+              <w:rPr>
+                <w:rFonts w:ascii="Calibri" w:cs="Calibri" w:eastAsia="Calibri" w:hAnsi="Calibri"/>
+                <w:sz w:val="28"/>
+                <w:szCs w:val="28"/>
+              </w:rPr>
+            </w:pPr>
+            <w:r>
+              <w:rPr>
+                <w:rFonts w:ascii="Calibri" w:cs="Calibri" w:eastAsia="Calibri" w:hAnsi="Calibri"/>
+                <w:sz w:val="28"/>
+                <w:szCs w:val="28"/>
+                <w:rtl w:val="0"/>
+              </w:rPr>
+              <w:t xml:space="preserve">Plot Area</w:t>
+            </w:r>
+          </w:p>
+        </w:tc>
+        <w:tc>
+          <w:tcPr>
+            <w:tcBorders>
+              <w:top w:color="000000" w:space="0" w:sz="0" w:val="nil"/>
+              <w:left w:color="000000" w:space="0" w:sz="0" w:val="nil"/>
+              <w:bottom w:color="000000" w:space="0" w:sz="0" w:val="nil"/>
+              <w:right w:color="000000" w:space="0" w:sz="0" w:val="nil"/>
+            </w:tcBorders>
+            <w:tcMar>
+              <w:top w:w="100.0" w:type="dxa"/>
+              <w:left w:w="100.0" w:type="dxa"/>
+              <w:bottom w:w="100.0" w:type="dxa"/>
+              <w:right w:w="100.0" w:type="dxa"/>
+            </w:tcMar>
+            <w:vAlign w:val="top"/>
+          </w:tcPr>
+          <w:p>
+            <w:pPr>
+              <w:widowControl w:val="0"/>
+              <w:spacing w:line="240" w:lineRule="auto"/>
+              <w:rPr>
+                <w:rFonts w:ascii="Calibri" w:cs="Calibri" w:eastAsia="Calibri" w:hAnsi="Calibri"/>
+                <w:sz w:val="28"/>
+                <w:szCs w:val="28"/>
+              </w:rPr>
+            </w:pPr>
+            <w:r>
+              <w:rPr>
+                <w:rFonts w:ascii="Calibri" w:cs="Calibri" w:eastAsia="Calibri" w:hAnsi="Calibri"/>
+                <w:sz w:val="28"/>
+                <w:szCs w:val="28"/>
+                <w:rtl w:val="0"/>
+              </w:rPr>
+              <w:t xml:space="preserve">Ready To Move</w:t>
+            </w:r>
+          </w:p>
+        </w:tc>
+        <w:tc>
+          <w:tcPr>
+            <w:tcBorders>
+              <w:top w:color="000000" w:space="0" w:sz="0" w:val="nil"/>
+              <w:left w:color="000000" w:space="0" w:sz="0" w:val="nil"/>
+              <w:bottom w:color="000000" w:space="0" w:sz="0" w:val="nil"/>
+              <w:right w:color="000000" w:space="0" w:sz="0" w:val="nil"/>
+            </w:tcBorders>
+            <w:tcMar>
+              <w:top w:w="100.0" w:type="dxa"/>
+              <w:left w:w="100.0" w:type="dxa"/>
+              <w:bottom w:w="100.0" w:type="dxa"/>
+              <w:right w:w="100.0" w:type="dxa"/>
+            </w:tcMar>
+            <w:vAlign w:val="top"/>
+          </w:tcPr>
+          <w:p>
+            <w:pPr>
+              <w:widowControl w:val="0"/>
+              <w:spacing w:line="240" w:lineRule="auto"/>
+              <w:rPr>
+                <w:rFonts w:ascii="Calibri" w:cs="Calibri" w:eastAsia="Calibri" w:hAnsi="Calibri"/>
+                <w:sz w:val="28"/>
+                <w:szCs w:val="28"/>
+              </w:rPr>
+            </w:pPr>
+            <w:r>
+              <w:rPr>
+                <w:rFonts w:ascii="Calibri" w:cs="Calibri" w:eastAsia="Calibri" w:hAnsi="Calibri"/>
+                <w:sz w:val="28"/>
+                <w:szCs w:val="28"/>
+                <w:rtl w:val="0"/>
+              </w:rPr>
+              <w:t xml:space="preserve">Chikka Tirupathi</w:t>
+            </w:r>
+          </w:p>
+        </w:tc>
+        <w:tc>
+          <w:tcPr>
+            <w:tcBorders>
+              <w:top w:color="000000" w:space="0" w:sz="0" w:val="nil"/>
+              <w:left w:color="000000" w:space="0" w:sz="0" w:val="nil"/>
+              <w:bottom w:color="000000" w:space="0" w:sz="0" w:val="nil"/>
+              <w:right w:color="000000" w:space="0" w:sz="0" w:val="nil"/>
+            </w:tcBorders>
+            <w:tcMar>
+              <w:top w:w="100.0" w:type="dxa"/>
+              <w:left w:w="100.0" w:type="dxa"/>
+              <w:bottom w:w="100.0" w:type="dxa"/>
+              <w:right w:w="100.0" w:type="dxa"/>
+            </w:tcMar>
+            <w:vAlign w:val="top"/>
+          </w:tcPr>
+          <w:p>
+            <w:pPr>
+              <w:widowControl w:val="0"/>
+              <w:spacing w:line="240" w:lineRule="auto"/>
+              <w:rPr>
+                <w:rFonts w:ascii="Calibri" w:cs="Calibri" w:eastAsia="Calibri" w:hAnsi="Calibri"/>
+                <w:sz w:val="28"/>
+                <w:szCs w:val="28"/>
+              </w:rPr>
+            </w:pPr>
+            <w:r>
+              <w:rPr>
+                <w:rFonts w:ascii="Calibri" w:cs="Calibri" w:eastAsia="Calibri" w:hAnsi="Calibri"/>
+                <w:sz w:val="28"/>
+                <w:szCs w:val="28"/>
+                <w:rtl w:val="0"/>
+              </w:rPr>
+              <w:t xml:space="preserve">4 Bedroom</w:t>
+            </w:r>
+          </w:p>
+        </w:tc>
+        <w:tc>
+          <w:tcPr>
+            <w:tcBorders>
+              <w:top w:color="000000" w:space="0" w:sz="0" w:val="nil"/>
+              <w:left w:color="000000" w:space="0" w:sz="0" w:val="nil"/>
+              <w:bottom w:color="000000" w:space="0" w:sz="0" w:val="nil"/>
+              <w:right w:color="000000" w:space="0" w:sz="0" w:val="nil"/>
+            </w:tcBorders>
+            <w:tcMar>
+              <w:top w:w="100.0" w:type="dxa"/>
+              <w:left w:w="100.0" w:type="dxa"/>
+              <w:bottom w:w="100.0" w:type="dxa"/>
+              <w:right w:w="100.0" w:type="dxa"/>
+            </w:tcMar>
+            <w:vAlign w:val="top"/>
+          </w:tcPr>
+          <w:p>
+            <w:pPr>
+              <w:widowControl w:val="0"/>
+              <w:spacing w:line="240" w:lineRule="auto"/>
+              <w:rPr>
+                <w:rFonts w:ascii="Calibri" w:cs="Calibri" w:eastAsia="Calibri" w:hAnsi="Calibri"/>
+                <w:sz w:val="28"/>
+                <w:szCs w:val="28"/>
+              </w:rPr>
+            </w:pPr>
+            <w:r>
+              <w:rPr>
+                <w:rFonts w:ascii="Calibri" w:cs="Calibri" w:eastAsia="Calibri" w:hAnsi="Calibri"/>
+                <w:sz w:val="28"/>
+                <w:szCs w:val="28"/>
+                <w:rtl w:val="0"/>
+              </w:rPr>
+              <w:t xml:space="preserve">Theanmp</w:t>
+            </w:r>
+          </w:p>
+        </w:tc>
+        <w:tc>
+          <w:tcPr>
+            <w:tcBorders>
+              <w:top w:color="000000" w:space="0" w:sz="0" w:val="nil"/>
+              <w:left w:color="000000" w:space="0" w:sz="0" w:val="nil"/>
+              <w:bottom w:color="000000" w:space="0" w:sz="0" w:val="nil"/>
+              <w:right w:color="000000" w:space="0" w:sz="0" w:val="nil"/>
+            </w:tcBorders>
+            <w:tcMar>
+              <w:top w:w="100.0" w:type="dxa"/>
+              <w:left w:w="100.0" w:type="dxa"/>
+              <w:bottom w:w="100.0" w:type="dxa"/>
+              <w:right w:w="100.0" w:type="dxa"/>
+            </w:tcMar>
+            <w:vAlign w:val="top"/>
+          </w:tcPr>
+          <w:p>
+            <w:pPr>
+              <w:widowControl w:val="0"/>
+              <w:spacing w:line="240" w:lineRule="auto"/>
+              <w:rPr>
+                <w:rFonts w:ascii="Calibri" w:cs="Calibri" w:eastAsia="Calibri" w:hAnsi="Calibri"/>
+                <w:sz w:val="28"/>
+                <w:szCs w:val="28"/>
+              </w:rPr>
+            </w:pPr>
+            <w:r>
+              <w:rPr>
+                <w:rFonts w:ascii="Calibri" w:cs="Calibri" w:eastAsia="Calibri" w:hAnsi="Calibri"/>
+                <w:sz w:val="28"/>
+                <w:szCs w:val="28"/>
+                <w:rtl w:val="0"/>
+              </w:rPr>
+              <w:t xml:space="preserve">2600</w:t>
+            </w:r>
+          </w:p>
+        </w:tc>
+        <w:tc>
+          <w:tcPr>
+            <w:tcBorders>
+              <w:top w:color="000000" w:space="0" w:sz="0" w:val="nil"/>
+              <w:left w:color="000000" w:space="0" w:sz="0" w:val="nil"/>
+              <w:bottom w:color="000000" w:space="0" w:sz="0" w:val="nil"/>
+              <w:right w:color="000000" w:space="0" w:sz="0" w:val="nil"/>
+            </w:tcBorders>
+            <w:tcMar>
+              <w:top w:w="100.0" w:type="dxa"/>
+              <w:left w:w="100.0" w:type="dxa"/>
+              <w:bottom w:w="100.0" w:type="dxa"/>
+              <w:right w:w="100.0" w:type="dxa"/>
+            </w:tcMar>
+            <w:vAlign w:val="top"/>
+          </w:tcPr>
+          <w:p>
+            <w:pPr>
+              <w:widowControl w:val="0"/>
+              <w:spacing w:line="240" w:lineRule="auto"/>
+              <w:rPr>
+                <w:rFonts w:ascii="Calibri" w:cs="Calibri" w:eastAsia="Calibri" w:hAnsi="Calibri"/>
+                <w:sz w:val="28"/>
+                <w:szCs w:val="28"/>
+              </w:rPr>
+            </w:pPr>
+            <w:r>
+              <w:rPr>
+                <w:rFonts w:ascii="Calibri" w:cs="Calibri" w:eastAsia="Calibri" w:hAnsi="Calibri"/>
+                <w:sz w:val="28"/>
+                <w:szCs w:val="28"/>
+                <w:rtl w:val="0"/>
+              </w:rPr>
+              <w:t xml:space="preserve">5</w:t>
+            </w:r>
+          </w:p>
+        </w:tc>
+        <w:tc>
+          <w:tcPr>
+            <w:tcBorders>
+              <w:top w:color="000000" w:space="0" w:sz="0" w:val="nil"/>
+              <w:left w:color="000000" w:space="0" w:sz="0" w:val="nil"/>
+              <w:bottom w:color="000000" w:space="0" w:sz="0" w:val="nil"/>
+              <w:right w:color="000000" w:space="0" w:sz="0" w:val="nil"/>
+            </w:tcBorders>
+            <w:tcMar>
+              <w:top w:w="100.0" w:type="dxa"/>
+              <w:left w:w="100.0" w:type="dxa"/>
+              <w:bottom w:w="100.0" w:type="dxa"/>
+              <w:right w:w="100.0" w:type="dxa"/>
+            </w:tcMar>
+            <w:vAlign w:val="top"/>
+          </w:tcPr>
+          <w:p>
+            <w:pPr>
+              <w:widowControl w:val="0"/>
+              <w:spacing w:line="240" w:lineRule="auto"/>
+              <w:rPr>
+                <w:rFonts w:ascii="Calibri" w:cs="Calibri" w:eastAsia="Calibri" w:hAnsi="Calibri"/>
+                <w:sz w:val="28"/>
+                <w:szCs w:val="28"/>
+              </w:rPr>
+            </w:pPr>
+            <w:r>
+              <w:rPr>
+                <w:rFonts w:ascii="Calibri" w:cs="Calibri" w:eastAsia="Calibri" w:hAnsi="Calibri"/>
+                <w:sz w:val="28"/>
+                <w:szCs w:val="28"/>
+                <w:rtl w:val="0"/>
+              </w:rPr>
+              <w:t xml:space="preserve">3</w:t>
+            </w:r>
+          </w:p>
+        </w:tc>
+        <w:tc>
+          <w:tcPr>
+            <w:tcBorders>
+              <w:top w:color="000000" w:space="0" w:sz="0" w:val="nil"/>
+              <w:left w:color="000000" w:space="0" w:sz="0" w:val="nil"/>
+              <w:bottom w:color="000000" w:space="0" w:sz="0" w:val="nil"/>
+              <w:right w:color="000000" w:space="0" w:sz="0" w:val="nil"/>
+            </w:tcBorders>
+            <w:tcMar>
+              <w:top w:w="100.0" w:type="dxa"/>
+              <w:left w:w="100.0" w:type="dxa"/>
+              <w:bottom w:w="100.0" w:type="dxa"/>
+              <w:right w:w="100.0" w:type="dxa"/>
+            </w:tcMar>
+            <w:vAlign w:val="top"/>
+          </w:tcPr>
+          <w:p>
+            <w:pPr>
+              <w:widowControl w:val="0"/>
+              <w:spacing w:line="240" w:lineRule="auto"/>
+              <w:rPr>
+                <w:rFonts w:ascii="Calibri" w:cs="Calibri" w:eastAsia="Calibri" w:hAnsi="Calibri"/>
+                <w:sz w:val="28"/>
+                <w:szCs w:val="28"/>
+              </w:rPr>
+            </w:pPr>
+            <w:r>
+              <w:rPr>
+                <w:rFonts w:ascii="Calibri" w:cs="Calibri" w:eastAsia="Calibri" w:hAnsi="Calibri"/>
+                <w:sz w:val="28"/>
+                <w:szCs w:val="28"/>
+                <w:rtl w:val="0"/>
+              </w:rPr>
+              <w:t xml:space="preserve">120.00</w:t>
+            </w:r>
+          </w:p>
+        </w:tc>
+      </w:tr>
+      <w:tr>
+        <w:trPr>
+          <w:cantSplit w:val="0"/>
+          <w:tblHeader w:val="0"/>
+        </w:trPr>
+        <w:tc>
+          <w:tcPr>
+            <w:tcBorders>
+              <w:top w:color="000000" w:space="0" w:sz="0" w:val="nil"/>
+              <w:left w:color="000000" w:space="0" w:sz="0" w:val="nil"/>
+              <w:bottom w:color="000000" w:space="0" w:sz="0" w:val="nil"/>
+              <w:right w:color="000000" w:space="0" w:sz="0" w:val="nil"/>
+            </w:tcBorders>
+            <w:tcMar>
+              <w:top w:w="100.0" w:type="dxa"/>
+              <w:left w:w="100.0" w:type="dxa"/>
+              <w:bottom w:w="100.0" w:type="dxa"/>
+              <w:right w:w="100.0" w:type="dxa"/>
+            </w:tcMar>
+            <w:vAlign w:val="top"/>
+          </w:tcPr>
+          <w:p>
+            <w:pPr>
+              <w:widowControl w:val="0"/>
+              <w:spacing w:line="240" w:lineRule="auto"/>
+              <w:rPr>
+                <w:rFonts w:ascii="Calibri" w:cs="Calibri" w:eastAsia="Calibri" w:hAnsi="Calibri"/>
+                <w:sz w:val="28"/>
+                <w:szCs w:val="28"/>
+              </w:rPr>
+            </w:pPr>
+            <w:r>
+              <w:rPr>
+                <w:rFonts w:ascii="Calibri" w:cs="Calibri" w:eastAsia="Calibri" w:hAnsi="Calibri"/>
+                <w:sz w:val="28"/>
+                <w:szCs w:val="28"/>
+                <w:rtl w:val="0"/>
+              </w:rPr>
+              <w:t xml:space="preserve">Built-up Area</w:t>
+            </w:r>
+          </w:p>
+        </w:tc>
+        <w:tc>
+          <w:tcPr>
+            <w:tcBorders>
+              <w:top w:color="000000" w:space="0" w:sz="0" w:val="nil"/>
+              <w:left w:color="000000" w:space="0" w:sz="0" w:val="nil"/>
+              <w:bottom w:color="000000" w:space="0" w:sz="0" w:val="nil"/>
+              <w:right w:color="000000" w:space="0" w:sz="0" w:val="nil"/>
+            </w:tcBorders>
+            <w:tcMar>
+              <w:top w:w="100.0" w:type="dxa"/>
+              <w:left w:w="100.0" w:type="dxa"/>
+              <w:bottom w:w="100.0" w:type="dxa"/>
+              <w:right w:w="100.0" w:type="dxa"/>
+            </w:tcMar>
+            <w:vAlign w:val="top"/>
+          </w:tcPr>
+          <w:p>
+            <w:pPr>
+              <w:widowControl w:val="0"/>
+              <w:spacing w:line="240" w:lineRule="auto"/>
+              <w:rPr>
+                <w:rFonts w:ascii="Calibri" w:cs="Calibri" w:eastAsia="Calibri" w:hAnsi="Calibri"/>
+                <w:sz w:val="28"/>
+                <w:szCs w:val="28"/>
+              </w:rPr>
+            </w:pPr>
+            <w:r>
+              <w:rPr>
+                <w:rFonts w:ascii="Calibri" w:cs="Calibri" w:eastAsia="Calibri" w:hAnsi="Calibri"/>
+                <w:sz w:val="28"/>
+                <w:szCs w:val="28"/>
+                <w:rtl w:val="0"/>
+              </w:rPr>
+              <w:t xml:space="preserve">Ready To Move</w:t>
+            </w:r>
+          </w:p>
+        </w:tc>
+        <w:tc>
+          <w:tcPr>
+            <w:tcBorders>
+              <w:top w:color="000000" w:space="0" w:sz="0" w:val="nil"/>
+              <w:left w:color="000000" w:space="0" w:sz="0" w:val="nil"/>
+              <w:bottom w:color="000000" w:space="0" w:sz="0" w:val="nil"/>
+              <w:right w:color="000000" w:space="0" w:sz="0" w:val="nil"/>
+            </w:tcBorders>
+            <w:tcMar>
+              <w:top w:w="100.0" w:type="dxa"/>
+              <w:left w:w="100.0" w:type="dxa"/>
+              <w:bottom w:w="100.0" w:type="dxa"/>
+              <w:right w:w="100.0" w:type="dxa"/>
+            </w:tcMar>
+            <w:vAlign w:val="top"/>
+          </w:tcPr>
+          <w:p>
+            <w:pPr>
+              <w:widowControl w:val="0"/>
+              <w:spacing w:line="240" w:lineRule="auto"/>
+              <w:rPr>
+                <w:rFonts w:ascii="Calibri" w:cs="Calibri" w:eastAsia="Calibri" w:hAnsi="Calibri"/>
+                <w:sz w:val="28"/>
+                <w:szCs w:val="28"/>
+              </w:rPr>
+            </w:pPr>
+            <w:r>
+              <w:rPr>
+                <w:rFonts w:ascii="Calibri" w:cs="Calibri" w:eastAsia="Calibri" w:hAnsi="Calibri"/>
+                <w:sz w:val="28"/>
+                <w:szCs w:val="28"/>
+                <w:rtl w:val="0"/>
+              </w:rPr>
+              <w:t xml:space="preserve">Uttarahalli</w:t>
+            </w:r>
+          </w:p>
+        </w:tc>
+        <w:tc>
+          <w:tcPr>
+            <w:tcBorders>
+              <w:top w:color="000000" w:space="0" w:sz="0" w:val="nil"/>
+              <w:left w:color="000000" w:space="0" w:sz="0" w:val="nil"/>
+              <w:bottom w:color="000000" w:space="0" w:sz="0" w:val="nil"/>
+              <w:right w:color="000000" w:space="0" w:sz="0" w:val="nil"/>
+            </w:tcBorders>
+            <w:tcMar>
+              <w:top w:w="100.0" w:type="dxa"/>
+              <w:left w:w="100.0" w:type="dxa"/>
+              <w:bottom w:w="100.0" w:type="dxa"/>
+              <w:right w:w="100.0" w:type="dxa"/>
+            </w:tcMar>
+            <w:vAlign w:val="top"/>
+          </w:tcPr>
+          <w:p>
+            <w:pPr>
+              <w:widowControl w:val="0"/>
+              <w:spacing w:line="240" w:lineRule="auto"/>
+              <w:rPr>
+                <w:rFonts w:ascii="Calibri" w:cs="Calibri" w:eastAsia="Calibri" w:hAnsi="Calibri"/>
+                <w:sz w:val="28"/>
+                <w:szCs w:val="28"/>
+              </w:rPr>
+            </w:pPr>
+            <w:r>
+              <w:rPr>
+                <w:rFonts w:ascii="Calibri" w:cs="Calibri" w:eastAsia="Calibri" w:hAnsi="Calibri"/>
+                <w:sz w:val="28"/>
+                <w:szCs w:val="28"/>
+                <w:rtl w:val="0"/>
+              </w:rPr>
+              <w:t xml:space="preserve">3 BHK</w:t>
+            </w:r>
+          </w:p>
+        </w:tc>
+        <w:tc>
+          <w:tcPr>
+            <w:tcBorders>
+              <w:top w:color="000000" w:space="0" w:sz="0" w:val="nil"/>
+              <w:left w:color="000000" w:space="0" w:sz="0" w:val="nil"/>
+              <w:bottom w:color="000000" w:space="0" w:sz="0" w:val="nil"/>
+              <w:right w:color="000000" w:space="0" w:sz="0" w:val="nil"/>
+            </w:tcBorders>
+            <w:tcMar>
+              <w:top w:w="100.0" w:type="dxa"/>
+              <w:left w:w="100.0" w:type="dxa"/>
+              <w:bottom w:w="100.0" w:type="dxa"/>
+              <w:right w:w="100.0" w:type="dxa"/>
+            </w:tcMar>
+            <w:vAlign w:val="top"/>
+          </w:tcPr>
+          <w:p>
+            <w:pPr>
+              <w:widowControl w:val="0"/>
+              <w:spacing w:line="240" w:lineRule="auto"/>
+              <w:rPr>
+                <w:rFonts w:ascii="Calibri" w:cs="Calibri" w:eastAsia="Calibri" w:hAnsi="Calibri"/>
+                <w:sz w:val="28"/>
+                <w:szCs w:val="28"/>
+              </w:rPr>
+            </w:pPr>
+            <w:r>
+              <w:rPr>
+                <w:rFonts w:ascii="Calibri" w:cs="Calibri" w:eastAsia="Calibri" w:hAnsi="Calibri"/>
+                <w:sz w:val="28"/>
+                <w:szCs w:val="28"/>
+                <w:rtl w:val="0"/>
+              </w:rPr>
+              <w:t xml:space="preserve">—</w:t>
+            </w:r>
+          </w:p>
+        </w:tc>
+        <w:tc>
+          <w:tcPr>
+            <w:tcBorders>
+              <w:top w:color="000000" w:space="0" w:sz="0" w:val="nil"/>
+              <w:left w:color="000000" w:space="0" w:sz="0" w:val="nil"/>
+              <w:bottom w:color="000000" w:space="0" w:sz="0" w:val="nil"/>
+              <w:right w:color="000000" w:space="0" w:sz="0" w:val="nil"/>
+            </w:tcBorders>
+            <w:tcMar>
+              <w:top w:w="100.0" w:type="dxa"/>
+              <w:left w:w="100.0" w:type="dxa"/>
+              <w:bottom w:w="100.0" w:type="dxa"/>
+              <w:right w:w="100.0" w:type="dxa"/>
+            </w:tcMar>
+            <w:vAlign w:val="top"/>
+          </w:tcPr>
+          <w:p>
+            <w:pPr>
+              <w:widowControl w:val="0"/>
+              <w:spacing w:line="240" w:lineRule="auto"/>
+              <w:rPr>
+                <w:rFonts w:ascii="Calibri" w:cs="Calibri" w:eastAsia="Calibri" w:hAnsi="Calibri"/>
+                <w:sz w:val="28"/>
+                <w:szCs w:val="28"/>
+              </w:rPr>
+            </w:pPr>
+            <w:r>
+              <w:rPr>
+                <w:rFonts w:ascii="Calibri" w:cs="Calibri" w:eastAsia="Calibri" w:hAnsi="Calibri"/>
+                <w:sz w:val="28"/>
+                <w:szCs w:val="28"/>
+                <w:rtl w:val="0"/>
+              </w:rPr>
+              <w:t xml:space="preserve">1440</w:t>
+            </w:r>
+          </w:p>
+        </w:tc>
+        <w:tc>
+          <w:tcPr>
+            <w:tcBorders>
+              <w:top w:color="000000" w:space="0" w:sz="0" w:val="nil"/>
+              <w:left w:color="000000" w:space="0" w:sz="0" w:val="nil"/>
+              <w:bottom w:color="000000" w:space="0" w:sz="0" w:val="nil"/>
+              <w:right w:color="000000" w:space="0" w:sz="0" w:val="nil"/>
+            </w:tcBorders>
+            <w:tcMar>
+              <w:top w:w="100.0" w:type="dxa"/>
+              <w:left w:w="100.0" w:type="dxa"/>
+              <w:bottom w:w="100.0" w:type="dxa"/>
+              <w:right w:w="100.0" w:type="dxa"/>
+            </w:tcMar>
+            <w:vAlign w:val="top"/>
+          </w:tcPr>
+          <w:p>
+            <w:pPr>
+              <w:widowControl w:val="0"/>
+              <w:spacing w:line="240" w:lineRule="auto"/>
+              <w:rPr>
+                <w:rFonts w:ascii="Calibri" w:cs="Calibri" w:eastAsia="Calibri" w:hAnsi="Calibri"/>
+                <w:sz w:val="28"/>
+                <w:szCs w:val="28"/>
+              </w:rPr>
+            </w:pPr>
+            <w:r>
+              <w:rPr>
+                <w:rFonts w:ascii="Calibri" w:cs="Calibri" w:eastAsia="Calibri" w:hAnsi="Calibri"/>
+                <w:sz w:val="28"/>
+                <w:szCs w:val="28"/>
+                <w:rtl w:val="0"/>
+              </w:rPr>
+              <w:t xml:space="preserve">2</w:t>
+            </w:r>
+          </w:p>
+        </w:tc>
+        <w:tc>
+          <w:tcPr>
+            <w:tcBorders>
+              <w:top w:color="000000" w:space="0" w:sz="0" w:val="nil"/>
+              <w:left w:color="000000" w:space="0" w:sz="0" w:val="nil"/>
+              <w:bottom w:color="000000" w:space="0" w:sz="0" w:val="nil"/>
+              <w:right w:color="000000" w:space="0" w:sz="0" w:val="nil"/>
+            </w:tcBorders>
+            <w:tcMar>
+              <w:top w:w="100.0" w:type="dxa"/>
+              <w:left w:w="100.0" w:type="dxa"/>
+              <w:bottom w:w="100.0" w:type="dxa"/>
+              <w:right w:w="100.0" w:type="dxa"/>
+            </w:tcMar>
+            <w:vAlign w:val="top"/>
+          </w:tcPr>
+          <w:p>
+            <w:pPr>
+              <w:widowControl w:val="0"/>
+              <w:spacing w:line="240" w:lineRule="auto"/>
+              <w:rPr>
+                <w:rFonts w:ascii="Calibri" w:cs="Calibri" w:eastAsia="Calibri" w:hAnsi="Calibri"/>
+                <w:sz w:val="28"/>
+                <w:szCs w:val="28"/>
+              </w:rPr>
+            </w:pPr>
+            <w:r>
+              <w:rPr>
+                <w:rFonts w:ascii="Calibri" w:cs="Calibri" w:eastAsia="Calibri" w:hAnsi="Calibri"/>
+                <w:sz w:val="28"/>
+                <w:szCs w:val="28"/>
+                <w:rtl w:val="0"/>
+              </w:rPr>
+              <w:t xml:space="preserve">3</w:t>
+            </w:r>
+          </w:p>
+        </w:tc>
+        <w:tc>
+          <w:tcPr>
+            <w:tcBorders>
+              <w:top w:color="000000" w:space="0" w:sz="0" w:val="nil"/>
+              <w:left w:color="000000" w:space="0" w:sz="0" w:val="nil"/>
+              <w:bottom w:color="000000" w:space="0" w:sz="0" w:val="nil"/>
+              <w:right w:color="000000" w:space="0" w:sz="0" w:val="nil"/>
+            </w:tcBorders>
+            <w:tcMar>
+              <w:top w:w="100.0" w:type="dxa"/>
+              <w:left w:w="100.0" w:type="dxa"/>
+              <w:bottom w:w="100.0" w:type="dxa"/>
+              <w:right w:w="100.0" w:type="dxa"/>
+            </w:tcMar>
+            <w:vAlign w:val="top"/>
+          </w:tcPr>
+          <w:p>
+            <w:pPr>
+              <w:widowControl w:val="0"/>
+              <w:spacing w:line="240" w:lineRule="auto"/>
+              <w:rPr>
+                <w:rFonts w:ascii="Calibri" w:cs="Calibri" w:eastAsia="Calibri" w:hAnsi="Calibri"/>
+                <w:sz w:val="28"/>
+                <w:szCs w:val="28"/>
+              </w:rPr>
+            </w:pPr>
+            <w:r>
+              <w:rPr>
+                <w:rFonts w:ascii="Calibri" w:cs="Calibri" w:eastAsia="Calibri" w:hAnsi="Calibri"/>
+                <w:sz w:val="28"/>
+                <w:szCs w:val="28"/>
+                <w:rtl w:val="0"/>
+              </w:rPr>
+              <w:t xml:space="preserve">62.00</w:t>
+            </w:r>
+          </w:p>
+        </w:tc>
+      </w:tr>
+      <w:tr>
+        <w:trPr>
+          <w:cantSplit w:val="0"/>
+          <w:tblHeader w:val="0"/>
+        </w:trPr>
+        <w:tc>
+          <w:tcPr>
+            <w:tcBorders>
+              <w:top w:color="000000" w:space="0" w:sz="0" w:val="nil"/>
+              <w:left w:color="000000" w:space="0" w:sz="0" w:val="nil"/>
+              <w:bottom w:color="000000" w:space="0" w:sz="0" w:val="nil"/>
+              <w:right w:color="000000" w:space="0" w:sz="0" w:val="nil"/>
+            </w:tcBorders>
+            <w:tcMar>
+              <w:top w:w="100.0" w:type="dxa"/>
+              <w:left w:w="100.0" w:type="dxa"/>
+              <w:bottom w:w="100.0" w:type="dxa"/>
+              <w:right w:w="100.0" w:type="dxa"/>
+            </w:tcMar>
+            <w:vAlign w:val="top"/>
+          </w:tcPr>
+          <w:p>
+            <w:pPr>
+              <w:widowControl w:val="0"/>
+              <w:spacing w:line="240" w:lineRule="auto"/>
+              <w:rPr>
+                <w:rFonts w:ascii="Calibri" w:cs="Calibri" w:eastAsia="Calibri" w:hAnsi="Calibri"/>
+                <w:sz w:val="28"/>
+                <w:szCs w:val="28"/>
+              </w:rPr>
+            </w:pPr>
+            <w:r>
+              <w:rPr>
+                <w:rFonts w:ascii="Calibri" w:cs="Calibri" w:eastAsia="Calibri" w:hAnsi="Calibri"/>
+                <w:sz w:val="28"/>
+                <w:szCs w:val="28"/>
+                <w:rtl w:val="0"/>
+              </w:rPr>
+              <w:t xml:space="preserve">Super built-up Area</w:t>
+            </w:r>
+          </w:p>
+        </w:tc>
+        <w:tc>
+          <w:tcPr>
+            <w:tcBorders>
+              <w:top w:color="000000" w:space="0" w:sz="0" w:val="nil"/>
+              <w:left w:color="000000" w:space="0" w:sz="0" w:val="nil"/>
+              <w:bottom w:color="000000" w:space="0" w:sz="0" w:val="nil"/>
+              <w:right w:color="000000" w:space="0" w:sz="0" w:val="nil"/>
+            </w:tcBorders>
+            <w:tcMar>
+              <w:top w:w="100.0" w:type="dxa"/>
+              <w:left w:w="100.0" w:type="dxa"/>
+              <w:bottom w:w="100.0" w:type="dxa"/>
+              <w:right w:w="100.0" w:type="dxa"/>
+            </w:tcMar>
+            <w:vAlign w:val="top"/>
+          </w:tcPr>
+          <w:p>
+            <w:pPr>
+              <w:widowControl w:val="0"/>
+              <w:spacing w:line="240" w:lineRule="auto"/>
+              <w:rPr>
+                <w:rFonts w:ascii="Calibri" w:cs="Calibri" w:eastAsia="Calibri" w:hAnsi="Calibri"/>
+                <w:sz w:val="28"/>
+                <w:szCs w:val="28"/>
+              </w:rPr>
+            </w:pPr>
+            <w:r>
+              <w:rPr>
+                <w:rFonts w:ascii="Calibri" w:cs="Calibri" w:eastAsia="Calibri" w:hAnsi="Calibri"/>
+                <w:sz w:val="28"/>
+                <w:szCs w:val="28"/>
+                <w:rtl w:val="0"/>
+              </w:rPr>
+              <w:t xml:space="preserve">Ready To Move</w:t>
+            </w:r>
+          </w:p>
+        </w:tc>
+        <w:tc>
+          <w:tcPr>
+            <w:tcBorders>
+              <w:top w:color="000000" w:space="0" w:sz="0" w:val="nil"/>
+              <w:left w:color="000000" w:space="0" w:sz="0" w:val="nil"/>
+              <w:bottom w:color="000000" w:space="0" w:sz="0" w:val="nil"/>
+              <w:right w:color="000000" w:space="0" w:sz="0" w:val="nil"/>
+            </w:tcBorders>
+            <w:tcMar>
+              <w:top w:w="100.0" w:type="dxa"/>
+              <w:left w:w="100.0" w:type="dxa"/>
+              <w:bottom w:w="100.0" w:type="dxa"/>
+              <w:right w:w="100.0" w:type="dxa"/>
+            </w:tcMar>
+            <w:vAlign w:val="top"/>
+          </w:tcPr>
+          <w:p>
+            <w:pPr>
+              <w:widowControl w:val="0"/>
+              <w:spacing w:line="240" w:lineRule="auto"/>
+              <w:rPr>
+                <w:rFonts w:ascii="Calibri" w:cs="Calibri" w:eastAsia="Calibri" w:hAnsi="Calibri"/>
+                <w:sz w:val="28"/>
+                <w:szCs w:val="28"/>
+              </w:rPr>
+            </w:pPr>
+            <w:r>
+              <w:rPr>
+                <w:rFonts w:ascii="Calibri" w:cs="Calibri" w:eastAsia="Calibri" w:hAnsi="Calibri"/>
+                <w:sz w:val="28"/>
+                <w:szCs w:val="28"/>
+                <w:rtl w:val="0"/>
+              </w:rPr>
+              <w:t xml:space="preserve">Lingadheeranahalli</w:t>
+            </w:r>
+          </w:p>
+        </w:tc>
+        <w:tc>
+          <w:tcPr>
+            <w:tcBorders>
+              <w:top w:color="000000" w:space="0" w:sz="0" w:val="nil"/>
+              <w:left w:color="000000" w:space="0" w:sz="0" w:val="nil"/>
+              <w:bottom w:color="000000" w:space="0" w:sz="0" w:val="nil"/>
+              <w:right w:color="000000" w:space="0" w:sz="0" w:val="nil"/>
+            </w:tcBorders>
+            <w:tcMar>
+              <w:top w:w="100.0" w:type="dxa"/>
+              <w:left w:w="100.0" w:type="dxa"/>
+              <w:bottom w:w="100.0" w:type="dxa"/>
+              <w:right w:w="100.0" w:type="dxa"/>
+            </w:tcMar>
+            <w:vAlign w:val="top"/>
+          </w:tcPr>
+          <w:p>
+            <w:pPr>
+              <w:widowControl w:val="0"/>
+              <w:spacing w:line="240" w:lineRule="auto"/>
+              <w:rPr>
+                <w:rFonts w:ascii="Calibri" w:cs="Calibri" w:eastAsia="Calibri" w:hAnsi="Calibri"/>
+                <w:sz w:val="28"/>
+                <w:szCs w:val="28"/>
+              </w:rPr>
+            </w:pPr>
+            <w:r>
+              <w:rPr>
+                <w:rFonts w:ascii="Calibri" w:cs="Calibri" w:eastAsia="Calibri" w:hAnsi="Calibri"/>
+                <w:sz w:val="28"/>
+                <w:szCs w:val="28"/>
+                <w:rtl w:val="0"/>
+              </w:rPr>
+              <w:t xml:space="preserve">3 BHK</w:t>
+            </w:r>
+          </w:p>
+        </w:tc>
+        <w:tc>
+          <w:tcPr>
+            <w:tcBorders>
+              <w:top w:color="000000" w:space="0" w:sz="0" w:val="nil"/>
+              <w:left w:color="000000" w:space="0" w:sz="0" w:val="nil"/>
+              <w:bottom w:color="000000" w:space="0" w:sz="0" w:val="nil"/>
+              <w:right w:color="000000" w:space="0" w:sz="0" w:val="nil"/>
+            </w:tcBorders>
+            <w:tcMar>
+              <w:top w:w="100.0" w:type="dxa"/>
+              <w:left w:w="100.0" w:type="dxa"/>
+              <w:bottom w:w="100.0" w:type="dxa"/>
+              <w:right w:w="100.0" w:type="dxa"/>
+            </w:tcMar>
+            <w:vAlign w:val="top"/>
+          </w:tcPr>
+          <w:p>
+            <w:pPr>
+              <w:widowControl w:val="0"/>
+              <w:spacing w:line="240" w:lineRule="auto"/>
+              <w:rPr>
+                <w:rFonts w:ascii="Calibri" w:cs="Calibri" w:eastAsia="Calibri" w:hAnsi="Calibri"/>
+                <w:sz w:val="28"/>
+                <w:szCs w:val="28"/>
+              </w:rPr>
+            </w:pPr>
+            <w:r>
+              <w:rPr>
+                <w:rFonts w:ascii="Calibri" w:cs="Calibri" w:eastAsia="Calibri" w:hAnsi="Calibri"/>
+                <w:sz w:val="28"/>
+                <w:szCs w:val="28"/>
+                <w:rtl w:val="0"/>
+              </w:rPr>
+              <w:t xml:space="preserve">Soiewre</w:t>
+            </w:r>
+          </w:p>
+        </w:tc>
+        <w:tc>
+          <w:tcPr>
+            <w:tcBorders>
+              <w:top w:color="000000" w:space="0" w:sz="0" w:val="nil"/>
+              <w:left w:color="000000" w:space="0" w:sz="0" w:val="nil"/>
+              <w:bottom w:color="000000" w:space="0" w:sz="0" w:val="nil"/>
+              <w:right w:color="000000" w:space="0" w:sz="0" w:val="nil"/>
+            </w:tcBorders>
+            <w:tcMar>
+              <w:top w:w="100.0" w:type="dxa"/>
+              <w:left w:w="100.0" w:type="dxa"/>
+              <w:bottom w:w="100.0" w:type="dxa"/>
+              <w:right w:w="100.0" w:type="dxa"/>
+            </w:tcMar>
+            <w:vAlign w:val="top"/>
+          </w:tcPr>
+          <w:p>
+            <w:pPr>
+              <w:widowControl w:val="0"/>
+              <w:spacing w:line="240" w:lineRule="auto"/>
+              <w:rPr>
+                <w:rFonts w:ascii="Calibri" w:cs="Calibri" w:eastAsia="Calibri" w:hAnsi="Calibri"/>
+                <w:sz w:val="28"/>
+                <w:szCs w:val="28"/>
+              </w:rPr>
+            </w:pPr>
+            <w:r>
+              <w:rPr>
+                <w:rFonts w:ascii="Calibri" w:cs="Calibri" w:eastAsia="Calibri" w:hAnsi="Calibri"/>
+                <w:sz w:val="28"/>
+                <w:szCs w:val="28"/>
+                <w:rtl w:val="0"/>
+              </w:rPr>
+              <w:t xml:space="preserve">1521</w:t>
+            </w:r>
+          </w:p>
+        </w:tc>
+        <w:tc>
+          <w:tcPr>
+            <w:tcBorders>
+              <w:top w:color="000000" w:space="0" w:sz="0" w:val="nil"/>
+              <w:left w:color="000000" w:space="0" w:sz="0" w:val="nil"/>
+              <w:bottom w:color="000000" w:space="0" w:sz="0" w:val="nil"/>
+              <w:right w:color="000000" w:space="0" w:sz="0" w:val="nil"/>
+            </w:tcBorders>
+            <w:tcMar>
+              <w:top w:w="100.0" w:type="dxa"/>
+              <w:left w:w="100.0" w:type="dxa"/>
+              <w:bottom w:w="100.0" w:type="dxa"/>
+              <w:right w:w="100.0" w:type="dxa"/>
+            </w:tcMar>
+            <w:vAlign w:val="top"/>
+          </w:tcPr>
+          <w:p>
+            <w:pPr>
+              <w:widowControl w:val="0"/>
+              <w:spacing w:line="240" w:lineRule="auto"/>
+              <w:rPr>
+                <w:rFonts w:ascii="Calibri" w:cs="Calibri" w:eastAsia="Calibri" w:hAnsi="Calibri"/>
+                <w:sz w:val="28"/>
+                <w:szCs w:val="28"/>
+              </w:rPr>
+            </w:pPr>
+            <w:r>
+              <w:rPr>
+                <w:rFonts w:ascii="Calibri" w:cs="Calibri" w:eastAsia="Calibri" w:hAnsi="Calibri"/>
+                <w:sz w:val="28"/>
+                <w:szCs w:val="28"/>
+                <w:rtl w:val="0"/>
+              </w:rPr>
+              <w:t xml:space="preserve">3</w:t>
+            </w:r>
+          </w:p>
+        </w:tc>
+        <w:tc>
+          <w:tcPr>
+            <w:tcBorders>
+              <w:top w:color="000000" w:space="0" w:sz="0" w:val="nil"/>
+              <w:left w:color="000000" w:space="0" w:sz="0" w:val="nil"/>
+              <w:bottom w:color="000000" w:space="0" w:sz="0" w:val="nil"/>
+              <w:right w:color="000000" w:space="0" w:sz="0" w:val="nil"/>
+            </w:tcBorders>
+            <w:tcMar>
+              <w:top w:w="100.0" w:type="dxa"/>
+              <w:left w:w="100.0" w:type="dxa"/>
+              <w:bottom w:w="100.0" w:type="dxa"/>
+              <w:right w:w="100.0" w:type="dxa"/>
+            </w:tcMar>
+            <w:vAlign w:val="top"/>
+          </w:tcPr>
+          <w:p>
+            <w:pPr>
+              <w:widowControl w:val="0"/>
+              <w:spacing w:line="240" w:lineRule="auto"/>
+              <w:rPr>
+                <w:rFonts w:ascii="Calibri" w:cs="Calibri" w:eastAsia="Calibri" w:hAnsi="Calibri"/>
+                <w:sz w:val="28"/>
+                <w:szCs w:val="28"/>
+              </w:rPr>
+            </w:pPr>
+            <w:r>
+              <w:rPr>
+                <w:rFonts w:ascii="Calibri" w:cs="Calibri" w:eastAsia="Calibri" w:hAnsi="Calibri"/>
+                <w:sz w:val="28"/>
+                <w:szCs w:val="28"/>
+                <w:rtl w:val="0"/>
+              </w:rPr>
+              <w:t xml:space="preserve">1</w:t>
+            </w:r>
+          </w:p>
+        </w:tc>
+        <w:tc>
+          <w:tcPr>
+            <w:tcBorders>
+              <w:top w:color="000000" w:space="0" w:sz="0" w:val="nil"/>
+              <w:left w:color="000000" w:space="0" w:sz="0" w:val="nil"/>
+              <w:bottom w:color="000000" w:space="0" w:sz="0" w:val="nil"/>
+              <w:right w:color="000000" w:space="0" w:sz="0" w:val="nil"/>
+            </w:tcBorders>
+            <w:tcMar>
+              <w:top w:w="100.0" w:type="dxa"/>
+              <w:left w:w="100.0" w:type="dxa"/>
+              <w:bottom w:w="100.0" w:type="dxa"/>
+              <w:right w:w="100.0" w:type="dxa"/>
+            </w:tcMar>
+            <w:vAlign w:val="top"/>
+          </w:tcPr>
+          <w:p>
+            <w:pPr>
+              <w:widowControl w:val="0"/>
+              <w:spacing w:line="240" w:lineRule="auto"/>
+              <w:rPr>
+                <w:rFonts w:ascii="Calibri" w:cs="Calibri" w:eastAsia="Calibri" w:hAnsi="Calibri"/>
+                <w:sz w:val="28"/>
+                <w:szCs w:val="28"/>
+              </w:rPr>
+            </w:pPr>
+            <w:r>
+              <w:rPr>
+                <w:rFonts w:ascii="Calibri" w:cs="Calibri" w:eastAsia="Calibri" w:hAnsi="Calibri"/>
+                <w:sz w:val="28"/>
+                <w:szCs w:val="28"/>
+                <w:rtl w:val="0"/>
+              </w:rPr>
+              <w:t xml:space="preserve">95.00</w:t>
+            </w:r>
+          </w:p>
+        </w:tc>
+      </w:tr>
+      <w:tr>
+        <w:trPr>
+          <w:cantSplit w:val="0"/>
+          <w:tblHeader w:val="0"/>
+        </w:trPr>
+        <w:tc>
+          <w:tcPr>
+            <w:tcBorders>
+              <w:top w:color="000000" w:space="0" w:sz="0" w:val="nil"/>
+              <w:left w:color="000000" w:space="0" w:sz="0" w:val="nil"/>
+              <w:bottom w:color="000000" w:space="0" w:sz="0" w:val="nil"/>
+              <w:right w:color="000000" w:space="0" w:sz="0" w:val="nil"/>
+            </w:tcBorders>
+            <w:tcMar>
+              <w:top w:w="100.0" w:type="dxa"/>
+              <w:left w:w="100.0" w:type="dxa"/>
+              <w:bottom w:w="100.0" w:type="dxa"/>
+              <w:right w:w="100.0" w:type="dxa"/>
+            </w:tcMar>
+            <w:vAlign w:val="top"/>
+          </w:tcPr>
+          <w:p>
+            <w:pPr>
+              <w:widowControl w:val="0"/>
+              <w:spacing w:line="240" w:lineRule="auto"/>
+              <w:rPr>
+                <w:rFonts w:ascii="Calibri" w:cs="Calibri" w:eastAsia="Calibri" w:hAnsi="Calibri"/>
+                <w:sz w:val="28"/>
+                <w:szCs w:val="28"/>
+              </w:rPr>
+            </w:pPr>
+            <w:r>
+              <w:rPr>
+                <w:rFonts w:ascii="Calibri" w:cs="Calibri" w:eastAsia="Calibri" w:hAnsi="Calibri"/>
+                <w:sz w:val="28"/>
+                <w:szCs w:val="28"/>
+                <w:rtl w:val="0"/>
+              </w:rPr>
+              <w:t xml:space="preserve">Super built-up Area</w:t>
+            </w:r>
+          </w:p>
+        </w:tc>
+        <w:tc>
+          <w:tcPr>
+            <w:tcBorders>
+              <w:top w:color="000000" w:space="0" w:sz="0" w:val="nil"/>
+              <w:left w:color="000000" w:space="0" w:sz="0" w:val="nil"/>
+              <w:bottom w:color="000000" w:space="0" w:sz="0" w:val="nil"/>
+              <w:right w:color="000000" w:space="0" w:sz="0" w:val="nil"/>
+            </w:tcBorders>
+            <w:tcMar>
+              <w:top w:w="100.0" w:type="dxa"/>
+              <w:left w:w="100.0" w:type="dxa"/>
+              <w:bottom w:w="100.0" w:type="dxa"/>
+              <w:right w:w="100.0" w:type="dxa"/>
+            </w:tcMar>
+            <w:vAlign w:val="top"/>
+          </w:tcPr>
+          <w:p>
+            <w:pPr>
+              <w:widowControl w:val="0"/>
+              <w:spacing w:line="240" w:lineRule="auto"/>
+              <w:rPr>
+                <w:rFonts w:ascii="Calibri" w:cs="Calibri" w:eastAsia="Calibri" w:hAnsi="Calibri"/>
+                <w:sz w:val="28"/>
+                <w:szCs w:val="28"/>
+              </w:rPr>
+            </w:pPr>
+            <w:r>
+              <w:rPr>
+                <w:rFonts w:ascii="Calibri" w:cs="Calibri" w:eastAsia="Calibri" w:hAnsi="Calibri"/>
+                <w:sz w:val="28"/>
+                <w:szCs w:val="28"/>
+                <w:rtl w:val="0"/>
+              </w:rPr>
+              <w:t xml:space="preserve">Ready To Move</w:t>
+            </w:r>
+          </w:p>
+        </w:tc>
+        <w:tc>
+          <w:tcPr>
+            <w:tcBorders>
+              <w:top w:color="000000" w:space="0" w:sz="0" w:val="nil"/>
+              <w:left w:color="000000" w:space="0" w:sz="0" w:val="nil"/>
+              <w:bottom w:color="000000" w:space="0" w:sz="0" w:val="nil"/>
+              <w:right w:color="000000" w:space="0" w:sz="0" w:val="nil"/>
+            </w:tcBorders>
+            <w:tcMar>
+              <w:top w:w="100.0" w:type="dxa"/>
+              <w:left w:w="100.0" w:type="dxa"/>
+              <w:bottom w:w="100.0" w:type="dxa"/>
+              <w:right w:w="100.0" w:type="dxa"/>
+            </w:tcMar>
+            <w:vAlign w:val="top"/>
+          </w:tcPr>
+          <w:p>
+            <w:pPr>
+              <w:widowControl w:val="0"/>
+              <w:spacing w:line="240" w:lineRule="auto"/>
+              <w:rPr>
+                <w:rFonts w:ascii="Calibri" w:cs="Calibri" w:eastAsia="Calibri" w:hAnsi="Calibri"/>
+                <w:sz w:val="28"/>
+                <w:szCs w:val="28"/>
+              </w:rPr>
+            </w:pPr>
+            <w:r>
+              <w:rPr>
+                <w:rFonts w:ascii="Calibri" w:cs="Calibri" w:eastAsia="Calibri" w:hAnsi="Calibri"/>
+                <w:sz w:val="28"/>
+                <w:szCs w:val="28"/>
+                <w:rtl w:val="0"/>
+              </w:rPr>
+              <w:t xml:space="preserve">Kothanur</w:t>
+            </w:r>
+          </w:p>
+        </w:tc>
+        <w:tc>
+          <w:tcPr>
+            <w:tcBorders>
+              <w:top w:color="000000" w:space="0" w:sz="0" w:val="nil"/>
+              <w:left w:color="000000" w:space="0" w:sz="0" w:val="nil"/>
+              <w:bottom w:color="000000" w:space="0" w:sz="0" w:val="nil"/>
+              <w:right w:color="000000" w:space="0" w:sz="0" w:val="nil"/>
+            </w:tcBorders>
+            <w:tcMar>
+              <w:top w:w="100.0" w:type="dxa"/>
+              <w:left w:w="100.0" w:type="dxa"/>
+              <w:bottom w:w="100.0" w:type="dxa"/>
+              <w:right w:w="100.0" w:type="dxa"/>
+            </w:tcMar>
+            <w:vAlign w:val="top"/>
+          </w:tcPr>
+          <w:p>
+            <w:pPr>
+              <w:widowControl w:val="0"/>
+              <w:spacing w:line="240" w:lineRule="auto"/>
+              <w:rPr>
+                <w:rFonts w:ascii="Calibri" w:cs="Calibri" w:eastAsia="Calibri" w:hAnsi="Calibri"/>
+                <w:sz w:val="28"/>
+                <w:szCs w:val="28"/>
+              </w:rPr>
+            </w:pPr>
+            <w:r>
+              <w:rPr>
+                <w:rFonts w:ascii="Calibri" w:cs="Calibri" w:eastAsia="Calibri" w:hAnsi="Calibri"/>
+                <w:sz w:val="28"/>
+                <w:szCs w:val="28"/>
+                <w:rtl w:val="0"/>
+              </w:rPr>
+              <w:t xml:space="preserve">2 BHK</w:t>
+            </w:r>
+          </w:p>
+        </w:tc>
+        <w:tc>
+          <w:tcPr>
+            <w:tcBorders>
+              <w:top w:color="000000" w:space="0" w:sz="0" w:val="nil"/>
+              <w:left w:color="000000" w:space="0" w:sz="0" w:val="nil"/>
+              <w:bottom w:color="000000" w:space="0" w:sz="0" w:val="nil"/>
+              <w:right w:color="000000" w:space="0" w:sz="0" w:val="nil"/>
+            </w:tcBorders>
+            <w:tcMar>
+              <w:top w:w="100.0" w:type="dxa"/>
+              <w:left w:w="100.0" w:type="dxa"/>
+              <w:bottom w:w="100.0" w:type="dxa"/>
+              <w:right w:w="100.0" w:type="dxa"/>
+            </w:tcMar>
+            <w:vAlign w:val="top"/>
+          </w:tcPr>
+          <w:p>
+            <w:pPr>
+              <w:widowControl w:val="0"/>
+              <w:spacing w:line="240" w:lineRule="auto"/>
+              <w:rPr>
+                <w:rFonts w:ascii="Calibri" w:cs="Calibri" w:eastAsia="Calibri" w:hAnsi="Calibri"/>
+                <w:sz w:val="28"/>
+                <w:szCs w:val="28"/>
+              </w:rPr>
+            </w:pPr>
+            <w:r>
+              <w:rPr>
+                <w:rFonts w:ascii="Calibri" w:cs="Calibri" w:eastAsia="Calibri" w:hAnsi="Calibri"/>
+                <w:sz w:val="28"/>
+                <w:szCs w:val="28"/>
+                <w:rtl w:val="0"/>
+              </w:rPr>
+              <w:t xml:space="preserve">—</w:t>
+            </w:r>
+          </w:p>
+        </w:tc>
+        <w:tc>
+          <w:tcPr>
+            <w:tcBorders>
+              <w:top w:color="000000" w:space="0" w:sz="0" w:val="nil"/>
+              <w:left w:color="000000" w:space="0" w:sz="0" w:val="nil"/>
+              <w:bottom w:color="000000" w:space="0" w:sz="0" w:val="nil"/>
+              <w:right w:color="000000" w:space="0" w:sz="0" w:val="nil"/>
+            </w:tcBorders>
+            <w:tcMar>
+              <w:top w:w="100.0" w:type="dxa"/>
+              <w:left w:w="100.0" w:type="dxa"/>
+              <w:bottom w:w="100.0" w:type="dxa"/>
+              <w:right w:w="100.0" w:type="dxa"/>
+            </w:tcMar>
+            <w:vAlign w:val="top"/>
+          </w:tcPr>
+          <w:p>
+            <w:pPr>
+              <w:widowControl w:val="0"/>
+              <w:spacing w:line="240" w:lineRule="auto"/>
+              <w:rPr>
+                <w:rFonts w:ascii="Calibri" w:cs="Calibri" w:eastAsia="Calibri" w:hAnsi="Calibri"/>
+                <w:sz w:val="28"/>
+                <w:szCs w:val="28"/>
+              </w:rPr>
+            </w:pPr>
+            <w:r>
+              <w:rPr>
+                <w:rFonts w:ascii="Calibri" w:cs="Calibri" w:eastAsia="Calibri" w:hAnsi="Calibri"/>
+                <w:sz w:val="28"/>
+                <w:szCs w:val="28"/>
+                <w:rtl w:val="0"/>
+              </w:rPr>
+              <w:t xml:space="preserve">1200</w:t>
+            </w:r>
+          </w:p>
+        </w:tc>
+        <w:tc>
+          <w:tcPr>
+            <w:tcBorders>
+              <w:top w:color="000000" w:space="0" w:sz="0" w:val="nil"/>
+              <w:left w:color="000000" w:space="0" w:sz="0" w:val="nil"/>
+              <w:bottom w:color="000000" w:space="0" w:sz="0" w:val="nil"/>
+              <w:right w:color="000000" w:space="0" w:sz="0" w:val="nil"/>
+            </w:tcBorders>
+            <w:tcMar>
+              <w:top w:w="100.0" w:type="dxa"/>
+              <w:left w:w="100.0" w:type="dxa"/>
+              <w:bottom w:w="100.0" w:type="dxa"/>
+              <w:right w:w="100.0" w:type="dxa"/>
+            </w:tcMar>
+            <w:vAlign w:val="top"/>
+          </w:tcPr>
+          <w:p>
+            <w:pPr>
+              <w:widowControl w:val="0"/>
+              <w:spacing w:line="240" w:lineRule="auto"/>
+              <w:rPr>
+                <w:rFonts w:ascii="Calibri" w:cs="Calibri" w:eastAsia="Calibri" w:hAnsi="Calibri"/>
+                <w:sz w:val="28"/>
+                <w:szCs w:val="28"/>
+              </w:rPr>
+            </w:pPr>
+            <w:r>
+              <w:rPr>
+                <w:rFonts w:ascii="Calibri" w:cs="Calibri" w:eastAsia="Calibri" w:hAnsi="Calibri"/>
+                <w:sz w:val="28"/>
+                <w:szCs w:val="28"/>
+                <w:rtl w:val="0"/>
+              </w:rPr>
+              <w:t xml:space="preserve">2</w:t>
+            </w:r>
+          </w:p>
+        </w:tc>
+        <w:tc>
+          <w:tcPr>
+            <w:tcBorders>
+              <w:top w:color="000000" w:space="0" w:sz="0" w:val="nil"/>
+              <w:left w:color="000000" w:space="0" w:sz="0" w:val="nil"/>
+              <w:bottom w:color="000000" w:space="0" w:sz="0" w:val="nil"/>
+              <w:right w:color="000000" w:space="0" w:sz="0" w:val="nil"/>
+            </w:tcBorders>
+            <w:tcMar>
+              <w:top w:w="100.0" w:type="dxa"/>
+              <w:left w:w="100.0" w:type="dxa"/>
+              <w:bottom w:w="100.0" w:type="dxa"/>
+              <w:right w:w="100.0" w:type="dxa"/>
+            </w:tcMar>
+            <w:vAlign w:val="top"/>
+          </w:tcPr>
+          <w:p>
+            <w:pPr>
+              <w:widowControl w:val="0"/>
+              <w:spacing w:line="240" w:lineRule="auto"/>
+              <w:rPr>
+                <w:rFonts w:ascii="Calibri" w:cs="Calibri" w:eastAsia="Calibri" w:hAnsi="Calibri"/>
+                <w:sz w:val="28"/>
+                <w:szCs w:val="28"/>
+              </w:rPr>
+            </w:pPr>
+            <w:r>
+              <w:rPr>
+                <w:rFonts w:ascii="Calibri" w:cs="Calibri" w:eastAsia="Calibri" w:hAnsi="Calibri"/>
+                <w:sz w:val="28"/>
+                <w:szCs w:val="28"/>
+                <w:rtl w:val="0"/>
+              </w:rPr>
+              <w:t xml:space="preserve">1</w:t>
+            </w:r>
+          </w:p>
+        </w:tc>
+        <w:tc>
+          <w:tcPr>
+            <w:tcBorders>
+              <w:top w:color="000000" w:space="0" w:sz="0" w:val="nil"/>
+              <w:left w:color="000000" w:space="0" w:sz="0" w:val="nil"/>
+              <w:bottom w:color="000000" w:space="0" w:sz="0" w:val="nil"/>
+              <w:right w:color="000000" w:space="0" w:sz="0" w:val="nil"/>
+            </w:tcBorders>
+            <w:tcMar>
+              <w:top w:w="100.0" w:type="dxa"/>
+              <w:left w:w="100.0" w:type="dxa"/>
+              <w:bottom w:w="100.0" w:type="dxa"/>
+              <w:right w:w="100.0" w:type="dxa"/>
+            </w:tcMar>
+            <w:vAlign w:val="top"/>
+          </w:tcPr>
+          <w:p>
+            <w:pPr>
+              <w:widowControl w:val="0"/>
+              <w:spacing w:line="240" w:lineRule="auto"/>
+              <w:rPr>
+                <w:rFonts w:ascii="Calibri" w:cs="Calibri" w:eastAsia="Calibri" w:hAnsi="Calibri"/>
+                <w:sz w:val="28"/>
+                <w:szCs w:val="28"/>
+              </w:rPr>
+            </w:pPr>
+            <w:r>
+              <w:rPr>
+                <w:rFonts w:ascii="Calibri" w:cs="Calibri" w:eastAsia="Calibri" w:hAnsi="Calibri"/>
+                <w:sz w:val="28"/>
+                <w:szCs w:val="28"/>
+                <w:rtl w:val="0"/>
+              </w:rPr>
+              <w:t xml:space="preserve">51.00</w:t>
+            </w:r>
+          </w:p>
+        </w:tc>
+      </w:tr>
+    </w:tbl>
+    <w:p>
+      <w:pPr>
+        <w:spacing w:after="240" w:before="240" w:lineRule="auto"/>
+        <w:ind w:left="0" w:firstLine="0"/>
+        <w:rPr>
+          <w:rFonts w:ascii="Calibri" w:cs="Calibri" w:eastAsia="Calibri" w:hAnsi="Calibri"/>
+          <w:sz w:val="28"/>
+          <w:szCs w:val="28"/>
+        </w:rPr>
+      </w:pPr>
+      <w:r>
+        <w:rPr>
+          <w:rtl w:val="0"/>
+        </w:rPr>
       </w:r>
     </w:p>
     <w:p>
@@ -509,8 +2745,10 @@
         <w:spacing w:after="240" w:before="240" w:lineRule="auto"/>
         <w:rPr>
           <w:rFonts w:ascii="Calibri" w:cs="Calibri" w:eastAsia="Calibri" w:hAnsi="Calibri"/>
-          <w:sz w:val="28"/>
-          <w:szCs w:val="28"/>
+          <w:color w:val="1155cc"/>
+          <w:sz w:val="28"/>
+          <w:szCs w:val="28"/>
+          <w:u w:val="single"/>
         </w:rPr>
       </w:pPr>
       <w:r>
@@ -520,6 +2758,8 @@
           <w:szCs w:val="28"/>
           <w:rtl w:val="0"/>
         </w:rPr>
+        <w:t xml:space="preserve">Source: Kaggle – Bengaluru House Price Data</w:t>
+        <w:br w:type="textWrapping"/>
         <w:t xml:space="preserve">URL: </w:t>
       </w:r>
       <w:hyperlink r:id="rId7">
@@ -532,7 +2772,7 @@
             <w:u w:val="single"/>
             <w:rtl w:val="0"/>
           </w:rPr>
-          <w:t xml:space="preserve">https://www.kaggle.com/code/ahmedraafat666/house-price-data</w:t>
+          <w:t xml:space="preserve">https://www.kaggle.com/datasets/amitabhajoy/bengaluru-house-price-data</w:t>
         </w:r>
       </w:hyperlink>
       <w:r>
@@ -544,7 +2784,7 @@
     <w:p>
       <w:pPr>
         <w:spacing w:after="240" w:before="240" w:lineRule="auto"/>
-        <w:ind w:left="720" w:firstLine="0"/>
+        <w:ind w:left="0" w:firstLine="0"/>
         <w:rPr>
           <w:rFonts w:ascii="Calibri" w:cs="Calibri" w:eastAsia="Calibri" w:hAnsi="Calibri"/>
           <w:sz w:val="28"/>
@@ -555,6 +2795,46 @@
         <w:rPr>
           <w:rtl w:val="0"/>
         </w:rPr>
+      </w:r>
+    </w:p>
+    <w:p>
+      <w:pPr>
+        <w:spacing w:after="240" w:before="240" w:lineRule="auto"/>
+        <w:ind w:left="0" w:firstLine="0"/>
+        <w:rPr>
+          <w:rFonts w:ascii="Calibri" w:cs="Calibri" w:eastAsia="Calibri" w:hAnsi="Calibri"/>
+          <w:sz w:val="28"/>
+          <w:szCs w:val="28"/>
+        </w:rPr>
+      </w:pPr>
+      <w:r>
+        <w:rPr>
+          <w:rtl w:val="0"/>
+        </w:rPr>
+      </w:r>
+    </w:p>
+    <w:p>
+      <w:pPr>
+        <w:spacing w:after="240" w:before="240" w:lineRule="auto"/>
+        <w:ind w:left="0" w:firstLine="0"/>
+        <w:rPr>
+          <w:rFonts w:ascii="Calibri" w:cs="Calibri" w:eastAsia="Calibri" w:hAnsi="Calibri"/>
+          <w:b w:val="1"/>
+          <w:bCs w:val="1"/>
+          <w:sz w:val="26"/>
+          <w:szCs w:val="26"/>
+        </w:rPr>
+      </w:pPr>
+      <w:r>
+        <w:rPr>
+          <w:rFonts w:ascii="Calibri" w:cs="Calibri" w:eastAsia="Calibri" w:hAnsi="Calibri"/>
+          <w:b w:val="1"/>
+          <w:bCs w:val="1"/>
+          <w:sz w:val="26"/>
+          <w:szCs w:val="26"/>
+          <w:rtl w:val="0"/>
+        </w:rPr>
+        <w:t xml:space="preserve">Backup Dataset</w:t>
       </w:r>
     </w:p>
     <w:p>
@@ -965,10 +3245,4663 @@
     <w:p>
       <w:pPr>
         <w:spacing w:after="240" w:before="240" w:lineRule="auto"/>
-        <w:rPr>
-          <w:rFonts w:ascii="Calibri" w:cs="Calibri" w:eastAsia="Calibri" w:hAnsi="Calibri"/>
-          <w:sz w:val="28"/>
-          <w:szCs w:val="28"/>
+        <w:ind w:left="0" w:firstLine="0"/>
+        <w:rPr>
+          <w:rFonts w:ascii="Calibri" w:cs="Calibri" w:eastAsia="Calibri" w:hAnsi="Calibri"/>
+          <w:sz w:val="28"/>
+          <w:szCs w:val="28"/>
+        </w:rPr>
+      </w:pPr>
+      <w:r>
+        <w:rPr>
+          <w:rFonts w:ascii="Calibri" w:cs="Calibri" w:eastAsia="Calibri" w:hAnsi="Calibri"/>
+          <w:sz w:val="28"/>
+          <w:szCs w:val="28"/>
+          <w:rtl w:val="0"/>
+        </w:rPr>
+        <w:t xml:space="preserve">Example rows from the dataset:</w:t>
+      </w:r>
+    </w:p>
+    <w:tbl>
+      <w:tblPr>
+        <w:tblStyle w:val="Table2"/>
+        <w:tblW w:w="9029.0" w:type="dxa"/>
+        <w:jc w:val="left"/>
+        <w:tblBorders>
+          <w:top w:color="000000" w:space="0" w:sz="8" w:val="single"/>
+          <w:left w:color="000000" w:space="0" w:sz="8" w:val="single"/>
+          <w:bottom w:color="000000" w:space="0" w:sz="8" w:val="single"/>
+          <w:right w:color="000000" w:space="0" w:sz="8" w:val="single"/>
+          <w:insideH w:color="000000" w:space="0" w:sz="8" w:val="single"/>
+          <w:insideV w:color="000000" w:space="0" w:sz="8" w:val="single"/>
+        </w:tblBorders>
+        <w:tblLayout w:type="fixed"/>
+        <w:tblLook w:val="0600"/>
+      </w:tblPr>
+      <w:tblGrid>
+        <w:gridCol w:w="501.6111111111111"/>
+        <w:gridCol w:w="501.6111111111111"/>
+        <w:gridCol w:w="501.6111111111111"/>
+        <w:gridCol w:w="501.6111111111111"/>
+        <w:gridCol w:w="501.6111111111111"/>
+        <w:gridCol w:w="501.6111111111111"/>
+        <w:gridCol w:w="501.6111111111111"/>
+        <w:gridCol w:w="501.6111111111111"/>
+        <w:gridCol w:w="501.6111111111111"/>
+        <w:gridCol w:w="501.6111111111111"/>
+        <w:gridCol w:w="501.6111111111111"/>
+        <w:gridCol w:w="501.6111111111111"/>
+        <w:gridCol w:w="501.6111111111111"/>
+        <w:gridCol w:w="501.6111111111111"/>
+        <w:gridCol w:w="501.6111111111111"/>
+        <w:gridCol w:w="501.6111111111111"/>
+        <w:gridCol w:w="501.6111111111111"/>
+        <w:gridCol w:w="501.6111111111111"/>
+        <w:tblGridChange w:id="0">
+          <w:tblGrid>
+            <w:gridCol w:w="501.6111111111111"/>
+            <w:gridCol w:w="501.6111111111111"/>
+            <w:gridCol w:w="501.6111111111111"/>
+            <w:gridCol w:w="501.6111111111111"/>
+            <w:gridCol w:w="501.6111111111111"/>
+            <w:gridCol w:w="501.6111111111111"/>
+            <w:gridCol w:w="501.6111111111111"/>
+            <w:gridCol w:w="501.6111111111111"/>
+            <w:gridCol w:w="501.6111111111111"/>
+            <w:gridCol w:w="501.6111111111111"/>
+            <w:gridCol w:w="501.6111111111111"/>
+            <w:gridCol w:w="501.6111111111111"/>
+            <w:gridCol w:w="501.6111111111111"/>
+            <w:gridCol w:w="501.6111111111111"/>
+            <w:gridCol w:w="501.6111111111111"/>
+            <w:gridCol w:w="501.6111111111111"/>
+            <w:gridCol w:w="501.6111111111111"/>
+            <w:gridCol w:w="501.6111111111111"/>
+          </w:tblGrid>
+        </w:tblGridChange>
+      </w:tblGrid>
+      <w:tr>
+        <w:trPr>
+          <w:cantSplit w:val="0"/>
+          <w:tblHeader w:val="0"/>
+        </w:trPr>
+        <w:tc>
+          <w:tcPr>
+            <w:tcBorders>
+              <w:top w:color="000000" w:space="0" w:sz="0" w:val="nil"/>
+              <w:left w:color="000000" w:space="0" w:sz="0" w:val="nil"/>
+              <w:bottom w:color="000000" w:space="0" w:sz="0" w:val="nil"/>
+              <w:right w:color="000000" w:space="0" w:sz="0" w:val="nil"/>
+            </w:tcBorders>
+            <w:tcMar>
+              <w:top w:w="20.0" w:type="dxa"/>
+              <w:left w:w="20.0" w:type="dxa"/>
+              <w:bottom w:w="100.0" w:type="dxa"/>
+              <w:right w:w="20.0" w:type="dxa"/>
+            </w:tcMar>
+            <w:vAlign w:val="center"/>
+          </w:tcPr>
+          <w:p>
+            <w:pPr>
+              <w:widowControl w:val="0"/>
+              <w:spacing w:line="240" w:lineRule="auto"/>
+              <w:rPr>
+                <w:rFonts w:ascii="Calibri" w:cs="Calibri" w:eastAsia="Calibri" w:hAnsi="Calibri"/>
+                <w:sz w:val="28"/>
+                <w:szCs w:val="28"/>
+              </w:rPr>
+            </w:pPr>
+            <w:r>
+              <w:rPr>
+                <w:rFonts w:ascii="Calibri" w:cs="Calibri" w:eastAsia="Calibri" w:hAnsi="Calibri"/>
+                <w:sz w:val="24"/>
+                <w:szCs w:val="24"/>
+                <w:rtl w:val="0"/>
+              </w:rPr>
+              <w:t xml:space="preserve">date</w:t>
+            </w:r>
+            <w:r>
+              <w:rPr>
+                <w:rtl w:val="0"/>
+              </w:rPr>
+            </w:r>
+          </w:p>
+        </w:tc>
+        <w:tc>
+          <w:tcPr>
+            <w:tcBorders>
+              <w:top w:color="000000" w:space="0" w:sz="0" w:val="nil"/>
+              <w:left w:color="000000" w:space="0" w:sz="0" w:val="nil"/>
+              <w:bottom w:color="000000" w:space="0" w:sz="0" w:val="nil"/>
+              <w:right w:color="000000" w:space="0" w:sz="0" w:val="nil"/>
+            </w:tcBorders>
+            <w:tcMar>
+              <w:top w:w="20.0" w:type="dxa"/>
+              <w:left w:w="20.0" w:type="dxa"/>
+              <w:bottom w:w="100.0" w:type="dxa"/>
+              <w:right w:w="20.0" w:type="dxa"/>
+            </w:tcMar>
+            <w:vAlign w:val="center"/>
+          </w:tcPr>
+          <w:p>
+            <w:pPr>
+              <w:widowControl w:val="0"/>
+              <w:spacing w:line="240" w:lineRule="auto"/>
+              <w:rPr>
+                <w:rFonts w:ascii="Calibri" w:cs="Calibri" w:eastAsia="Calibri" w:hAnsi="Calibri"/>
+                <w:sz w:val="28"/>
+                <w:szCs w:val="28"/>
+              </w:rPr>
+            </w:pPr>
+            <w:r>
+              <w:rPr>
+                <w:rFonts w:ascii="Calibri" w:cs="Calibri" w:eastAsia="Calibri" w:hAnsi="Calibri"/>
+                <w:sz w:val="24"/>
+                <w:szCs w:val="24"/>
+                <w:rtl w:val="0"/>
+              </w:rPr>
+              <w:t xml:space="preserve">price</w:t>
+            </w:r>
+            <w:r>
+              <w:rPr>
+                <w:rtl w:val="0"/>
+              </w:rPr>
+            </w:r>
+          </w:p>
+        </w:tc>
+        <w:tc>
+          <w:tcPr>
+            <w:tcBorders>
+              <w:top w:color="000000" w:space="0" w:sz="0" w:val="nil"/>
+              <w:left w:color="000000" w:space="0" w:sz="0" w:val="nil"/>
+              <w:bottom w:color="000000" w:space="0" w:sz="0" w:val="nil"/>
+              <w:right w:color="000000" w:space="0" w:sz="0" w:val="nil"/>
+            </w:tcBorders>
+            <w:tcMar>
+              <w:top w:w="20.0" w:type="dxa"/>
+              <w:left w:w="20.0" w:type="dxa"/>
+              <w:bottom w:w="100.0" w:type="dxa"/>
+              <w:right w:w="20.0" w:type="dxa"/>
+            </w:tcMar>
+            <w:vAlign w:val="center"/>
+          </w:tcPr>
+          <w:p>
+            <w:pPr>
+              <w:widowControl w:val="0"/>
+              <w:spacing w:line="240" w:lineRule="auto"/>
+              <w:rPr>
+                <w:rFonts w:ascii="Calibri" w:cs="Calibri" w:eastAsia="Calibri" w:hAnsi="Calibri"/>
+                <w:sz w:val="28"/>
+                <w:szCs w:val="28"/>
+              </w:rPr>
+            </w:pPr>
+            <w:r>
+              <w:rPr>
+                <w:rFonts w:ascii="Calibri" w:cs="Calibri" w:eastAsia="Calibri" w:hAnsi="Calibri"/>
+                <w:sz w:val="24"/>
+                <w:szCs w:val="24"/>
+                <w:rtl w:val="0"/>
+              </w:rPr>
+              <w:t xml:space="preserve">bedrooms</w:t>
+            </w:r>
+            <w:r>
+              <w:rPr>
+                <w:rtl w:val="0"/>
+              </w:rPr>
+            </w:r>
+          </w:p>
+        </w:tc>
+        <w:tc>
+          <w:tcPr>
+            <w:tcBorders>
+              <w:top w:color="000000" w:space="0" w:sz="0" w:val="nil"/>
+              <w:left w:color="000000" w:space="0" w:sz="0" w:val="nil"/>
+              <w:bottom w:color="000000" w:space="0" w:sz="0" w:val="nil"/>
+              <w:right w:color="000000" w:space="0" w:sz="0" w:val="nil"/>
+            </w:tcBorders>
+            <w:tcMar>
+              <w:top w:w="20.0" w:type="dxa"/>
+              <w:left w:w="20.0" w:type="dxa"/>
+              <w:bottom w:w="100.0" w:type="dxa"/>
+              <w:right w:w="20.0" w:type="dxa"/>
+            </w:tcMar>
+            <w:vAlign w:val="center"/>
+          </w:tcPr>
+          <w:p>
+            <w:pPr>
+              <w:widowControl w:val="0"/>
+              <w:spacing w:line="240" w:lineRule="auto"/>
+              <w:rPr>
+                <w:rFonts w:ascii="Calibri" w:cs="Calibri" w:eastAsia="Calibri" w:hAnsi="Calibri"/>
+                <w:sz w:val="28"/>
+                <w:szCs w:val="28"/>
+              </w:rPr>
+            </w:pPr>
+            <w:r>
+              <w:rPr>
+                <w:rFonts w:ascii="Calibri" w:cs="Calibri" w:eastAsia="Calibri" w:hAnsi="Calibri"/>
+                <w:sz w:val="24"/>
+                <w:szCs w:val="24"/>
+                <w:rtl w:val="0"/>
+              </w:rPr>
+              <w:t xml:space="preserve">bathrooms</w:t>
+            </w:r>
+            <w:r>
+              <w:rPr>
+                <w:rtl w:val="0"/>
+              </w:rPr>
+            </w:r>
+          </w:p>
+        </w:tc>
+        <w:tc>
+          <w:tcPr>
+            <w:tcBorders>
+              <w:top w:color="000000" w:space="0" w:sz="0" w:val="nil"/>
+              <w:left w:color="000000" w:space="0" w:sz="0" w:val="nil"/>
+              <w:bottom w:color="000000" w:space="0" w:sz="0" w:val="nil"/>
+              <w:right w:color="000000" w:space="0" w:sz="0" w:val="nil"/>
+            </w:tcBorders>
+            <w:tcMar>
+              <w:top w:w="20.0" w:type="dxa"/>
+              <w:left w:w="20.0" w:type="dxa"/>
+              <w:bottom w:w="100.0" w:type="dxa"/>
+              <w:right w:w="20.0" w:type="dxa"/>
+            </w:tcMar>
+            <w:vAlign w:val="center"/>
+          </w:tcPr>
+          <w:p>
+            <w:pPr>
+              <w:widowControl w:val="0"/>
+              <w:spacing w:line="240" w:lineRule="auto"/>
+              <w:rPr>
+                <w:rFonts w:ascii="Calibri" w:cs="Calibri" w:eastAsia="Calibri" w:hAnsi="Calibri"/>
+                <w:sz w:val="28"/>
+                <w:szCs w:val="28"/>
+              </w:rPr>
+            </w:pPr>
+            <w:r>
+              <w:rPr>
+                <w:rFonts w:ascii="Calibri" w:cs="Calibri" w:eastAsia="Calibri" w:hAnsi="Calibri"/>
+                <w:sz w:val="24"/>
+                <w:szCs w:val="24"/>
+                <w:rtl w:val="0"/>
+              </w:rPr>
+              <w:t xml:space="preserve">sqft_living</w:t>
+            </w:r>
+            <w:r>
+              <w:rPr>
+                <w:rtl w:val="0"/>
+              </w:rPr>
+            </w:r>
+          </w:p>
+        </w:tc>
+        <w:tc>
+          <w:tcPr>
+            <w:tcBorders>
+              <w:top w:color="000000" w:space="0" w:sz="0" w:val="nil"/>
+              <w:left w:color="000000" w:space="0" w:sz="0" w:val="nil"/>
+              <w:bottom w:color="000000" w:space="0" w:sz="0" w:val="nil"/>
+              <w:right w:color="000000" w:space="0" w:sz="0" w:val="nil"/>
+            </w:tcBorders>
+            <w:tcMar>
+              <w:top w:w="20.0" w:type="dxa"/>
+              <w:left w:w="20.0" w:type="dxa"/>
+              <w:bottom w:w="100.0" w:type="dxa"/>
+              <w:right w:w="20.0" w:type="dxa"/>
+            </w:tcMar>
+            <w:vAlign w:val="center"/>
+          </w:tcPr>
+          <w:p>
+            <w:pPr>
+              <w:widowControl w:val="0"/>
+              <w:spacing w:line="240" w:lineRule="auto"/>
+              <w:rPr>
+                <w:rFonts w:ascii="Calibri" w:cs="Calibri" w:eastAsia="Calibri" w:hAnsi="Calibri"/>
+                <w:sz w:val="28"/>
+                <w:szCs w:val="28"/>
+              </w:rPr>
+            </w:pPr>
+            <w:r>
+              <w:rPr>
+                <w:rFonts w:ascii="Calibri" w:cs="Calibri" w:eastAsia="Calibri" w:hAnsi="Calibri"/>
+                <w:sz w:val="24"/>
+                <w:szCs w:val="24"/>
+                <w:rtl w:val="0"/>
+              </w:rPr>
+              <w:t xml:space="preserve">sqft_lot</w:t>
+            </w:r>
+            <w:r>
+              <w:rPr>
+                <w:rtl w:val="0"/>
+              </w:rPr>
+            </w:r>
+          </w:p>
+        </w:tc>
+        <w:tc>
+          <w:tcPr>
+            <w:tcBorders>
+              <w:top w:color="000000" w:space="0" w:sz="0" w:val="nil"/>
+              <w:left w:color="000000" w:space="0" w:sz="0" w:val="nil"/>
+              <w:bottom w:color="000000" w:space="0" w:sz="0" w:val="nil"/>
+              <w:right w:color="000000" w:space="0" w:sz="0" w:val="nil"/>
+            </w:tcBorders>
+            <w:tcMar>
+              <w:top w:w="20.0" w:type="dxa"/>
+              <w:left w:w="20.0" w:type="dxa"/>
+              <w:bottom w:w="100.0" w:type="dxa"/>
+              <w:right w:w="20.0" w:type="dxa"/>
+            </w:tcMar>
+            <w:vAlign w:val="center"/>
+          </w:tcPr>
+          <w:p>
+            <w:pPr>
+              <w:widowControl w:val="0"/>
+              <w:spacing w:line="240" w:lineRule="auto"/>
+              <w:rPr>
+                <w:rFonts w:ascii="Calibri" w:cs="Calibri" w:eastAsia="Calibri" w:hAnsi="Calibri"/>
+                <w:sz w:val="28"/>
+                <w:szCs w:val="28"/>
+              </w:rPr>
+            </w:pPr>
+            <w:r>
+              <w:rPr>
+                <w:rFonts w:ascii="Calibri" w:cs="Calibri" w:eastAsia="Calibri" w:hAnsi="Calibri"/>
+                <w:sz w:val="24"/>
+                <w:szCs w:val="24"/>
+                <w:rtl w:val="0"/>
+              </w:rPr>
+              <w:t xml:space="preserve">floors</w:t>
+            </w:r>
+            <w:r>
+              <w:rPr>
+                <w:rtl w:val="0"/>
+              </w:rPr>
+            </w:r>
+          </w:p>
+        </w:tc>
+        <w:tc>
+          <w:tcPr>
+            <w:tcBorders>
+              <w:top w:color="000000" w:space="0" w:sz="0" w:val="nil"/>
+              <w:left w:color="000000" w:space="0" w:sz="0" w:val="nil"/>
+              <w:bottom w:color="000000" w:space="0" w:sz="0" w:val="nil"/>
+              <w:right w:color="000000" w:space="0" w:sz="0" w:val="nil"/>
+            </w:tcBorders>
+            <w:tcMar>
+              <w:top w:w="20.0" w:type="dxa"/>
+              <w:left w:w="20.0" w:type="dxa"/>
+              <w:bottom w:w="100.0" w:type="dxa"/>
+              <w:right w:w="20.0" w:type="dxa"/>
+            </w:tcMar>
+            <w:vAlign w:val="center"/>
+          </w:tcPr>
+          <w:p>
+            <w:pPr>
+              <w:widowControl w:val="0"/>
+              <w:spacing w:line="240" w:lineRule="auto"/>
+              <w:rPr>
+                <w:rFonts w:ascii="Calibri" w:cs="Calibri" w:eastAsia="Calibri" w:hAnsi="Calibri"/>
+                <w:sz w:val="28"/>
+                <w:szCs w:val="28"/>
+              </w:rPr>
+            </w:pPr>
+            <w:r>
+              <w:rPr>
+                <w:rFonts w:ascii="Calibri" w:cs="Calibri" w:eastAsia="Calibri" w:hAnsi="Calibri"/>
+                <w:sz w:val="24"/>
+                <w:szCs w:val="24"/>
+                <w:rtl w:val="0"/>
+              </w:rPr>
+              <w:t xml:space="preserve">waterfront</w:t>
+            </w:r>
+            <w:r>
+              <w:rPr>
+                <w:rtl w:val="0"/>
+              </w:rPr>
+            </w:r>
+          </w:p>
+        </w:tc>
+        <w:tc>
+          <w:tcPr>
+            <w:tcBorders>
+              <w:top w:color="000000" w:space="0" w:sz="0" w:val="nil"/>
+              <w:left w:color="000000" w:space="0" w:sz="0" w:val="nil"/>
+              <w:bottom w:color="000000" w:space="0" w:sz="0" w:val="nil"/>
+              <w:right w:color="000000" w:space="0" w:sz="0" w:val="nil"/>
+            </w:tcBorders>
+            <w:tcMar>
+              <w:top w:w="20.0" w:type="dxa"/>
+              <w:left w:w="20.0" w:type="dxa"/>
+              <w:bottom w:w="100.0" w:type="dxa"/>
+              <w:right w:w="20.0" w:type="dxa"/>
+            </w:tcMar>
+            <w:vAlign w:val="center"/>
+          </w:tcPr>
+          <w:p>
+            <w:pPr>
+              <w:widowControl w:val="0"/>
+              <w:spacing w:line="240" w:lineRule="auto"/>
+              <w:rPr>
+                <w:rFonts w:ascii="Calibri" w:cs="Calibri" w:eastAsia="Calibri" w:hAnsi="Calibri"/>
+                <w:sz w:val="28"/>
+                <w:szCs w:val="28"/>
+              </w:rPr>
+            </w:pPr>
+            <w:r>
+              <w:rPr>
+                <w:rFonts w:ascii="Calibri" w:cs="Calibri" w:eastAsia="Calibri" w:hAnsi="Calibri"/>
+                <w:sz w:val="24"/>
+                <w:szCs w:val="24"/>
+                <w:rtl w:val="0"/>
+              </w:rPr>
+              <w:t xml:space="preserve">view</w:t>
+            </w:r>
+            <w:r>
+              <w:rPr>
+                <w:rtl w:val="0"/>
+              </w:rPr>
+            </w:r>
+          </w:p>
+        </w:tc>
+        <w:tc>
+          <w:tcPr>
+            <w:tcBorders>
+              <w:top w:color="000000" w:space="0" w:sz="0" w:val="nil"/>
+              <w:left w:color="000000" w:space="0" w:sz="0" w:val="nil"/>
+              <w:bottom w:color="000000" w:space="0" w:sz="0" w:val="nil"/>
+              <w:right w:color="000000" w:space="0" w:sz="0" w:val="nil"/>
+            </w:tcBorders>
+            <w:tcMar>
+              <w:top w:w="20.0" w:type="dxa"/>
+              <w:left w:w="20.0" w:type="dxa"/>
+              <w:bottom w:w="100.0" w:type="dxa"/>
+              <w:right w:w="20.0" w:type="dxa"/>
+            </w:tcMar>
+            <w:vAlign w:val="center"/>
+          </w:tcPr>
+          <w:p>
+            <w:pPr>
+              <w:widowControl w:val="0"/>
+              <w:spacing w:line="240" w:lineRule="auto"/>
+              <w:rPr>
+                <w:rFonts w:ascii="Calibri" w:cs="Calibri" w:eastAsia="Calibri" w:hAnsi="Calibri"/>
+                <w:sz w:val="28"/>
+                <w:szCs w:val="28"/>
+              </w:rPr>
+            </w:pPr>
+            <w:r>
+              <w:rPr>
+                <w:rFonts w:ascii="Calibri" w:cs="Calibri" w:eastAsia="Calibri" w:hAnsi="Calibri"/>
+                <w:sz w:val="24"/>
+                <w:szCs w:val="24"/>
+                <w:rtl w:val="0"/>
+              </w:rPr>
+              <w:t xml:space="preserve">condition</w:t>
+            </w:r>
+            <w:r>
+              <w:rPr>
+                <w:rtl w:val="0"/>
+              </w:rPr>
+            </w:r>
+          </w:p>
+        </w:tc>
+        <w:tc>
+          <w:tcPr>
+            <w:tcBorders>
+              <w:top w:color="000000" w:space="0" w:sz="0" w:val="nil"/>
+              <w:left w:color="000000" w:space="0" w:sz="0" w:val="nil"/>
+              <w:bottom w:color="000000" w:space="0" w:sz="0" w:val="nil"/>
+              <w:right w:color="000000" w:space="0" w:sz="0" w:val="nil"/>
+            </w:tcBorders>
+            <w:tcMar>
+              <w:top w:w="20.0" w:type="dxa"/>
+              <w:left w:w="20.0" w:type="dxa"/>
+              <w:bottom w:w="100.0" w:type="dxa"/>
+              <w:right w:w="20.0" w:type="dxa"/>
+            </w:tcMar>
+            <w:vAlign w:val="center"/>
+          </w:tcPr>
+          <w:p>
+            <w:pPr>
+              <w:widowControl w:val="0"/>
+              <w:spacing w:line="240" w:lineRule="auto"/>
+              <w:rPr>
+                <w:rFonts w:ascii="Calibri" w:cs="Calibri" w:eastAsia="Calibri" w:hAnsi="Calibri"/>
+                <w:sz w:val="28"/>
+                <w:szCs w:val="28"/>
+              </w:rPr>
+            </w:pPr>
+            <w:r>
+              <w:rPr>
+                <w:rFonts w:ascii="Calibri" w:cs="Calibri" w:eastAsia="Calibri" w:hAnsi="Calibri"/>
+                <w:sz w:val="24"/>
+                <w:szCs w:val="24"/>
+                <w:rtl w:val="0"/>
+              </w:rPr>
+              <w:t xml:space="preserve">sqft_above</w:t>
+            </w:r>
+            <w:r>
+              <w:rPr>
+                <w:rtl w:val="0"/>
+              </w:rPr>
+            </w:r>
+          </w:p>
+        </w:tc>
+        <w:tc>
+          <w:tcPr>
+            <w:tcBorders>
+              <w:top w:color="000000" w:space="0" w:sz="0" w:val="nil"/>
+              <w:left w:color="000000" w:space="0" w:sz="0" w:val="nil"/>
+              <w:bottom w:color="000000" w:space="0" w:sz="0" w:val="nil"/>
+              <w:right w:color="000000" w:space="0" w:sz="0" w:val="nil"/>
+            </w:tcBorders>
+            <w:tcMar>
+              <w:top w:w="20.0" w:type="dxa"/>
+              <w:left w:w="20.0" w:type="dxa"/>
+              <w:bottom w:w="100.0" w:type="dxa"/>
+              <w:right w:w="20.0" w:type="dxa"/>
+            </w:tcMar>
+            <w:vAlign w:val="center"/>
+          </w:tcPr>
+          <w:p>
+            <w:pPr>
+              <w:widowControl w:val="0"/>
+              <w:spacing w:line="240" w:lineRule="auto"/>
+              <w:rPr>
+                <w:rFonts w:ascii="Calibri" w:cs="Calibri" w:eastAsia="Calibri" w:hAnsi="Calibri"/>
+                <w:sz w:val="28"/>
+                <w:szCs w:val="28"/>
+              </w:rPr>
+            </w:pPr>
+            <w:r>
+              <w:rPr>
+                <w:rFonts w:ascii="Calibri" w:cs="Calibri" w:eastAsia="Calibri" w:hAnsi="Calibri"/>
+                <w:sz w:val="24"/>
+                <w:szCs w:val="24"/>
+                <w:rtl w:val="0"/>
+              </w:rPr>
+              <w:t xml:space="preserve">sqft_basement</w:t>
+            </w:r>
+            <w:r>
+              <w:rPr>
+                <w:rtl w:val="0"/>
+              </w:rPr>
+            </w:r>
+          </w:p>
+        </w:tc>
+        <w:tc>
+          <w:tcPr>
+            <w:tcBorders>
+              <w:top w:color="000000" w:space="0" w:sz="0" w:val="nil"/>
+              <w:left w:color="000000" w:space="0" w:sz="0" w:val="nil"/>
+              <w:bottom w:color="000000" w:space="0" w:sz="0" w:val="nil"/>
+              <w:right w:color="000000" w:space="0" w:sz="0" w:val="nil"/>
+            </w:tcBorders>
+            <w:tcMar>
+              <w:top w:w="20.0" w:type="dxa"/>
+              <w:left w:w="20.0" w:type="dxa"/>
+              <w:bottom w:w="100.0" w:type="dxa"/>
+              <w:right w:w="20.0" w:type="dxa"/>
+            </w:tcMar>
+            <w:vAlign w:val="center"/>
+          </w:tcPr>
+          <w:p>
+            <w:pPr>
+              <w:widowControl w:val="0"/>
+              <w:spacing w:line="240" w:lineRule="auto"/>
+              <w:rPr>
+                <w:rFonts w:ascii="Calibri" w:cs="Calibri" w:eastAsia="Calibri" w:hAnsi="Calibri"/>
+                <w:sz w:val="28"/>
+                <w:szCs w:val="28"/>
+              </w:rPr>
+            </w:pPr>
+            <w:r>
+              <w:rPr>
+                <w:rFonts w:ascii="Calibri" w:cs="Calibri" w:eastAsia="Calibri" w:hAnsi="Calibri"/>
+                <w:sz w:val="24"/>
+                <w:szCs w:val="24"/>
+                <w:rtl w:val="0"/>
+              </w:rPr>
+              <w:t xml:space="preserve">yr_built</w:t>
+            </w:r>
+            <w:r>
+              <w:rPr>
+                <w:rtl w:val="0"/>
+              </w:rPr>
+            </w:r>
+          </w:p>
+        </w:tc>
+        <w:tc>
+          <w:tcPr>
+            <w:tcBorders>
+              <w:top w:color="000000" w:space="0" w:sz="0" w:val="nil"/>
+              <w:left w:color="000000" w:space="0" w:sz="0" w:val="nil"/>
+              <w:bottom w:color="000000" w:space="0" w:sz="0" w:val="nil"/>
+              <w:right w:color="000000" w:space="0" w:sz="0" w:val="nil"/>
+            </w:tcBorders>
+            <w:tcMar>
+              <w:top w:w="20.0" w:type="dxa"/>
+              <w:left w:w="20.0" w:type="dxa"/>
+              <w:bottom w:w="100.0" w:type="dxa"/>
+              <w:right w:w="20.0" w:type="dxa"/>
+            </w:tcMar>
+            <w:vAlign w:val="center"/>
+          </w:tcPr>
+          <w:p>
+            <w:pPr>
+              <w:widowControl w:val="0"/>
+              <w:spacing w:line="240" w:lineRule="auto"/>
+              <w:rPr>
+                <w:rFonts w:ascii="Calibri" w:cs="Calibri" w:eastAsia="Calibri" w:hAnsi="Calibri"/>
+                <w:sz w:val="28"/>
+                <w:szCs w:val="28"/>
+              </w:rPr>
+            </w:pPr>
+            <w:r>
+              <w:rPr>
+                <w:rFonts w:ascii="Calibri" w:cs="Calibri" w:eastAsia="Calibri" w:hAnsi="Calibri"/>
+                <w:sz w:val="24"/>
+                <w:szCs w:val="24"/>
+                <w:rtl w:val="0"/>
+              </w:rPr>
+              <w:t xml:space="preserve">yr_renovated</w:t>
+            </w:r>
+            <w:r>
+              <w:rPr>
+                <w:rtl w:val="0"/>
+              </w:rPr>
+            </w:r>
+          </w:p>
+        </w:tc>
+        <w:tc>
+          <w:tcPr>
+            <w:tcBorders>
+              <w:top w:color="000000" w:space="0" w:sz="0" w:val="nil"/>
+              <w:left w:color="000000" w:space="0" w:sz="0" w:val="nil"/>
+              <w:bottom w:color="000000" w:space="0" w:sz="0" w:val="nil"/>
+              <w:right w:color="000000" w:space="0" w:sz="0" w:val="nil"/>
+            </w:tcBorders>
+            <w:tcMar>
+              <w:top w:w="20.0" w:type="dxa"/>
+              <w:left w:w="20.0" w:type="dxa"/>
+              <w:bottom w:w="100.0" w:type="dxa"/>
+              <w:right w:w="20.0" w:type="dxa"/>
+            </w:tcMar>
+            <w:vAlign w:val="center"/>
+          </w:tcPr>
+          <w:p>
+            <w:pPr>
+              <w:widowControl w:val="0"/>
+              <w:spacing w:line="240" w:lineRule="auto"/>
+              <w:rPr>
+                <w:rFonts w:ascii="Calibri" w:cs="Calibri" w:eastAsia="Calibri" w:hAnsi="Calibri"/>
+                <w:sz w:val="28"/>
+                <w:szCs w:val="28"/>
+              </w:rPr>
+            </w:pPr>
+            <w:r>
+              <w:rPr>
+                <w:rFonts w:ascii="Calibri" w:cs="Calibri" w:eastAsia="Calibri" w:hAnsi="Calibri"/>
+                <w:sz w:val="24"/>
+                <w:szCs w:val="24"/>
+                <w:rtl w:val="0"/>
+              </w:rPr>
+              <w:t xml:space="preserve">street</w:t>
+            </w:r>
+            <w:r>
+              <w:rPr>
+                <w:rtl w:val="0"/>
+              </w:rPr>
+            </w:r>
+          </w:p>
+        </w:tc>
+        <w:tc>
+          <w:tcPr>
+            <w:tcBorders>
+              <w:top w:color="000000" w:space="0" w:sz="0" w:val="nil"/>
+              <w:left w:color="000000" w:space="0" w:sz="0" w:val="nil"/>
+              <w:bottom w:color="000000" w:space="0" w:sz="0" w:val="nil"/>
+              <w:right w:color="000000" w:space="0" w:sz="0" w:val="nil"/>
+            </w:tcBorders>
+            <w:tcMar>
+              <w:top w:w="20.0" w:type="dxa"/>
+              <w:left w:w="20.0" w:type="dxa"/>
+              <w:bottom w:w="100.0" w:type="dxa"/>
+              <w:right w:w="20.0" w:type="dxa"/>
+            </w:tcMar>
+            <w:vAlign w:val="center"/>
+          </w:tcPr>
+          <w:p>
+            <w:pPr>
+              <w:widowControl w:val="0"/>
+              <w:spacing w:line="240" w:lineRule="auto"/>
+              <w:rPr>
+                <w:rFonts w:ascii="Calibri" w:cs="Calibri" w:eastAsia="Calibri" w:hAnsi="Calibri"/>
+                <w:sz w:val="28"/>
+                <w:szCs w:val="28"/>
+              </w:rPr>
+            </w:pPr>
+            <w:r>
+              <w:rPr>
+                <w:rFonts w:ascii="Calibri" w:cs="Calibri" w:eastAsia="Calibri" w:hAnsi="Calibri"/>
+                <w:sz w:val="24"/>
+                <w:szCs w:val="24"/>
+                <w:rtl w:val="0"/>
+              </w:rPr>
+              <w:t xml:space="preserve">city</w:t>
+            </w:r>
+            <w:r>
+              <w:rPr>
+                <w:rtl w:val="0"/>
+              </w:rPr>
+            </w:r>
+          </w:p>
+        </w:tc>
+        <w:tc>
+          <w:tcPr>
+            <w:tcBorders>
+              <w:top w:color="000000" w:space="0" w:sz="0" w:val="nil"/>
+              <w:left w:color="000000" w:space="0" w:sz="0" w:val="nil"/>
+              <w:bottom w:color="000000" w:space="0" w:sz="0" w:val="nil"/>
+              <w:right w:color="000000" w:space="0" w:sz="0" w:val="nil"/>
+            </w:tcBorders>
+            <w:tcMar>
+              <w:top w:w="20.0" w:type="dxa"/>
+              <w:left w:w="20.0" w:type="dxa"/>
+              <w:bottom w:w="100.0" w:type="dxa"/>
+              <w:right w:w="20.0" w:type="dxa"/>
+            </w:tcMar>
+            <w:vAlign w:val="center"/>
+          </w:tcPr>
+          <w:p>
+            <w:pPr>
+              <w:widowControl w:val="0"/>
+              <w:spacing w:line="240" w:lineRule="auto"/>
+              <w:rPr>
+                <w:rFonts w:ascii="Calibri" w:cs="Calibri" w:eastAsia="Calibri" w:hAnsi="Calibri"/>
+                <w:sz w:val="28"/>
+                <w:szCs w:val="28"/>
+              </w:rPr>
+            </w:pPr>
+            <w:r>
+              <w:rPr>
+                <w:rFonts w:ascii="Calibri" w:cs="Calibri" w:eastAsia="Calibri" w:hAnsi="Calibri"/>
+                <w:sz w:val="24"/>
+                <w:szCs w:val="24"/>
+                <w:rtl w:val="0"/>
+              </w:rPr>
+              <w:t xml:space="preserve">statezip</w:t>
+            </w:r>
+            <w:r>
+              <w:rPr>
+                <w:rtl w:val="0"/>
+              </w:rPr>
+            </w:r>
+          </w:p>
+        </w:tc>
+        <w:tc>
+          <w:tcPr>
+            <w:tcBorders>
+              <w:top w:color="000000" w:space="0" w:sz="0" w:val="nil"/>
+              <w:left w:color="000000" w:space="0" w:sz="0" w:val="nil"/>
+              <w:bottom w:color="000000" w:space="0" w:sz="0" w:val="nil"/>
+              <w:right w:color="000000" w:space="0" w:sz="0" w:val="nil"/>
+            </w:tcBorders>
+            <w:tcMar>
+              <w:top w:w="20.0" w:type="dxa"/>
+              <w:left w:w="20.0" w:type="dxa"/>
+              <w:bottom w:w="100.0" w:type="dxa"/>
+              <w:right w:w="20.0" w:type="dxa"/>
+            </w:tcMar>
+            <w:vAlign w:val="center"/>
+          </w:tcPr>
+          <w:p>
+            <w:pPr>
+              <w:widowControl w:val="0"/>
+              <w:spacing w:line="240" w:lineRule="auto"/>
+              <w:rPr>
+                <w:rFonts w:ascii="Calibri" w:cs="Calibri" w:eastAsia="Calibri" w:hAnsi="Calibri"/>
+                <w:sz w:val="28"/>
+                <w:szCs w:val="28"/>
+              </w:rPr>
+            </w:pPr>
+            <w:r>
+              <w:rPr>
+                <w:rFonts w:ascii="Calibri" w:cs="Calibri" w:eastAsia="Calibri" w:hAnsi="Calibri"/>
+                <w:sz w:val="24"/>
+                <w:szCs w:val="24"/>
+                <w:rtl w:val="0"/>
+              </w:rPr>
+              <w:t xml:space="preserve">country</w:t>
+            </w:r>
+            <w:r>
+              <w:rPr>
+                <w:rtl w:val="0"/>
+              </w:rPr>
+            </w:r>
+          </w:p>
+        </w:tc>
+      </w:tr>
+      <w:tr>
+        <w:trPr>
+          <w:cantSplit w:val="0"/>
+          <w:tblHeader w:val="0"/>
+        </w:trPr>
+        <w:tc>
+          <w:tcPr>
+            <w:tcBorders>
+              <w:top w:color="000000" w:space="0" w:sz="0" w:val="nil"/>
+              <w:left w:color="000000" w:space="0" w:sz="0" w:val="nil"/>
+              <w:bottom w:color="000000" w:space="0" w:sz="0" w:val="nil"/>
+              <w:right w:color="000000" w:space="0" w:sz="0" w:val="nil"/>
+            </w:tcBorders>
+            <w:tcMar>
+              <w:top w:w="20.0" w:type="dxa"/>
+              <w:left w:w="20.0" w:type="dxa"/>
+              <w:bottom w:w="100.0" w:type="dxa"/>
+              <w:right w:w="20.0" w:type="dxa"/>
+            </w:tcMar>
+            <w:vAlign w:val="center"/>
+          </w:tcPr>
+          <w:p>
+            <w:pPr>
+              <w:widowControl w:val="0"/>
+              <w:spacing w:line="240" w:lineRule="auto"/>
+              <w:rPr>
+                <w:rFonts w:ascii="Calibri" w:cs="Calibri" w:eastAsia="Calibri" w:hAnsi="Calibri"/>
+                <w:sz w:val="28"/>
+                <w:szCs w:val="28"/>
+              </w:rPr>
+            </w:pPr>
+            <w:r>
+              <w:rPr>
+                <w:rFonts w:ascii="Calibri" w:cs="Calibri" w:eastAsia="Calibri" w:hAnsi="Calibri"/>
+                <w:sz w:val="24"/>
+                <w:szCs w:val="24"/>
+                <w:rtl w:val="0"/>
+              </w:rPr>
+              <w:t xml:space="preserve">########</w:t>
+            </w:r>
+            <w:r>
+              <w:rPr>
+                <w:rtl w:val="0"/>
+              </w:rPr>
+            </w:r>
+          </w:p>
+        </w:tc>
+        <w:tc>
+          <w:tcPr>
+            <w:tcBorders>
+              <w:top w:color="000000" w:space="0" w:sz="0" w:val="nil"/>
+              <w:left w:color="000000" w:space="0" w:sz="0" w:val="nil"/>
+              <w:bottom w:color="000000" w:space="0" w:sz="0" w:val="nil"/>
+              <w:right w:color="000000" w:space="0" w:sz="0" w:val="nil"/>
+            </w:tcBorders>
+            <w:tcMar>
+              <w:top w:w="20.0" w:type="dxa"/>
+              <w:left w:w="20.0" w:type="dxa"/>
+              <w:bottom w:w="100.0" w:type="dxa"/>
+              <w:right w:w="20.0" w:type="dxa"/>
+            </w:tcMar>
+            <w:vAlign w:val="center"/>
+          </w:tcPr>
+          <w:p>
+            <w:pPr>
+              <w:widowControl w:val="0"/>
+              <w:spacing w:line="240" w:lineRule="auto"/>
+              <w:rPr>
+                <w:rFonts w:ascii="Calibri" w:cs="Calibri" w:eastAsia="Calibri" w:hAnsi="Calibri"/>
+                <w:sz w:val="28"/>
+                <w:szCs w:val="28"/>
+              </w:rPr>
+            </w:pPr>
+            <w:r>
+              <w:rPr>
+                <w:rFonts w:ascii="Calibri" w:cs="Calibri" w:eastAsia="Calibri" w:hAnsi="Calibri"/>
+                <w:sz w:val="24"/>
+                <w:szCs w:val="24"/>
+                <w:rtl w:val="0"/>
+              </w:rPr>
+              <w:t xml:space="preserve">313000</w:t>
+            </w:r>
+            <w:r>
+              <w:rPr>
+                <w:rtl w:val="0"/>
+              </w:rPr>
+            </w:r>
+          </w:p>
+        </w:tc>
+        <w:tc>
+          <w:tcPr>
+            <w:tcBorders>
+              <w:top w:color="000000" w:space="0" w:sz="0" w:val="nil"/>
+              <w:left w:color="000000" w:space="0" w:sz="0" w:val="nil"/>
+              <w:bottom w:color="000000" w:space="0" w:sz="0" w:val="nil"/>
+              <w:right w:color="000000" w:space="0" w:sz="0" w:val="nil"/>
+            </w:tcBorders>
+            <w:tcMar>
+              <w:top w:w="20.0" w:type="dxa"/>
+              <w:left w:w="20.0" w:type="dxa"/>
+              <w:bottom w:w="100.0" w:type="dxa"/>
+              <w:right w:w="20.0" w:type="dxa"/>
+            </w:tcMar>
+            <w:vAlign w:val="center"/>
+          </w:tcPr>
+          <w:p>
+            <w:pPr>
+              <w:widowControl w:val="0"/>
+              <w:spacing w:line="240" w:lineRule="auto"/>
+              <w:rPr>
+                <w:rFonts w:ascii="Calibri" w:cs="Calibri" w:eastAsia="Calibri" w:hAnsi="Calibri"/>
+                <w:sz w:val="28"/>
+                <w:szCs w:val="28"/>
+              </w:rPr>
+            </w:pPr>
+            <w:r>
+              <w:rPr>
+                <w:rFonts w:ascii="Calibri" w:cs="Calibri" w:eastAsia="Calibri" w:hAnsi="Calibri"/>
+                <w:sz w:val="24"/>
+                <w:szCs w:val="24"/>
+                <w:rtl w:val="0"/>
+              </w:rPr>
+              <w:t xml:space="preserve">3</w:t>
+            </w:r>
+            <w:r>
+              <w:rPr>
+                <w:rtl w:val="0"/>
+              </w:rPr>
+            </w:r>
+          </w:p>
+        </w:tc>
+        <w:tc>
+          <w:tcPr>
+            <w:tcBorders>
+              <w:top w:color="000000" w:space="0" w:sz="0" w:val="nil"/>
+              <w:left w:color="000000" w:space="0" w:sz="0" w:val="nil"/>
+              <w:bottom w:color="000000" w:space="0" w:sz="0" w:val="nil"/>
+              <w:right w:color="000000" w:space="0" w:sz="0" w:val="nil"/>
+            </w:tcBorders>
+            <w:tcMar>
+              <w:top w:w="20.0" w:type="dxa"/>
+              <w:left w:w="20.0" w:type="dxa"/>
+              <w:bottom w:w="100.0" w:type="dxa"/>
+              <w:right w:w="20.0" w:type="dxa"/>
+            </w:tcMar>
+            <w:vAlign w:val="center"/>
+          </w:tcPr>
+          <w:p>
+            <w:pPr>
+              <w:widowControl w:val="0"/>
+              <w:spacing w:line="240" w:lineRule="auto"/>
+              <w:rPr>
+                <w:rFonts w:ascii="Calibri" w:cs="Calibri" w:eastAsia="Calibri" w:hAnsi="Calibri"/>
+                <w:sz w:val="28"/>
+                <w:szCs w:val="28"/>
+              </w:rPr>
+            </w:pPr>
+            <w:r>
+              <w:rPr>
+                <w:rFonts w:ascii="Calibri" w:cs="Calibri" w:eastAsia="Calibri" w:hAnsi="Calibri"/>
+                <w:sz w:val="24"/>
+                <w:szCs w:val="24"/>
+                <w:rtl w:val="0"/>
+              </w:rPr>
+              <w:t xml:space="preserve">1.5</w:t>
+            </w:r>
+            <w:r>
+              <w:rPr>
+                <w:rtl w:val="0"/>
+              </w:rPr>
+            </w:r>
+          </w:p>
+        </w:tc>
+        <w:tc>
+          <w:tcPr>
+            <w:tcBorders>
+              <w:top w:color="000000" w:space="0" w:sz="0" w:val="nil"/>
+              <w:left w:color="000000" w:space="0" w:sz="0" w:val="nil"/>
+              <w:bottom w:color="000000" w:space="0" w:sz="0" w:val="nil"/>
+              <w:right w:color="000000" w:space="0" w:sz="0" w:val="nil"/>
+            </w:tcBorders>
+            <w:tcMar>
+              <w:top w:w="20.0" w:type="dxa"/>
+              <w:left w:w="20.0" w:type="dxa"/>
+              <w:bottom w:w="100.0" w:type="dxa"/>
+              <w:right w:w="20.0" w:type="dxa"/>
+            </w:tcMar>
+            <w:vAlign w:val="center"/>
+          </w:tcPr>
+          <w:p>
+            <w:pPr>
+              <w:widowControl w:val="0"/>
+              <w:spacing w:line="240" w:lineRule="auto"/>
+              <w:rPr>
+                <w:rFonts w:ascii="Calibri" w:cs="Calibri" w:eastAsia="Calibri" w:hAnsi="Calibri"/>
+                <w:sz w:val="28"/>
+                <w:szCs w:val="28"/>
+              </w:rPr>
+            </w:pPr>
+            <w:r>
+              <w:rPr>
+                <w:rFonts w:ascii="Calibri" w:cs="Calibri" w:eastAsia="Calibri" w:hAnsi="Calibri"/>
+                <w:sz w:val="24"/>
+                <w:szCs w:val="24"/>
+                <w:rtl w:val="0"/>
+              </w:rPr>
+              <w:t xml:space="preserve">1340</w:t>
+            </w:r>
+            <w:r>
+              <w:rPr>
+                <w:rtl w:val="0"/>
+              </w:rPr>
+            </w:r>
+          </w:p>
+        </w:tc>
+        <w:tc>
+          <w:tcPr>
+            <w:tcBorders>
+              <w:top w:color="000000" w:space="0" w:sz="0" w:val="nil"/>
+              <w:left w:color="000000" w:space="0" w:sz="0" w:val="nil"/>
+              <w:bottom w:color="000000" w:space="0" w:sz="0" w:val="nil"/>
+              <w:right w:color="000000" w:space="0" w:sz="0" w:val="nil"/>
+            </w:tcBorders>
+            <w:tcMar>
+              <w:top w:w="20.0" w:type="dxa"/>
+              <w:left w:w="20.0" w:type="dxa"/>
+              <w:bottom w:w="100.0" w:type="dxa"/>
+              <w:right w:w="20.0" w:type="dxa"/>
+            </w:tcMar>
+            <w:vAlign w:val="center"/>
+          </w:tcPr>
+          <w:p>
+            <w:pPr>
+              <w:widowControl w:val="0"/>
+              <w:spacing w:line="240" w:lineRule="auto"/>
+              <w:rPr>
+                <w:rFonts w:ascii="Calibri" w:cs="Calibri" w:eastAsia="Calibri" w:hAnsi="Calibri"/>
+                <w:sz w:val="28"/>
+                <w:szCs w:val="28"/>
+              </w:rPr>
+            </w:pPr>
+            <w:r>
+              <w:rPr>
+                <w:rFonts w:ascii="Calibri" w:cs="Calibri" w:eastAsia="Calibri" w:hAnsi="Calibri"/>
+                <w:sz w:val="24"/>
+                <w:szCs w:val="24"/>
+                <w:rtl w:val="0"/>
+              </w:rPr>
+              <w:t xml:space="preserve">7912</w:t>
+            </w:r>
+            <w:r>
+              <w:rPr>
+                <w:rtl w:val="0"/>
+              </w:rPr>
+            </w:r>
+          </w:p>
+        </w:tc>
+        <w:tc>
+          <w:tcPr>
+            <w:tcBorders>
+              <w:top w:color="000000" w:space="0" w:sz="0" w:val="nil"/>
+              <w:left w:color="000000" w:space="0" w:sz="0" w:val="nil"/>
+              <w:bottom w:color="000000" w:space="0" w:sz="0" w:val="nil"/>
+              <w:right w:color="000000" w:space="0" w:sz="0" w:val="nil"/>
+            </w:tcBorders>
+            <w:tcMar>
+              <w:top w:w="20.0" w:type="dxa"/>
+              <w:left w:w="20.0" w:type="dxa"/>
+              <w:bottom w:w="100.0" w:type="dxa"/>
+              <w:right w:w="20.0" w:type="dxa"/>
+            </w:tcMar>
+            <w:vAlign w:val="center"/>
+          </w:tcPr>
+          <w:p>
+            <w:pPr>
+              <w:widowControl w:val="0"/>
+              <w:spacing w:line="240" w:lineRule="auto"/>
+              <w:rPr>
+                <w:rFonts w:ascii="Calibri" w:cs="Calibri" w:eastAsia="Calibri" w:hAnsi="Calibri"/>
+                <w:sz w:val="28"/>
+                <w:szCs w:val="28"/>
+              </w:rPr>
+            </w:pPr>
+            <w:r>
+              <w:rPr>
+                <w:rFonts w:ascii="Calibri" w:cs="Calibri" w:eastAsia="Calibri" w:hAnsi="Calibri"/>
+                <w:sz w:val="24"/>
+                <w:szCs w:val="24"/>
+                <w:rtl w:val="0"/>
+              </w:rPr>
+              <w:t xml:space="preserve">1.5</w:t>
+            </w:r>
+            <w:r>
+              <w:rPr>
+                <w:rtl w:val="0"/>
+              </w:rPr>
+            </w:r>
+          </w:p>
+        </w:tc>
+        <w:tc>
+          <w:tcPr>
+            <w:tcBorders>
+              <w:top w:color="000000" w:space="0" w:sz="0" w:val="nil"/>
+              <w:left w:color="000000" w:space="0" w:sz="0" w:val="nil"/>
+              <w:bottom w:color="000000" w:space="0" w:sz="0" w:val="nil"/>
+              <w:right w:color="000000" w:space="0" w:sz="0" w:val="nil"/>
+            </w:tcBorders>
+            <w:tcMar>
+              <w:top w:w="20.0" w:type="dxa"/>
+              <w:left w:w="20.0" w:type="dxa"/>
+              <w:bottom w:w="100.0" w:type="dxa"/>
+              <w:right w:w="20.0" w:type="dxa"/>
+            </w:tcMar>
+            <w:vAlign w:val="center"/>
+          </w:tcPr>
+          <w:p>
+            <w:pPr>
+              <w:widowControl w:val="0"/>
+              <w:spacing w:line="240" w:lineRule="auto"/>
+              <w:rPr>
+                <w:rFonts w:ascii="Calibri" w:cs="Calibri" w:eastAsia="Calibri" w:hAnsi="Calibri"/>
+                <w:sz w:val="28"/>
+                <w:szCs w:val="28"/>
+              </w:rPr>
+            </w:pPr>
+            <w:r>
+              <w:rPr>
+                <w:rFonts w:ascii="Calibri" w:cs="Calibri" w:eastAsia="Calibri" w:hAnsi="Calibri"/>
+                <w:sz w:val="24"/>
+                <w:szCs w:val="24"/>
+                <w:rtl w:val="0"/>
+              </w:rPr>
+              <w:t xml:space="preserve">0</w:t>
+            </w:r>
+            <w:r>
+              <w:rPr>
+                <w:rtl w:val="0"/>
+              </w:rPr>
+            </w:r>
+          </w:p>
+        </w:tc>
+        <w:tc>
+          <w:tcPr>
+            <w:tcBorders>
+              <w:top w:color="000000" w:space="0" w:sz="0" w:val="nil"/>
+              <w:left w:color="000000" w:space="0" w:sz="0" w:val="nil"/>
+              <w:bottom w:color="000000" w:space="0" w:sz="0" w:val="nil"/>
+              <w:right w:color="000000" w:space="0" w:sz="0" w:val="nil"/>
+            </w:tcBorders>
+            <w:tcMar>
+              <w:top w:w="20.0" w:type="dxa"/>
+              <w:left w:w="20.0" w:type="dxa"/>
+              <w:bottom w:w="100.0" w:type="dxa"/>
+              <w:right w:w="20.0" w:type="dxa"/>
+            </w:tcMar>
+            <w:vAlign w:val="center"/>
+          </w:tcPr>
+          <w:p>
+            <w:pPr>
+              <w:widowControl w:val="0"/>
+              <w:spacing w:line="240" w:lineRule="auto"/>
+              <w:rPr>
+                <w:rFonts w:ascii="Calibri" w:cs="Calibri" w:eastAsia="Calibri" w:hAnsi="Calibri"/>
+                <w:sz w:val="28"/>
+                <w:szCs w:val="28"/>
+              </w:rPr>
+            </w:pPr>
+            <w:r>
+              <w:rPr>
+                <w:rFonts w:ascii="Calibri" w:cs="Calibri" w:eastAsia="Calibri" w:hAnsi="Calibri"/>
+                <w:sz w:val="24"/>
+                <w:szCs w:val="24"/>
+                <w:rtl w:val="0"/>
+              </w:rPr>
+              <w:t xml:space="preserve">0</w:t>
+            </w:r>
+            <w:r>
+              <w:rPr>
+                <w:rtl w:val="0"/>
+              </w:rPr>
+            </w:r>
+          </w:p>
+        </w:tc>
+        <w:tc>
+          <w:tcPr>
+            <w:tcBorders>
+              <w:top w:color="000000" w:space="0" w:sz="0" w:val="nil"/>
+              <w:left w:color="000000" w:space="0" w:sz="0" w:val="nil"/>
+              <w:bottom w:color="000000" w:space="0" w:sz="0" w:val="nil"/>
+              <w:right w:color="000000" w:space="0" w:sz="0" w:val="nil"/>
+            </w:tcBorders>
+            <w:tcMar>
+              <w:top w:w="20.0" w:type="dxa"/>
+              <w:left w:w="20.0" w:type="dxa"/>
+              <w:bottom w:w="100.0" w:type="dxa"/>
+              <w:right w:w="20.0" w:type="dxa"/>
+            </w:tcMar>
+            <w:vAlign w:val="center"/>
+          </w:tcPr>
+          <w:p>
+            <w:pPr>
+              <w:widowControl w:val="0"/>
+              <w:spacing w:line="240" w:lineRule="auto"/>
+              <w:rPr>
+                <w:rFonts w:ascii="Calibri" w:cs="Calibri" w:eastAsia="Calibri" w:hAnsi="Calibri"/>
+                <w:sz w:val="28"/>
+                <w:szCs w:val="28"/>
+              </w:rPr>
+            </w:pPr>
+            <w:r>
+              <w:rPr>
+                <w:rFonts w:ascii="Calibri" w:cs="Calibri" w:eastAsia="Calibri" w:hAnsi="Calibri"/>
+                <w:sz w:val="24"/>
+                <w:szCs w:val="24"/>
+                <w:rtl w:val="0"/>
+              </w:rPr>
+              <w:t xml:space="preserve">3</w:t>
+            </w:r>
+            <w:r>
+              <w:rPr>
+                <w:rtl w:val="0"/>
+              </w:rPr>
+            </w:r>
+          </w:p>
+        </w:tc>
+        <w:tc>
+          <w:tcPr>
+            <w:tcBorders>
+              <w:top w:color="000000" w:space="0" w:sz="0" w:val="nil"/>
+              <w:left w:color="000000" w:space="0" w:sz="0" w:val="nil"/>
+              <w:bottom w:color="000000" w:space="0" w:sz="0" w:val="nil"/>
+              <w:right w:color="000000" w:space="0" w:sz="0" w:val="nil"/>
+            </w:tcBorders>
+            <w:tcMar>
+              <w:top w:w="20.0" w:type="dxa"/>
+              <w:left w:w="20.0" w:type="dxa"/>
+              <w:bottom w:w="100.0" w:type="dxa"/>
+              <w:right w:w="20.0" w:type="dxa"/>
+            </w:tcMar>
+            <w:vAlign w:val="center"/>
+          </w:tcPr>
+          <w:p>
+            <w:pPr>
+              <w:widowControl w:val="0"/>
+              <w:spacing w:line="240" w:lineRule="auto"/>
+              <w:rPr>
+                <w:rFonts w:ascii="Calibri" w:cs="Calibri" w:eastAsia="Calibri" w:hAnsi="Calibri"/>
+                <w:sz w:val="28"/>
+                <w:szCs w:val="28"/>
+              </w:rPr>
+            </w:pPr>
+            <w:r>
+              <w:rPr>
+                <w:rFonts w:ascii="Calibri" w:cs="Calibri" w:eastAsia="Calibri" w:hAnsi="Calibri"/>
+                <w:sz w:val="24"/>
+                <w:szCs w:val="24"/>
+                <w:rtl w:val="0"/>
+              </w:rPr>
+              <w:t xml:space="preserve">1340</w:t>
+            </w:r>
+            <w:r>
+              <w:rPr>
+                <w:rtl w:val="0"/>
+              </w:rPr>
+            </w:r>
+          </w:p>
+        </w:tc>
+        <w:tc>
+          <w:tcPr>
+            <w:tcBorders>
+              <w:top w:color="000000" w:space="0" w:sz="0" w:val="nil"/>
+              <w:left w:color="000000" w:space="0" w:sz="0" w:val="nil"/>
+              <w:bottom w:color="000000" w:space="0" w:sz="0" w:val="nil"/>
+              <w:right w:color="000000" w:space="0" w:sz="0" w:val="nil"/>
+            </w:tcBorders>
+            <w:tcMar>
+              <w:top w:w="20.0" w:type="dxa"/>
+              <w:left w:w="20.0" w:type="dxa"/>
+              <w:bottom w:w="100.0" w:type="dxa"/>
+              <w:right w:w="20.0" w:type="dxa"/>
+            </w:tcMar>
+            <w:vAlign w:val="center"/>
+          </w:tcPr>
+          <w:p>
+            <w:pPr>
+              <w:widowControl w:val="0"/>
+              <w:spacing w:line="240" w:lineRule="auto"/>
+              <w:rPr>
+                <w:rFonts w:ascii="Calibri" w:cs="Calibri" w:eastAsia="Calibri" w:hAnsi="Calibri"/>
+                <w:sz w:val="28"/>
+                <w:szCs w:val="28"/>
+              </w:rPr>
+            </w:pPr>
+            <w:r>
+              <w:rPr>
+                <w:rFonts w:ascii="Calibri" w:cs="Calibri" w:eastAsia="Calibri" w:hAnsi="Calibri"/>
+                <w:sz w:val="24"/>
+                <w:szCs w:val="24"/>
+                <w:rtl w:val="0"/>
+              </w:rPr>
+              <w:t xml:space="preserve">0</w:t>
+            </w:r>
+            <w:r>
+              <w:rPr>
+                <w:rtl w:val="0"/>
+              </w:rPr>
+            </w:r>
+          </w:p>
+        </w:tc>
+        <w:tc>
+          <w:tcPr>
+            <w:tcBorders>
+              <w:top w:color="000000" w:space="0" w:sz="0" w:val="nil"/>
+              <w:left w:color="000000" w:space="0" w:sz="0" w:val="nil"/>
+              <w:bottom w:color="000000" w:space="0" w:sz="0" w:val="nil"/>
+              <w:right w:color="000000" w:space="0" w:sz="0" w:val="nil"/>
+            </w:tcBorders>
+            <w:tcMar>
+              <w:top w:w="20.0" w:type="dxa"/>
+              <w:left w:w="20.0" w:type="dxa"/>
+              <w:bottom w:w="100.0" w:type="dxa"/>
+              <w:right w:w="20.0" w:type="dxa"/>
+            </w:tcMar>
+            <w:vAlign w:val="center"/>
+          </w:tcPr>
+          <w:p>
+            <w:pPr>
+              <w:widowControl w:val="0"/>
+              <w:spacing w:line="240" w:lineRule="auto"/>
+              <w:rPr>
+                <w:rFonts w:ascii="Calibri" w:cs="Calibri" w:eastAsia="Calibri" w:hAnsi="Calibri"/>
+                <w:sz w:val="28"/>
+                <w:szCs w:val="28"/>
+              </w:rPr>
+            </w:pPr>
+            <w:r>
+              <w:rPr>
+                <w:rFonts w:ascii="Calibri" w:cs="Calibri" w:eastAsia="Calibri" w:hAnsi="Calibri"/>
+                <w:sz w:val="24"/>
+                <w:szCs w:val="24"/>
+                <w:rtl w:val="0"/>
+              </w:rPr>
+              <w:t xml:space="preserve">1955</w:t>
+            </w:r>
+            <w:r>
+              <w:rPr>
+                <w:rtl w:val="0"/>
+              </w:rPr>
+            </w:r>
+          </w:p>
+        </w:tc>
+        <w:tc>
+          <w:tcPr>
+            <w:tcBorders>
+              <w:top w:color="000000" w:space="0" w:sz="0" w:val="nil"/>
+              <w:left w:color="000000" w:space="0" w:sz="0" w:val="nil"/>
+              <w:bottom w:color="000000" w:space="0" w:sz="0" w:val="nil"/>
+              <w:right w:color="000000" w:space="0" w:sz="0" w:val="nil"/>
+            </w:tcBorders>
+            <w:tcMar>
+              <w:top w:w="20.0" w:type="dxa"/>
+              <w:left w:w="20.0" w:type="dxa"/>
+              <w:bottom w:w="100.0" w:type="dxa"/>
+              <w:right w:w="20.0" w:type="dxa"/>
+            </w:tcMar>
+            <w:vAlign w:val="center"/>
+          </w:tcPr>
+          <w:p>
+            <w:pPr>
+              <w:widowControl w:val="0"/>
+              <w:spacing w:line="240" w:lineRule="auto"/>
+              <w:rPr>
+                <w:rFonts w:ascii="Calibri" w:cs="Calibri" w:eastAsia="Calibri" w:hAnsi="Calibri"/>
+                <w:sz w:val="28"/>
+                <w:szCs w:val="28"/>
+              </w:rPr>
+            </w:pPr>
+            <w:r>
+              <w:rPr>
+                <w:rFonts w:ascii="Calibri" w:cs="Calibri" w:eastAsia="Calibri" w:hAnsi="Calibri"/>
+                <w:sz w:val="24"/>
+                <w:szCs w:val="24"/>
+                <w:rtl w:val="0"/>
+              </w:rPr>
+              <w:t xml:space="preserve">2005</w:t>
+            </w:r>
+            <w:r>
+              <w:rPr>
+                <w:rtl w:val="0"/>
+              </w:rPr>
+            </w:r>
+          </w:p>
+        </w:tc>
+        <w:tc>
+          <w:tcPr>
+            <w:tcBorders>
+              <w:top w:color="000000" w:space="0" w:sz="0" w:val="nil"/>
+              <w:left w:color="000000" w:space="0" w:sz="0" w:val="nil"/>
+              <w:bottom w:color="000000" w:space="0" w:sz="0" w:val="nil"/>
+              <w:right w:color="000000" w:space="0" w:sz="0" w:val="nil"/>
+            </w:tcBorders>
+            <w:tcMar>
+              <w:top w:w="20.0" w:type="dxa"/>
+              <w:left w:w="20.0" w:type="dxa"/>
+              <w:bottom w:w="100.0" w:type="dxa"/>
+              <w:right w:w="20.0" w:type="dxa"/>
+            </w:tcMar>
+            <w:vAlign w:val="center"/>
+          </w:tcPr>
+          <w:p>
+            <w:pPr>
+              <w:widowControl w:val="0"/>
+              <w:spacing w:line="240" w:lineRule="auto"/>
+              <w:rPr>
+                <w:rFonts w:ascii="Calibri" w:cs="Calibri" w:eastAsia="Calibri" w:hAnsi="Calibri"/>
+                <w:sz w:val="28"/>
+                <w:szCs w:val="28"/>
+              </w:rPr>
+            </w:pPr>
+            <w:r>
+              <w:rPr>
+                <w:rFonts w:ascii="Calibri" w:cs="Calibri" w:eastAsia="Calibri" w:hAnsi="Calibri"/>
+                <w:sz w:val="24"/>
+                <w:szCs w:val="24"/>
+                <w:rtl w:val="0"/>
+              </w:rPr>
+              <w:t xml:space="preserve">18810 Densmore Ave N</w:t>
+            </w:r>
+            <w:r>
+              <w:rPr>
+                <w:rtl w:val="0"/>
+              </w:rPr>
+            </w:r>
+          </w:p>
+        </w:tc>
+        <w:tc>
+          <w:tcPr>
+            <w:tcBorders>
+              <w:top w:color="000000" w:space="0" w:sz="0" w:val="nil"/>
+              <w:left w:color="000000" w:space="0" w:sz="0" w:val="nil"/>
+              <w:bottom w:color="000000" w:space="0" w:sz="0" w:val="nil"/>
+              <w:right w:color="000000" w:space="0" w:sz="0" w:val="nil"/>
+            </w:tcBorders>
+            <w:tcMar>
+              <w:top w:w="20.0" w:type="dxa"/>
+              <w:left w:w="20.0" w:type="dxa"/>
+              <w:bottom w:w="100.0" w:type="dxa"/>
+              <w:right w:w="20.0" w:type="dxa"/>
+            </w:tcMar>
+            <w:vAlign w:val="center"/>
+          </w:tcPr>
+          <w:p>
+            <w:pPr>
+              <w:widowControl w:val="0"/>
+              <w:spacing w:line="240" w:lineRule="auto"/>
+              <w:rPr>
+                <w:rFonts w:ascii="Calibri" w:cs="Calibri" w:eastAsia="Calibri" w:hAnsi="Calibri"/>
+                <w:sz w:val="28"/>
+                <w:szCs w:val="28"/>
+              </w:rPr>
+            </w:pPr>
+            <w:r>
+              <w:rPr>
+                <w:rFonts w:ascii="Calibri" w:cs="Calibri" w:eastAsia="Calibri" w:hAnsi="Calibri"/>
+                <w:sz w:val="24"/>
+                <w:szCs w:val="24"/>
+                <w:rtl w:val="0"/>
+              </w:rPr>
+              <w:t xml:space="preserve">Shoreline</w:t>
+            </w:r>
+            <w:r>
+              <w:rPr>
+                <w:rtl w:val="0"/>
+              </w:rPr>
+            </w:r>
+          </w:p>
+        </w:tc>
+        <w:tc>
+          <w:tcPr>
+            <w:tcBorders>
+              <w:top w:color="000000" w:space="0" w:sz="0" w:val="nil"/>
+              <w:left w:color="000000" w:space="0" w:sz="0" w:val="nil"/>
+              <w:bottom w:color="000000" w:space="0" w:sz="0" w:val="nil"/>
+              <w:right w:color="000000" w:space="0" w:sz="0" w:val="nil"/>
+            </w:tcBorders>
+            <w:tcMar>
+              <w:top w:w="20.0" w:type="dxa"/>
+              <w:left w:w="20.0" w:type="dxa"/>
+              <w:bottom w:w="100.0" w:type="dxa"/>
+              <w:right w:w="20.0" w:type="dxa"/>
+            </w:tcMar>
+            <w:vAlign w:val="center"/>
+          </w:tcPr>
+          <w:p>
+            <w:pPr>
+              <w:widowControl w:val="0"/>
+              <w:spacing w:line="240" w:lineRule="auto"/>
+              <w:rPr>
+                <w:rFonts w:ascii="Calibri" w:cs="Calibri" w:eastAsia="Calibri" w:hAnsi="Calibri"/>
+                <w:sz w:val="28"/>
+                <w:szCs w:val="28"/>
+              </w:rPr>
+            </w:pPr>
+            <w:r>
+              <w:rPr>
+                <w:rFonts w:ascii="Calibri" w:cs="Calibri" w:eastAsia="Calibri" w:hAnsi="Calibri"/>
+                <w:sz w:val="24"/>
+                <w:szCs w:val="24"/>
+                <w:rtl w:val="0"/>
+              </w:rPr>
+              <w:t xml:space="preserve">WA 98133</w:t>
+            </w:r>
+            <w:r>
+              <w:rPr>
+                <w:rtl w:val="0"/>
+              </w:rPr>
+            </w:r>
+          </w:p>
+        </w:tc>
+        <w:tc>
+          <w:tcPr>
+            <w:tcBorders>
+              <w:top w:color="000000" w:space="0" w:sz="0" w:val="nil"/>
+              <w:left w:color="000000" w:space="0" w:sz="0" w:val="nil"/>
+              <w:bottom w:color="000000" w:space="0" w:sz="0" w:val="nil"/>
+              <w:right w:color="000000" w:space="0" w:sz="0" w:val="nil"/>
+            </w:tcBorders>
+            <w:tcMar>
+              <w:top w:w="20.0" w:type="dxa"/>
+              <w:left w:w="20.0" w:type="dxa"/>
+              <w:bottom w:w="100.0" w:type="dxa"/>
+              <w:right w:w="20.0" w:type="dxa"/>
+            </w:tcMar>
+            <w:vAlign w:val="center"/>
+          </w:tcPr>
+          <w:p>
+            <w:pPr>
+              <w:widowControl w:val="0"/>
+              <w:spacing w:line="240" w:lineRule="auto"/>
+              <w:rPr>
+                <w:rFonts w:ascii="Calibri" w:cs="Calibri" w:eastAsia="Calibri" w:hAnsi="Calibri"/>
+                <w:sz w:val="28"/>
+                <w:szCs w:val="28"/>
+              </w:rPr>
+            </w:pPr>
+            <w:r>
+              <w:rPr>
+                <w:rFonts w:ascii="Calibri" w:cs="Calibri" w:eastAsia="Calibri" w:hAnsi="Calibri"/>
+                <w:sz w:val="24"/>
+                <w:szCs w:val="24"/>
+                <w:rtl w:val="0"/>
+              </w:rPr>
+              <w:t xml:space="preserve">USA</w:t>
+            </w:r>
+            <w:r>
+              <w:rPr>
+                <w:rtl w:val="0"/>
+              </w:rPr>
+            </w:r>
+          </w:p>
+        </w:tc>
+      </w:tr>
+      <w:tr>
+        <w:trPr>
+          <w:cantSplit w:val="0"/>
+          <w:tblHeader w:val="0"/>
+        </w:trPr>
+        <w:tc>
+          <w:tcPr>
+            <w:tcBorders>
+              <w:top w:color="000000" w:space="0" w:sz="0" w:val="nil"/>
+              <w:left w:color="000000" w:space="0" w:sz="0" w:val="nil"/>
+              <w:bottom w:color="000000" w:space="0" w:sz="0" w:val="nil"/>
+              <w:right w:color="000000" w:space="0" w:sz="0" w:val="nil"/>
+            </w:tcBorders>
+            <w:tcMar>
+              <w:top w:w="20.0" w:type="dxa"/>
+              <w:left w:w="20.0" w:type="dxa"/>
+              <w:bottom w:w="100.0" w:type="dxa"/>
+              <w:right w:w="20.0" w:type="dxa"/>
+            </w:tcMar>
+            <w:vAlign w:val="center"/>
+          </w:tcPr>
+          <w:p>
+            <w:pPr>
+              <w:widowControl w:val="0"/>
+              <w:spacing w:line="240" w:lineRule="auto"/>
+              <w:rPr>
+                <w:rFonts w:ascii="Calibri" w:cs="Calibri" w:eastAsia="Calibri" w:hAnsi="Calibri"/>
+                <w:sz w:val="28"/>
+                <w:szCs w:val="28"/>
+              </w:rPr>
+            </w:pPr>
+            <w:r>
+              <w:rPr>
+                <w:rFonts w:ascii="Calibri" w:cs="Calibri" w:eastAsia="Calibri" w:hAnsi="Calibri"/>
+                <w:sz w:val="24"/>
+                <w:szCs w:val="24"/>
+                <w:rtl w:val="0"/>
+              </w:rPr>
+              <w:t xml:space="preserve">########</w:t>
+            </w:r>
+            <w:r>
+              <w:rPr>
+                <w:rtl w:val="0"/>
+              </w:rPr>
+            </w:r>
+          </w:p>
+        </w:tc>
+        <w:tc>
+          <w:tcPr>
+            <w:tcBorders>
+              <w:top w:color="000000" w:space="0" w:sz="0" w:val="nil"/>
+              <w:left w:color="000000" w:space="0" w:sz="0" w:val="nil"/>
+              <w:bottom w:color="000000" w:space="0" w:sz="0" w:val="nil"/>
+              <w:right w:color="000000" w:space="0" w:sz="0" w:val="nil"/>
+            </w:tcBorders>
+            <w:tcMar>
+              <w:top w:w="20.0" w:type="dxa"/>
+              <w:left w:w="20.0" w:type="dxa"/>
+              <w:bottom w:w="100.0" w:type="dxa"/>
+              <w:right w:w="20.0" w:type="dxa"/>
+            </w:tcMar>
+            <w:vAlign w:val="center"/>
+          </w:tcPr>
+          <w:p>
+            <w:pPr>
+              <w:widowControl w:val="0"/>
+              <w:spacing w:line="240" w:lineRule="auto"/>
+              <w:rPr>
+                <w:rFonts w:ascii="Calibri" w:cs="Calibri" w:eastAsia="Calibri" w:hAnsi="Calibri"/>
+                <w:sz w:val="28"/>
+                <w:szCs w:val="28"/>
+              </w:rPr>
+            </w:pPr>
+            <w:r>
+              <w:rPr>
+                <w:rFonts w:ascii="Calibri" w:cs="Calibri" w:eastAsia="Calibri" w:hAnsi="Calibri"/>
+                <w:sz w:val="24"/>
+                <w:szCs w:val="24"/>
+                <w:rtl w:val="0"/>
+              </w:rPr>
+              <w:t xml:space="preserve">2384000</w:t>
+            </w:r>
+            <w:r>
+              <w:rPr>
+                <w:rtl w:val="0"/>
+              </w:rPr>
+            </w:r>
+          </w:p>
+        </w:tc>
+        <w:tc>
+          <w:tcPr>
+            <w:tcBorders>
+              <w:top w:color="000000" w:space="0" w:sz="0" w:val="nil"/>
+              <w:left w:color="000000" w:space="0" w:sz="0" w:val="nil"/>
+              <w:bottom w:color="000000" w:space="0" w:sz="0" w:val="nil"/>
+              <w:right w:color="000000" w:space="0" w:sz="0" w:val="nil"/>
+            </w:tcBorders>
+            <w:tcMar>
+              <w:top w:w="20.0" w:type="dxa"/>
+              <w:left w:w="20.0" w:type="dxa"/>
+              <w:bottom w:w="100.0" w:type="dxa"/>
+              <w:right w:w="20.0" w:type="dxa"/>
+            </w:tcMar>
+            <w:vAlign w:val="center"/>
+          </w:tcPr>
+          <w:p>
+            <w:pPr>
+              <w:widowControl w:val="0"/>
+              <w:spacing w:line="240" w:lineRule="auto"/>
+              <w:rPr>
+                <w:rFonts w:ascii="Calibri" w:cs="Calibri" w:eastAsia="Calibri" w:hAnsi="Calibri"/>
+                <w:sz w:val="28"/>
+                <w:szCs w:val="28"/>
+              </w:rPr>
+            </w:pPr>
+            <w:r>
+              <w:rPr>
+                <w:rFonts w:ascii="Calibri" w:cs="Calibri" w:eastAsia="Calibri" w:hAnsi="Calibri"/>
+                <w:sz w:val="24"/>
+                <w:szCs w:val="24"/>
+                <w:rtl w:val="0"/>
+              </w:rPr>
+              <w:t xml:space="preserve">5</w:t>
+            </w:r>
+            <w:r>
+              <w:rPr>
+                <w:rtl w:val="0"/>
+              </w:rPr>
+            </w:r>
+          </w:p>
+        </w:tc>
+        <w:tc>
+          <w:tcPr>
+            <w:tcBorders>
+              <w:top w:color="000000" w:space="0" w:sz="0" w:val="nil"/>
+              <w:left w:color="000000" w:space="0" w:sz="0" w:val="nil"/>
+              <w:bottom w:color="000000" w:space="0" w:sz="0" w:val="nil"/>
+              <w:right w:color="000000" w:space="0" w:sz="0" w:val="nil"/>
+            </w:tcBorders>
+            <w:tcMar>
+              <w:top w:w="20.0" w:type="dxa"/>
+              <w:left w:w="20.0" w:type="dxa"/>
+              <w:bottom w:w="100.0" w:type="dxa"/>
+              <w:right w:w="20.0" w:type="dxa"/>
+            </w:tcMar>
+            <w:vAlign w:val="center"/>
+          </w:tcPr>
+          <w:p>
+            <w:pPr>
+              <w:widowControl w:val="0"/>
+              <w:spacing w:line="240" w:lineRule="auto"/>
+              <w:rPr>
+                <w:rFonts w:ascii="Calibri" w:cs="Calibri" w:eastAsia="Calibri" w:hAnsi="Calibri"/>
+                <w:sz w:val="28"/>
+                <w:szCs w:val="28"/>
+              </w:rPr>
+            </w:pPr>
+            <w:r>
+              <w:rPr>
+                <w:rFonts w:ascii="Calibri" w:cs="Calibri" w:eastAsia="Calibri" w:hAnsi="Calibri"/>
+                <w:sz w:val="24"/>
+                <w:szCs w:val="24"/>
+                <w:rtl w:val="0"/>
+              </w:rPr>
+              <w:t xml:space="preserve">2.5</w:t>
+            </w:r>
+            <w:r>
+              <w:rPr>
+                <w:rtl w:val="0"/>
+              </w:rPr>
+            </w:r>
+          </w:p>
+        </w:tc>
+        <w:tc>
+          <w:tcPr>
+            <w:tcBorders>
+              <w:top w:color="000000" w:space="0" w:sz="0" w:val="nil"/>
+              <w:left w:color="000000" w:space="0" w:sz="0" w:val="nil"/>
+              <w:bottom w:color="000000" w:space="0" w:sz="0" w:val="nil"/>
+              <w:right w:color="000000" w:space="0" w:sz="0" w:val="nil"/>
+            </w:tcBorders>
+            <w:tcMar>
+              <w:top w:w="20.0" w:type="dxa"/>
+              <w:left w:w="20.0" w:type="dxa"/>
+              <w:bottom w:w="100.0" w:type="dxa"/>
+              <w:right w:w="20.0" w:type="dxa"/>
+            </w:tcMar>
+            <w:vAlign w:val="center"/>
+          </w:tcPr>
+          <w:p>
+            <w:pPr>
+              <w:widowControl w:val="0"/>
+              <w:spacing w:line="240" w:lineRule="auto"/>
+              <w:rPr>
+                <w:rFonts w:ascii="Calibri" w:cs="Calibri" w:eastAsia="Calibri" w:hAnsi="Calibri"/>
+                <w:sz w:val="28"/>
+                <w:szCs w:val="28"/>
+              </w:rPr>
+            </w:pPr>
+            <w:r>
+              <w:rPr>
+                <w:rFonts w:ascii="Calibri" w:cs="Calibri" w:eastAsia="Calibri" w:hAnsi="Calibri"/>
+                <w:sz w:val="24"/>
+                <w:szCs w:val="24"/>
+                <w:rtl w:val="0"/>
+              </w:rPr>
+              <w:t xml:space="preserve">3650</w:t>
+            </w:r>
+            <w:r>
+              <w:rPr>
+                <w:rtl w:val="0"/>
+              </w:rPr>
+            </w:r>
+          </w:p>
+        </w:tc>
+        <w:tc>
+          <w:tcPr>
+            <w:tcBorders>
+              <w:top w:color="000000" w:space="0" w:sz="0" w:val="nil"/>
+              <w:left w:color="000000" w:space="0" w:sz="0" w:val="nil"/>
+              <w:bottom w:color="000000" w:space="0" w:sz="0" w:val="nil"/>
+              <w:right w:color="000000" w:space="0" w:sz="0" w:val="nil"/>
+            </w:tcBorders>
+            <w:tcMar>
+              <w:top w:w="20.0" w:type="dxa"/>
+              <w:left w:w="20.0" w:type="dxa"/>
+              <w:bottom w:w="100.0" w:type="dxa"/>
+              <w:right w:w="20.0" w:type="dxa"/>
+            </w:tcMar>
+            <w:vAlign w:val="center"/>
+          </w:tcPr>
+          <w:p>
+            <w:pPr>
+              <w:widowControl w:val="0"/>
+              <w:spacing w:line="240" w:lineRule="auto"/>
+              <w:rPr>
+                <w:rFonts w:ascii="Calibri" w:cs="Calibri" w:eastAsia="Calibri" w:hAnsi="Calibri"/>
+                <w:sz w:val="28"/>
+                <w:szCs w:val="28"/>
+              </w:rPr>
+            </w:pPr>
+            <w:r>
+              <w:rPr>
+                <w:rFonts w:ascii="Calibri" w:cs="Calibri" w:eastAsia="Calibri" w:hAnsi="Calibri"/>
+                <w:sz w:val="24"/>
+                <w:szCs w:val="24"/>
+                <w:rtl w:val="0"/>
+              </w:rPr>
+              <w:t xml:space="preserve">9050</w:t>
+            </w:r>
+            <w:r>
+              <w:rPr>
+                <w:rtl w:val="0"/>
+              </w:rPr>
+            </w:r>
+          </w:p>
+        </w:tc>
+        <w:tc>
+          <w:tcPr>
+            <w:tcBorders>
+              <w:top w:color="000000" w:space="0" w:sz="0" w:val="nil"/>
+              <w:left w:color="000000" w:space="0" w:sz="0" w:val="nil"/>
+              <w:bottom w:color="000000" w:space="0" w:sz="0" w:val="nil"/>
+              <w:right w:color="000000" w:space="0" w:sz="0" w:val="nil"/>
+            </w:tcBorders>
+            <w:tcMar>
+              <w:top w:w="20.0" w:type="dxa"/>
+              <w:left w:w="20.0" w:type="dxa"/>
+              <w:bottom w:w="100.0" w:type="dxa"/>
+              <w:right w:w="20.0" w:type="dxa"/>
+            </w:tcMar>
+            <w:vAlign w:val="center"/>
+          </w:tcPr>
+          <w:p>
+            <w:pPr>
+              <w:widowControl w:val="0"/>
+              <w:spacing w:line="240" w:lineRule="auto"/>
+              <w:rPr>
+                <w:rFonts w:ascii="Calibri" w:cs="Calibri" w:eastAsia="Calibri" w:hAnsi="Calibri"/>
+                <w:sz w:val="28"/>
+                <w:szCs w:val="28"/>
+              </w:rPr>
+            </w:pPr>
+            <w:r>
+              <w:rPr>
+                <w:rFonts w:ascii="Calibri" w:cs="Calibri" w:eastAsia="Calibri" w:hAnsi="Calibri"/>
+                <w:sz w:val="24"/>
+                <w:szCs w:val="24"/>
+                <w:rtl w:val="0"/>
+              </w:rPr>
+              <w:t xml:space="preserve">2</w:t>
+            </w:r>
+            <w:r>
+              <w:rPr>
+                <w:rtl w:val="0"/>
+              </w:rPr>
+            </w:r>
+          </w:p>
+        </w:tc>
+        <w:tc>
+          <w:tcPr>
+            <w:tcBorders>
+              <w:top w:color="000000" w:space="0" w:sz="0" w:val="nil"/>
+              <w:left w:color="000000" w:space="0" w:sz="0" w:val="nil"/>
+              <w:bottom w:color="000000" w:space="0" w:sz="0" w:val="nil"/>
+              <w:right w:color="000000" w:space="0" w:sz="0" w:val="nil"/>
+            </w:tcBorders>
+            <w:tcMar>
+              <w:top w:w="20.0" w:type="dxa"/>
+              <w:left w:w="20.0" w:type="dxa"/>
+              <w:bottom w:w="100.0" w:type="dxa"/>
+              <w:right w:w="20.0" w:type="dxa"/>
+            </w:tcMar>
+            <w:vAlign w:val="center"/>
+          </w:tcPr>
+          <w:p>
+            <w:pPr>
+              <w:widowControl w:val="0"/>
+              <w:spacing w:line="240" w:lineRule="auto"/>
+              <w:rPr>
+                <w:rFonts w:ascii="Calibri" w:cs="Calibri" w:eastAsia="Calibri" w:hAnsi="Calibri"/>
+                <w:sz w:val="28"/>
+                <w:szCs w:val="28"/>
+              </w:rPr>
+            </w:pPr>
+            <w:r>
+              <w:rPr>
+                <w:rFonts w:ascii="Calibri" w:cs="Calibri" w:eastAsia="Calibri" w:hAnsi="Calibri"/>
+                <w:sz w:val="24"/>
+                <w:szCs w:val="24"/>
+                <w:rtl w:val="0"/>
+              </w:rPr>
+              <w:t xml:space="preserve">0</w:t>
+            </w:r>
+            <w:r>
+              <w:rPr>
+                <w:rtl w:val="0"/>
+              </w:rPr>
+            </w:r>
+          </w:p>
+        </w:tc>
+        <w:tc>
+          <w:tcPr>
+            <w:tcBorders>
+              <w:top w:color="000000" w:space="0" w:sz="0" w:val="nil"/>
+              <w:left w:color="000000" w:space="0" w:sz="0" w:val="nil"/>
+              <w:bottom w:color="000000" w:space="0" w:sz="0" w:val="nil"/>
+              <w:right w:color="000000" w:space="0" w:sz="0" w:val="nil"/>
+            </w:tcBorders>
+            <w:tcMar>
+              <w:top w:w="20.0" w:type="dxa"/>
+              <w:left w:w="20.0" w:type="dxa"/>
+              <w:bottom w:w="100.0" w:type="dxa"/>
+              <w:right w:w="20.0" w:type="dxa"/>
+            </w:tcMar>
+            <w:vAlign w:val="center"/>
+          </w:tcPr>
+          <w:p>
+            <w:pPr>
+              <w:widowControl w:val="0"/>
+              <w:spacing w:line="240" w:lineRule="auto"/>
+              <w:rPr>
+                <w:rFonts w:ascii="Calibri" w:cs="Calibri" w:eastAsia="Calibri" w:hAnsi="Calibri"/>
+                <w:sz w:val="28"/>
+                <w:szCs w:val="28"/>
+              </w:rPr>
+            </w:pPr>
+            <w:r>
+              <w:rPr>
+                <w:rFonts w:ascii="Calibri" w:cs="Calibri" w:eastAsia="Calibri" w:hAnsi="Calibri"/>
+                <w:sz w:val="24"/>
+                <w:szCs w:val="24"/>
+                <w:rtl w:val="0"/>
+              </w:rPr>
+              <w:t xml:space="preserve">4</w:t>
+            </w:r>
+            <w:r>
+              <w:rPr>
+                <w:rtl w:val="0"/>
+              </w:rPr>
+            </w:r>
+          </w:p>
+        </w:tc>
+        <w:tc>
+          <w:tcPr>
+            <w:tcBorders>
+              <w:top w:color="000000" w:space="0" w:sz="0" w:val="nil"/>
+              <w:left w:color="000000" w:space="0" w:sz="0" w:val="nil"/>
+              <w:bottom w:color="000000" w:space="0" w:sz="0" w:val="nil"/>
+              <w:right w:color="000000" w:space="0" w:sz="0" w:val="nil"/>
+            </w:tcBorders>
+            <w:tcMar>
+              <w:top w:w="20.0" w:type="dxa"/>
+              <w:left w:w="20.0" w:type="dxa"/>
+              <w:bottom w:w="100.0" w:type="dxa"/>
+              <w:right w:w="20.0" w:type="dxa"/>
+            </w:tcMar>
+            <w:vAlign w:val="center"/>
+          </w:tcPr>
+          <w:p>
+            <w:pPr>
+              <w:widowControl w:val="0"/>
+              <w:spacing w:line="240" w:lineRule="auto"/>
+              <w:rPr>
+                <w:rFonts w:ascii="Calibri" w:cs="Calibri" w:eastAsia="Calibri" w:hAnsi="Calibri"/>
+                <w:sz w:val="28"/>
+                <w:szCs w:val="28"/>
+              </w:rPr>
+            </w:pPr>
+            <w:r>
+              <w:rPr>
+                <w:rFonts w:ascii="Calibri" w:cs="Calibri" w:eastAsia="Calibri" w:hAnsi="Calibri"/>
+                <w:sz w:val="24"/>
+                <w:szCs w:val="24"/>
+                <w:rtl w:val="0"/>
+              </w:rPr>
+              <w:t xml:space="preserve">5</w:t>
+            </w:r>
+            <w:r>
+              <w:rPr>
+                <w:rtl w:val="0"/>
+              </w:rPr>
+            </w:r>
+          </w:p>
+        </w:tc>
+        <w:tc>
+          <w:tcPr>
+            <w:tcBorders>
+              <w:top w:color="000000" w:space="0" w:sz="0" w:val="nil"/>
+              <w:left w:color="000000" w:space="0" w:sz="0" w:val="nil"/>
+              <w:bottom w:color="000000" w:space="0" w:sz="0" w:val="nil"/>
+              <w:right w:color="000000" w:space="0" w:sz="0" w:val="nil"/>
+            </w:tcBorders>
+            <w:tcMar>
+              <w:top w:w="20.0" w:type="dxa"/>
+              <w:left w:w="20.0" w:type="dxa"/>
+              <w:bottom w:w="100.0" w:type="dxa"/>
+              <w:right w:w="20.0" w:type="dxa"/>
+            </w:tcMar>
+            <w:vAlign w:val="center"/>
+          </w:tcPr>
+          <w:p>
+            <w:pPr>
+              <w:widowControl w:val="0"/>
+              <w:spacing w:line="240" w:lineRule="auto"/>
+              <w:rPr>
+                <w:rFonts w:ascii="Calibri" w:cs="Calibri" w:eastAsia="Calibri" w:hAnsi="Calibri"/>
+                <w:sz w:val="28"/>
+                <w:szCs w:val="28"/>
+              </w:rPr>
+            </w:pPr>
+            <w:r>
+              <w:rPr>
+                <w:rFonts w:ascii="Calibri" w:cs="Calibri" w:eastAsia="Calibri" w:hAnsi="Calibri"/>
+                <w:sz w:val="24"/>
+                <w:szCs w:val="24"/>
+                <w:rtl w:val="0"/>
+              </w:rPr>
+              <w:t xml:space="preserve">3370</w:t>
+            </w:r>
+            <w:r>
+              <w:rPr>
+                <w:rtl w:val="0"/>
+              </w:rPr>
+            </w:r>
+          </w:p>
+        </w:tc>
+        <w:tc>
+          <w:tcPr>
+            <w:tcBorders>
+              <w:top w:color="000000" w:space="0" w:sz="0" w:val="nil"/>
+              <w:left w:color="000000" w:space="0" w:sz="0" w:val="nil"/>
+              <w:bottom w:color="000000" w:space="0" w:sz="0" w:val="nil"/>
+              <w:right w:color="000000" w:space="0" w:sz="0" w:val="nil"/>
+            </w:tcBorders>
+            <w:tcMar>
+              <w:top w:w="20.0" w:type="dxa"/>
+              <w:left w:w="20.0" w:type="dxa"/>
+              <w:bottom w:w="100.0" w:type="dxa"/>
+              <w:right w:w="20.0" w:type="dxa"/>
+            </w:tcMar>
+            <w:vAlign w:val="center"/>
+          </w:tcPr>
+          <w:p>
+            <w:pPr>
+              <w:widowControl w:val="0"/>
+              <w:spacing w:line="240" w:lineRule="auto"/>
+              <w:rPr>
+                <w:rFonts w:ascii="Calibri" w:cs="Calibri" w:eastAsia="Calibri" w:hAnsi="Calibri"/>
+                <w:sz w:val="28"/>
+                <w:szCs w:val="28"/>
+              </w:rPr>
+            </w:pPr>
+            <w:r>
+              <w:rPr>
+                <w:rFonts w:ascii="Calibri" w:cs="Calibri" w:eastAsia="Calibri" w:hAnsi="Calibri"/>
+                <w:sz w:val="24"/>
+                <w:szCs w:val="24"/>
+                <w:rtl w:val="0"/>
+              </w:rPr>
+              <w:t xml:space="preserve">280</w:t>
+            </w:r>
+            <w:r>
+              <w:rPr>
+                <w:rtl w:val="0"/>
+              </w:rPr>
+            </w:r>
+          </w:p>
+        </w:tc>
+        <w:tc>
+          <w:tcPr>
+            <w:tcBorders>
+              <w:top w:color="000000" w:space="0" w:sz="0" w:val="nil"/>
+              <w:left w:color="000000" w:space="0" w:sz="0" w:val="nil"/>
+              <w:bottom w:color="000000" w:space="0" w:sz="0" w:val="nil"/>
+              <w:right w:color="000000" w:space="0" w:sz="0" w:val="nil"/>
+            </w:tcBorders>
+            <w:tcMar>
+              <w:top w:w="20.0" w:type="dxa"/>
+              <w:left w:w="20.0" w:type="dxa"/>
+              <w:bottom w:w="100.0" w:type="dxa"/>
+              <w:right w:w="20.0" w:type="dxa"/>
+            </w:tcMar>
+            <w:vAlign w:val="center"/>
+          </w:tcPr>
+          <w:p>
+            <w:pPr>
+              <w:widowControl w:val="0"/>
+              <w:spacing w:line="240" w:lineRule="auto"/>
+              <w:rPr>
+                <w:rFonts w:ascii="Calibri" w:cs="Calibri" w:eastAsia="Calibri" w:hAnsi="Calibri"/>
+                <w:sz w:val="28"/>
+                <w:szCs w:val="28"/>
+              </w:rPr>
+            </w:pPr>
+            <w:r>
+              <w:rPr>
+                <w:rFonts w:ascii="Calibri" w:cs="Calibri" w:eastAsia="Calibri" w:hAnsi="Calibri"/>
+                <w:sz w:val="24"/>
+                <w:szCs w:val="24"/>
+                <w:rtl w:val="0"/>
+              </w:rPr>
+              <w:t xml:space="preserve">1921</w:t>
+            </w:r>
+            <w:r>
+              <w:rPr>
+                <w:rtl w:val="0"/>
+              </w:rPr>
+            </w:r>
+          </w:p>
+        </w:tc>
+        <w:tc>
+          <w:tcPr>
+            <w:tcBorders>
+              <w:top w:color="000000" w:space="0" w:sz="0" w:val="nil"/>
+              <w:left w:color="000000" w:space="0" w:sz="0" w:val="nil"/>
+              <w:bottom w:color="000000" w:space="0" w:sz="0" w:val="nil"/>
+              <w:right w:color="000000" w:space="0" w:sz="0" w:val="nil"/>
+            </w:tcBorders>
+            <w:tcMar>
+              <w:top w:w="20.0" w:type="dxa"/>
+              <w:left w:w="20.0" w:type="dxa"/>
+              <w:bottom w:w="100.0" w:type="dxa"/>
+              <w:right w:w="20.0" w:type="dxa"/>
+            </w:tcMar>
+            <w:vAlign w:val="center"/>
+          </w:tcPr>
+          <w:p>
+            <w:pPr>
+              <w:widowControl w:val="0"/>
+              <w:spacing w:line="240" w:lineRule="auto"/>
+              <w:rPr>
+                <w:rFonts w:ascii="Calibri" w:cs="Calibri" w:eastAsia="Calibri" w:hAnsi="Calibri"/>
+                <w:sz w:val="28"/>
+                <w:szCs w:val="28"/>
+              </w:rPr>
+            </w:pPr>
+            <w:r>
+              <w:rPr>
+                <w:rFonts w:ascii="Calibri" w:cs="Calibri" w:eastAsia="Calibri" w:hAnsi="Calibri"/>
+                <w:sz w:val="24"/>
+                <w:szCs w:val="24"/>
+                <w:rtl w:val="0"/>
+              </w:rPr>
+              <w:t xml:space="preserve">0</w:t>
+            </w:r>
+            <w:r>
+              <w:rPr>
+                <w:rtl w:val="0"/>
+              </w:rPr>
+            </w:r>
+          </w:p>
+        </w:tc>
+        <w:tc>
+          <w:tcPr>
+            <w:tcBorders>
+              <w:top w:color="000000" w:space="0" w:sz="0" w:val="nil"/>
+              <w:left w:color="000000" w:space="0" w:sz="0" w:val="nil"/>
+              <w:bottom w:color="000000" w:space="0" w:sz="0" w:val="nil"/>
+              <w:right w:color="000000" w:space="0" w:sz="0" w:val="nil"/>
+            </w:tcBorders>
+            <w:tcMar>
+              <w:top w:w="20.0" w:type="dxa"/>
+              <w:left w:w="20.0" w:type="dxa"/>
+              <w:bottom w:w="100.0" w:type="dxa"/>
+              <w:right w:w="20.0" w:type="dxa"/>
+            </w:tcMar>
+            <w:vAlign w:val="center"/>
+          </w:tcPr>
+          <w:p>
+            <w:pPr>
+              <w:widowControl w:val="0"/>
+              <w:spacing w:line="240" w:lineRule="auto"/>
+              <w:rPr>
+                <w:rFonts w:ascii="Calibri" w:cs="Calibri" w:eastAsia="Calibri" w:hAnsi="Calibri"/>
+                <w:sz w:val="28"/>
+                <w:szCs w:val="28"/>
+              </w:rPr>
+            </w:pPr>
+            <w:r>
+              <w:rPr>
+                <w:rFonts w:ascii="Calibri" w:cs="Calibri" w:eastAsia="Calibri" w:hAnsi="Calibri"/>
+                <w:sz w:val="24"/>
+                <w:szCs w:val="24"/>
+                <w:rtl w:val="0"/>
+              </w:rPr>
+              <w:t xml:space="preserve">709 W Blaine St</w:t>
+            </w:r>
+            <w:r>
+              <w:rPr>
+                <w:rtl w:val="0"/>
+              </w:rPr>
+            </w:r>
+          </w:p>
+        </w:tc>
+        <w:tc>
+          <w:tcPr>
+            <w:tcBorders>
+              <w:top w:color="000000" w:space="0" w:sz="0" w:val="nil"/>
+              <w:left w:color="000000" w:space="0" w:sz="0" w:val="nil"/>
+              <w:bottom w:color="000000" w:space="0" w:sz="0" w:val="nil"/>
+              <w:right w:color="000000" w:space="0" w:sz="0" w:val="nil"/>
+            </w:tcBorders>
+            <w:tcMar>
+              <w:top w:w="20.0" w:type="dxa"/>
+              <w:left w:w="20.0" w:type="dxa"/>
+              <w:bottom w:w="100.0" w:type="dxa"/>
+              <w:right w:w="20.0" w:type="dxa"/>
+            </w:tcMar>
+            <w:vAlign w:val="center"/>
+          </w:tcPr>
+          <w:p>
+            <w:pPr>
+              <w:widowControl w:val="0"/>
+              <w:spacing w:line="240" w:lineRule="auto"/>
+              <w:rPr>
+                <w:rFonts w:ascii="Calibri" w:cs="Calibri" w:eastAsia="Calibri" w:hAnsi="Calibri"/>
+                <w:sz w:val="28"/>
+                <w:szCs w:val="28"/>
+              </w:rPr>
+            </w:pPr>
+            <w:r>
+              <w:rPr>
+                <w:rFonts w:ascii="Calibri" w:cs="Calibri" w:eastAsia="Calibri" w:hAnsi="Calibri"/>
+                <w:sz w:val="24"/>
+                <w:szCs w:val="24"/>
+                <w:rtl w:val="0"/>
+              </w:rPr>
+              <w:t xml:space="preserve">Seattle</w:t>
+            </w:r>
+            <w:r>
+              <w:rPr>
+                <w:rtl w:val="0"/>
+              </w:rPr>
+            </w:r>
+          </w:p>
+        </w:tc>
+        <w:tc>
+          <w:tcPr>
+            <w:tcBorders>
+              <w:top w:color="000000" w:space="0" w:sz="0" w:val="nil"/>
+              <w:left w:color="000000" w:space="0" w:sz="0" w:val="nil"/>
+              <w:bottom w:color="000000" w:space="0" w:sz="0" w:val="nil"/>
+              <w:right w:color="000000" w:space="0" w:sz="0" w:val="nil"/>
+            </w:tcBorders>
+            <w:tcMar>
+              <w:top w:w="20.0" w:type="dxa"/>
+              <w:left w:w="20.0" w:type="dxa"/>
+              <w:bottom w:w="100.0" w:type="dxa"/>
+              <w:right w:w="20.0" w:type="dxa"/>
+            </w:tcMar>
+            <w:vAlign w:val="center"/>
+          </w:tcPr>
+          <w:p>
+            <w:pPr>
+              <w:widowControl w:val="0"/>
+              <w:spacing w:line="240" w:lineRule="auto"/>
+              <w:rPr>
+                <w:rFonts w:ascii="Calibri" w:cs="Calibri" w:eastAsia="Calibri" w:hAnsi="Calibri"/>
+                <w:sz w:val="28"/>
+                <w:szCs w:val="28"/>
+              </w:rPr>
+            </w:pPr>
+            <w:r>
+              <w:rPr>
+                <w:rFonts w:ascii="Calibri" w:cs="Calibri" w:eastAsia="Calibri" w:hAnsi="Calibri"/>
+                <w:sz w:val="24"/>
+                <w:szCs w:val="24"/>
+                <w:rtl w:val="0"/>
+              </w:rPr>
+              <w:t xml:space="preserve">WA 98119</w:t>
+            </w:r>
+            <w:r>
+              <w:rPr>
+                <w:rtl w:val="0"/>
+              </w:rPr>
+            </w:r>
+          </w:p>
+        </w:tc>
+        <w:tc>
+          <w:tcPr>
+            <w:tcBorders>
+              <w:top w:color="000000" w:space="0" w:sz="0" w:val="nil"/>
+              <w:left w:color="000000" w:space="0" w:sz="0" w:val="nil"/>
+              <w:bottom w:color="000000" w:space="0" w:sz="0" w:val="nil"/>
+              <w:right w:color="000000" w:space="0" w:sz="0" w:val="nil"/>
+            </w:tcBorders>
+            <w:tcMar>
+              <w:top w:w="20.0" w:type="dxa"/>
+              <w:left w:w="20.0" w:type="dxa"/>
+              <w:bottom w:w="100.0" w:type="dxa"/>
+              <w:right w:w="20.0" w:type="dxa"/>
+            </w:tcMar>
+            <w:vAlign w:val="center"/>
+          </w:tcPr>
+          <w:p>
+            <w:pPr>
+              <w:widowControl w:val="0"/>
+              <w:spacing w:line="240" w:lineRule="auto"/>
+              <w:rPr>
+                <w:rFonts w:ascii="Calibri" w:cs="Calibri" w:eastAsia="Calibri" w:hAnsi="Calibri"/>
+                <w:sz w:val="28"/>
+                <w:szCs w:val="28"/>
+              </w:rPr>
+            </w:pPr>
+            <w:r>
+              <w:rPr>
+                <w:rFonts w:ascii="Calibri" w:cs="Calibri" w:eastAsia="Calibri" w:hAnsi="Calibri"/>
+                <w:sz w:val="24"/>
+                <w:szCs w:val="24"/>
+                <w:rtl w:val="0"/>
+              </w:rPr>
+              <w:t xml:space="preserve">USA</w:t>
+            </w:r>
+            <w:r>
+              <w:rPr>
+                <w:rtl w:val="0"/>
+              </w:rPr>
+            </w:r>
+          </w:p>
+        </w:tc>
+      </w:tr>
+      <w:tr>
+        <w:trPr>
+          <w:cantSplit w:val="0"/>
+          <w:tblHeader w:val="0"/>
+        </w:trPr>
+        <w:tc>
+          <w:tcPr>
+            <w:tcBorders>
+              <w:top w:color="000000" w:space="0" w:sz="0" w:val="nil"/>
+              <w:left w:color="000000" w:space="0" w:sz="0" w:val="nil"/>
+              <w:bottom w:color="000000" w:space="0" w:sz="0" w:val="nil"/>
+              <w:right w:color="000000" w:space="0" w:sz="0" w:val="nil"/>
+            </w:tcBorders>
+            <w:tcMar>
+              <w:top w:w="20.0" w:type="dxa"/>
+              <w:left w:w="20.0" w:type="dxa"/>
+              <w:bottom w:w="100.0" w:type="dxa"/>
+              <w:right w:w="20.0" w:type="dxa"/>
+            </w:tcMar>
+            <w:vAlign w:val="center"/>
+          </w:tcPr>
+          <w:p>
+            <w:pPr>
+              <w:widowControl w:val="0"/>
+              <w:spacing w:line="240" w:lineRule="auto"/>
+              <w:rPr>
+                <w:rFonts w:ascii="Calibri" w:cs="Calibri" w:eastAsia="Calibri" w:hAnsi="Calibri"/>
+                <w:sz w:val="28"/>
+                <w:szCs w:val="28"/>
+              </w:rPr>
+            </w:pPr>
+            <w:r>
+              <w:rPr>
+                <w:rFonts w:ascii="Calibri" w:cs="Calibri" w:eastAsia="Calibri" w:hAnsi="Calibri"/>
+                <w:sz w:val="24"/>
+                <w:szCs w:val="24"/>
+                <w:rtl w:val="0"/>
+              </w:rPr>
+              <w:t xml:space="preserve">########</w:t>
+            </w:r>
+            <w:r>
+              <w:rPr>
+                <w:rtl w:val="0"/>
+              </w:rPr>
+            </w:r>
+          </w:p>
+        </w:tc>
+        <w:tc>
+          <w:tcPr>
+            <w:tcBorders>
+              <w:top w:color="000000" w:space="0" w:sz="0" w:val="nil"/>
+              <w:left w:color="000000" w:space="0" w:sz="0" w:val="nil"/>
+              <w:bottom w:color="000000" w:space="0" w:sz="0" w:val="nil"/>
+              <w:right w:color="000000" w:space="0" w:sz="0" w:val="nil"/>
+            </w:tcBorders>
+            <w:tcMar>
+              <w:top w:w="20.0" w:type="dxa"/>
+              <w:left w:w="20.0" w:type="dxa"/>
+              <w:bottom w:w="100.0" w:type="dxa"/>
+              <w:right w:w="20.0" w:type="dxa"/>
+            </w:tcMar>
+            <w:vAlign w:val="center"/>
+          </w:tcPr>
+          <w:p>
+            <w:pPr>
+              <w:widowControl w:val="0"/>
+              <w:spacing w:line="240" w:lineRule="auto"/>
+              <w:rPr>
+                <w:rFonts w:ascii="Calibri" w:cs="Calibri" w:eastAsia="Calibri" w:hAnsi="Calibri"/>
+                <w:sz w:val="28"/>
+                <w:szCs w:val="28"/>
+              </w:rPr>
+            </w:pPr>
+            <w:r>
+              <w:rPr>
+                <w:rFonts w:ascii="Calibri" w:cs="Calibri" w:eastAsia="Calibri" w:hAnsi="Calibri"/>
+                <w:sz w:val="24"/>
+                <w:szCs w:val="24"/>
+                <w:rtl w:val="0"/>
+              </w:rPr>
+              <w:t xml:space="preserve">342000</w:t>
+            </w:r>
+            <w:r>
+              <w:rPr>
+                <w:rtl w:val="0"/>
+              </w:rPr>
+            </w:r>
+          </w:p>
+        </w:tc>
+        <w:tc>
+          <w:tcPr>
+            <w:tcBorders>
+              <w:top w:color="000000" w:space="0" w:sz="0" w:val="nil"/>
+              <w:left w:color="000000" w:space="0" w:sz="0" w:val="nil"/>
+              <w:bottom w:color="000000" w:space="0" w:sz="0" w:val="nil"/>
+              <w:right w:color="000000" w:space="0" w:sz="0" w:val="nil"/>
+            </w:tcBorders>
+            <w:tcMar>
+              <w:top w:w="20.0" w:type="dxa"/>
+              <w:left w:w="20.0" w:type="dxa"/>
+              <w:bottom w:w="100.0" w:type="dxa"/>
+              <w:right w:w="20.0" w:type="dxa"/>
+            </w:tcMar>
+            <w:vAlign w:val="center"/>
+          </w:tcPr>
+          <w:p>
+            <w:pPr>
+              <w:widowControl w:val="0"/>
+              <w:spacing w:line="240" w:lineRule="auto"/>
+              <w:rPr>
+                <w:rFonts w:ascii="Calibri" w:cs="Calibri" w:eastAsia="Calibri" w:hAnsi="Calibri"/>
+                <w:sz w:val="28"/>
+                <w:szCs w:val="28"/>
+              </w:rPr>
+            </w:pPr>
+            <w:r>
+              <w:rPr>
+                <w:rFonts w:ascii="Calibri" w:cs="Calibri" w:eastAsia="Calibri" w:hAnsi="Calibri"/>
+                <w:sz w:val="24"/>
+                <w:szCs w:val="24"/>
+                <w:rtl w:val="0"/>
+              </w:rPr>
+              <w:t xml:space="preserve">3</w:t>
+            </w:r>
+            <w:r>
+              <w:rPr>
+                <w:rtl w:val="0"/>
+              </w:rPr>
+            </w:r>
+          </w:p>
+        </w:tc>
+        <w:tc>
+          <w:tcPr>
+            <w:tcBorders>
+              <w:top w:color="000000" w:space="0" w:sz="0" w:val="nil"/>
+              <w:left w:color="000000" w:space="0" w:sz="0" w:val="nil"/>
+              <w:bottom w:color="000000" w:space="0" w:sz="0" w:val="nil"/>
+              <w:right w:color="000000" w:space="0" w:sz="0" w:val="nil"/>
+            </w:tcBorders>
+            <w:tcMar>
+              <w:top w:w="20.0" w:type="dxa"/>
+              <w:left w:w="20.0" w:type="dxa"/>
+              <w:bottom w:w="100.0" w:type="dxa"/>
+              <w:right w:w="20.0" w:type="dxa"/>
+            </w:tcMar>
+            <w:vAlign w:val="center"/>
+          </w:tcPr>
+          <w:p>
+            <w:pPr>
+              <w:widowControl w:val="0"/>
+              <w:spacing w:line="240" w:lineRule="auto"/>
+              <w:rPr>
+                <w:rFonts w:ascii="Calibri" w:cs="Calibri" w:eastAsia="Calibri" w:hAnsi="Calibri"/>
+                <w:sz w:val="28"/>
+                <w:szCs w:val="28"/>
+              </w:rPr>
+            </w:pPr>
+            <w:r>
+              <w:rPr>
+                <w:rFonts w:ascii="Calibri" w:cs="Calibri" w:eastAsia="Calibri" w:hAnsi="Calibri"/>
+                <w:sz w:val="24"/>
+                <w:szCs w:val="24"/>
+                <w:rtl w:val="0"/>
+              </w:rPr>
+              <w:t xml:space="preserve">2</w:t>
+            </w:r>
+            <w:r>
+              <w:rPr>
+                <w:rtl w:val="0"/>
+              </w:rPr>
+            </w:r>
+          </w:p>
+        </w:tc>
+        <w:tc>
+          <w:tcPr>
+            <w:tcBorders>
+              <w:top w:color="000000" w:space="0" w:sz="0" w:val="nil"/>
+              <w:left w:color="000000" w:space="0" w:sz="0" w:val="nil"/>
+              <w:bottom w:color="000000" w:space="0" w:sz="0" w:val="nil"/>
+              <w:right w:color="000000" w:space="0" w:sz="0" w:val="nil"/>
+            </w:tcBorders>
+            <w:tcMar>
+              <w:top w:w="20.0" w:type="dxa"/>
+              <w:left w:w="20.0" w:type="dxa"/>
+              <w:bottom w:w="100.0" w:type="dxa"/>
+              <w:right w:w="20.0" w:type="dxa"/>
+            </w:tcMar>
+            <w:vAlign w:val="center"/>
+          </w:tcPr>
+          <w:p>
+            <w:pPr>
+              <w:widowControl w:val="0"/>
+              <w:spacing w:line="240" w:lineRule="auto"/>
+              <w:rPr>
+                <w:rFonts w:ascii="Calibri" w:cs="Calibri" w:eastAsia="Calibri" w:hAnsi="Calibri"/>
+                <w:sz w:val="28"/>
+                <w:szCs w:val="28"/>
+              </w:rPr>
+            </w:pPr>
+            <w:r>
+              <w:rPr>
+                <w:rFonts w:ascii="Calibri" w:cs="Calibri" w:eastAsia="Calibri" w:hAnsi="Calibri"/>
+                <w:sz w:val="24"/>
+                <w:szCs w:val="24"/>
+                <w:rtl w:val="0"/>
+              </w:rPr>
+              <w:t xml:space="preserve">1930</w:t>
+            </w:r>
+            <w:r>
+              <w:rPr>
+                <w:rtl w:val="0"/>
+              </w:rPr>
+            </w:r>
+          </w:p>
+        </w:tc>
+        <w:tc>
+          <w:tcPr>
+            <w:tcBorders>
+              <w:top w:color="000000" w:space="0" w:sz="0" w:val="nil"/>
+              <w:left w:color="000000" w:space="0" w:sz="0" w:val="nil"/>
+              <w:bottom w:color="000000" w:space="0" w:sz="0" w:val="nil"/>
+              <w:right w:color="000000" w:space="0" w:sz="0" w:val="nil"/>
+            </w:tcBorders>
+            <w:tcMar>
+              <w:top w:w="20.0" w:type="dxa"/>
+              <w:left w:w="20.0" w:type="dxa"/>
+              <w:bottom w:w="100.0" w:type="dxa"/>
+              <w:right w:w="20.0" w:type="dxa"/>
+            </w:tcMar>
+            <w:vAlign w:val="center"/>
+          </w:tcPr>
+          <w:p>
+            <w:pPr>
+              <w:widowControl w:val="0"/>
+              <w:spacing w:line="240" w:lineRule="auto"/>
+              <w:rPr>
+                <w:rFonts w:ascii="Calibri" w:cs="Calibri" w:eastAsia="Calibri" w:hAnsi="Calibri"/>
+                <w:sz w:val="28"/>
+                <w:szCs w:val="28"/>
+              </w:rPr>
+            </w:pPr>
+            <w:r>
+              <w:rPr>
+                <w:rFonts w:ascii="Calibri" w:cs="Calibri" w:eastAsia="Calibri" w:hAnsi="Calibri"/>
+                <w:sz w:val="24"/>
+                <w:szCs w:val="24"/>
+                <w:rtl w:val="0"/>
+              </w:rPr>
+              <w:t xml:space="preserve">11947</w:t>
+            </w:r>
+            <w:r>
+              <w:rPr>
+                <w:rtl w:val="0"/>
+              </w:rPr>
+            </w:r>
+          </w:p>
+        </w:tc>
+        <w:tc>
+          <w:tcPr>
+            <w:tcBorders>
+              <w:top w:color="000000" w:space="0" w:sz="0" w:val="nil"/>
+              <w:left w:color="000000" w:space="0" w:sz="0" w:val="nil"/>
+              <w:bottom w:color="000000" w:space="0" w:sz="0" w:val="nil"/>
+              <w:right w:color="000000" w:space="0" w:sz="0" w:val="nil"/>
+            </w:tcBorders>
+            <w:tcMar>
+              <w:top w:w="20.0" w:type="dxa"/>
+              <w:left w:w="20.0" w:type="dxa"/>
+              <w:bottom w:w="100.0" w:type="dxa"/>
+              <w:right w:w="20.0" w:type="dxa"/>
+            </w:tcMar>
+            <w:vAlign w:val="center"/>
+          </w:tcPr>
+          <w:p>
+            <w:pPr>
+              <w:widowControl w:val="0"/>
+              <w:spacing w:line="240" w:lineRule="auto"/>
+              <w:rPr>
+                <w:rFonts w:ascii="Calibri" w:cs="Calibri" w:eastAsia="Calibri" w:hAnsi="Calibri"/>
+                <w:sz w:val="28"/>
+                <w:szCs w:val="28"/>
+              </w:rPr>
+            </w:pPr>
+            <w:r>
+              <w:rPr>
+                <w:rFonts w:ascii="Calibri" w:cs="Calibri" w:eastAsia="Calibri" w:hAnsi="Calibri"/>
+                <w:sz w:val="24"/>
+                <w:szCs w:val="24"/>
+                <w:rtl w:val="0"/>
+              </w:rPr>
+              <w:t xml:space="preserve">1</w:t>
+            </w:r>
+            <w:r>
+              <w:rPr>
+                <w:rtl w:val="0"/>
+              </w:rPr>
+            </w:r>
+          </w:p>
+        </w:tc>
+        <w:tc>
+          <w:tcPr>
+            <w:tcBorders>
+              <w:top w:color="000000" w:space="0" w:sz="0" w:val="nil"/>
+              <w:left w:color="000000" w:space="0" w:sz="0" w:val="nil"/>
+              <w:bottom w:color="000000" w:space="0" w:sz="0" w:val="nil"/>
+              <w:right w:color="000000" w:space="0" w:sz="0" w:val="nil"/>
+            </w:tcBorders>
+            <w:tcMar>
+              <w:top w:w="20.0" w:type="dxa"/>
+              <w:left w:w="20.0" w:type="dxa"/>
+              <w:bottom w:w="100.0" w:type="dxa"/>
+              <w:right w:w="20.0" w:type="dxa"/>
+            </w:tcMar>
+            <w:vAlign w:val="center"/>
+          </w:tcPr>
+          <w:p>
+            <w:pPr>
+              <w:widowControl w:val="0"/>
+              <w:spacing w:line="240" w:lineRule="auto"/>
+              <w:rPr>
+                <w:rFonts w:ascii="Calibri" w:cs="Calibri" w:eastAsia="Calibri" w:hAnsi="Calibri"/>
+                <w:sz w:val="28"/>
+                <w:szCs w:val="28"/>
+              </w:rPr>
+            </w:pPr>
+            <w:r>
+              <w:rPr>
+                <w:rFonts w:ascii="Calibri" w:cs="Calibri" w:eastAsia="Calibri" w:hAnsi="Calibri"/>
+                <w:sz w:val="24"/>
+                <w:szCs w:val="24"/>
+                <w:rtl w:val="0"/>
+              </w:rPr>
+              <w:t xml:space="preserve">0</w:t>
+            </w:r>
+            <w:r>
+              <w:rPr>
+                <w:rtl w:val="0"/>
+              </w:rPr>
+            </w:r>
+          </w:p>
+        </w:tc>
+        <w:tc>
+          <w:tcPr>
+            <w:tcBorders>
+              <w:top w:color="000000" w:space="0" w:sz="0" w:val="nil"/>
+              <w:left w:color="000000" w:space="0" w:sz="0" w:val="nil"/>
+              <w:bottom w:color="000000" w:space="0" w:sz="0" w:val="nil"/>
+              <w:right w:color="000000" w:space="0" w:sz="0" w:val="nil"/>
+            </w:tcBorders>
+            <w:tcMar>
+              <w:top w:w="20.0" w:type="dxa"/>
+              <w:left w:w="20.0" w:type="dxa"/>
+              <w:bottom w:w="100.0" w:type="dxa"/>
+              <w:right w:w="20.0" w:type="dxa"/>
+            </w:tcMar>
+            <w:vAlign w:val="center"/>
+          </w:tcPr>
+          <w:p>
+            <w:pPr>
+              <w:widowControl w:val="0"/>
+              <w:spacing w:line="240" w:lineRule="auto"/>
+              <w:rPr>
+                <w:rFonts w:ascii="Calibri" w:cs="Calibri" w:eastAsia="Calibri" w:hAnsi="Calibri"/>
+                <w:sz w:val="28"/>
+                <w:szCs w:val="28"/>
+              </w:rPr>
+            </w:pPr>
+            <w:r>
+              <w:rPr>
+                <w:rFonts w:ascii="Calibri" w:cs="Calibri" w:eastAsia="Calibri" w:hAnsi="Calibri"/>
+                <w:sz w:val="24"/>
+                <w:szCs w:val="24"/>
+                <w:rtl w:val="0"/>
+              </w:rPr>
+              <w:t xml:space="preserve">0</w:t>
+            </w:r>
+            <w:r>
+              <w:rPr>
+                <w:rtl w:val="0"/>
+              </w:rPr>
+            </w:r>
+          </w:p>
+        </w:tc>
+        <w:tc>
+          <w:tcPr>
+            <w:tcBorders>
+              <w:top w:color="000000" w:space="0" w:sz="0" w:val="nil"/>
+              <w:left w:color="000000" w:space="0" w:sz="0" w:val="nil"/>
+              <w:bottom w:color="000000" w:space="0" w:sz="0" w:val="nil"/>
+              <w:right w:color="000000" w:space="0" w:sz="0" w:val="nil"/>
+            </w:tcBorders>
+            <w:tcMar>
+              <w:top w:w="20.0" w:type="dxa"/>
+              <w:left w:w="20.0" w:type="dxa"/>
+              <w:bottom w:w="100.0" w:type="dxa"/>
+              <w:right w:w="20.0" w:type="dxa"/>
+            </w:tcMar>
+            <w:vAlign w:val="center"/>
+          </w:tcPr>
+          <w:p>
+            <w:pPr>
+              <w:widowControl w:val="0"/>
+              <w:spacing w:line="240" w:lineRule="auto"/>
+              <w:rPr>
+                <w:rFonts w:ascii="Calibri" w:cs="Calibri" w:eastAsia="Calibri" w:hAnsi="Calibri"/>
+                <w:sz w:val="28"/>
+                <w:szCs w:val="28"/>
+              </w:rPr>
+            </w:pPr>
+            <w:r>
+              <w:rPr>
+                <w:rFonts w:ascii="Calibri" w:cs="Calibri" w:eastAsia="Calibri" w:hAnsi="Calibri"/>
+                <w:sz w:val="24"/>
+                <w:szCs w:val="24"/>
+                <w:rtl w:val="0"/>
+              </w:rPr>
+              <w:t xml:space="preserve">4</w:t>
+            </w:r>
+            <w:r>
+              <w:rPr>
+                <w:rtl w:val="0"/>
+              </w:rPr>
+            </w:r>
+          </w:p>
+        </w:tc>
+        <w:tc>
+          <w:tcPr>
+            <w:tcBorders>
+              <w:top w:color="000000" w:space="0" w:sz="0" w:val="nil"/>
+              <w:left w:color="000000" w:space="0" w:sz="0" w:val="nil"/>
+              <w:bottom w:color="000000" w:space="0" w:sz="0" w:val="nil"/>
+              <w:right w:color="000000" w:space="0" w:sz="0" w:val="nil"/>
+            </w:tcBorders>
+            <w:tcMar>
+              <w:top w:w="20.0" w:type="dxa"/>
+              <w:left w:w="20.0" w:type="dxa"/>
+              <w:bottom w:w="100.0" w:type="dxa"/>
+              <w:right w:w="20.0" w:type="dxa"/>
+            </w:tcMar>
+            <w:vAlign w:val="center"/>
+          </w:tcPr>
+          <w:p>
+            <w:pPr>
+              <w:widowControl w:val="0"/>
+              <w:spacing w:line="240" w:lineRule="auto"/>
+              <w:rPr>
+                <w:rFonts w:ascii="Calibri" w:cs="Calibri" w:eastAsia="Calibri" w:hAnsi="Calibri"/>
+                <w:sz w:val="28"/>
+                <w:szCs w:val="28"/>
+              </w:rPr>
+            </w:pPr>
+            <w:r>
+              <w:rPr>
+                <w:rFonts w:ascii="Calibri" w:cs="Calibri" w:eastAsia="Calibri" w:hAnsi="Calibri"/>
+                <w:sz w:val="24"/>
+                <w:szCs w:val="24"/>
+                <w:rtl w:val="0"/>
+              </w:rPr>
+              <w:t xml:space="preserve">1930</w:t>
+            </w:r>
+            <w:r>
+              <w:rPr>
+                <w:rtl w:val="0"/>
+              </w:rPr>
+            </w:r>
+          </w:p>
+        </w:tc>
+        <w:tc>
+          <w:tcPr>
+            <w:tcBorders>
+              <w:top w:color="000000" w:space="0" w:sz="0" w:val="nil"/>
+              <w:left w:color="000000" w:space="0" w:sz="0" w:val="nil"/>
+              <w:bottom w:color="000000" w:space="0" w:sz="0" w:val="nil"/>
+              <w:right w:color="000000" w:space="0" w:sz="0" w:val="nil"/>
+            </w:tcBorders>
+            <w:tcMar>
+              <w:top w:w="20.0" w:type="dxa"/>
+              <w:left w:w="20.0" w:type="dxa"/>
+              <w:bottom w:w="100.0" w:type="dxa"/>
+              <w:right w:w="20.0" w:type="dxa"/>
+            </w:tcMar>
+            <w:vAlign w:val="center"/>
+          </w:tcPr>
+          <w:p>
+            <w:pPr>
+              <w:widowControl w:val="0"/>
+              <w:spacing w:line="240" w:lineRule="auto"/>
+              <w:rPr>
+                <w:rFonts w:ascii="Calibri" w:cs="Calibri" w:eastAsia="Calibri" w:hAnsi="Calibri"/>
+                <w:sz w:val="28"/>
+                <w:szCs w:val="28"/>
+              </w:rPr>
+            </w:pPr>
+            <w:r>
+              <w:rPr>
+                <w:rFonts w:ascii="Calibri" w:cs="Calibri" w:eastAsia="Calibri" w:hAnsi="Calibri"/>
+                <w:sz w:val="24"/>
+                <w:szCs w:val="24"/>
+                <w:rtl w:val="0"/>
+              </w:rPr>
+              <w:t xml:space="preserve">0</w:t>
+            </w:r>
+            <w:r>
+              <w:rPr>
+                <w:rtl w:val="0"/>
+              </w:rPr>
+            </w:r>
+          </w:p>
+        </w:tc>
+        <w:tc>
+          <w:tcPr>
+            <w:tcBorders>
+              <w:top w:color="000000" w:space="0" w:sz="0" w:val="nil"/>
+              <w:left w:color="000000" w:space="0" w:sz="0" w:val="nil"/>
+              <w:bottom w:color="000000" w:space="0" w:sz="0" w:val="nil"/>
+              <w:right w:color="000000" w:space="0" w:sz="0" w:val="nil"/>
+            </w:tcBorders>
+            <w:tcMar>
+              <w:top w:w="20.0" w:type="dxa"/>
+              <w:left w:w="20.0" w:type="dxa"/>
+              <w:bottom w:w="100.0" w:type="dxa"/>
+              <w:right w:w="20.0" w:type="dxa"/>
+            </w:tcMar>
+            <w:vAlign w:val="center"/>
+          </w:tcPr>
+          <w:p>
+            <w:pPr>
+              <w:widowControl w:val="0"/>
+              <w:spacing w:line="240" w:lineRule="auto"/>
+              <w:rPr>
+                <w:rFonts w:ascii="Calibri" w:cs="Calibri" w:eastAsia="Calibri" w:hAnsi="Calibri"/>
+                <w:sz w:val="28"/>
+                <w:szCs w:val="28"/>
+              </w:rPr>
+            </w:pPr>
+            <w:r>
+              <w:rPr>
+                <w:rFonts w:ascii="Calibri" w:cs="Calibri" w:eastAsia="Calibri" w:hAnsi="Calibri"/>
+                <w:sz w:val="24"/>
+                <w:szCs w:val="24"/>
+                <w:rtl w:val="0"/>
+              </w:rPr>
+              <w:t xml:space="preserve">1966</w:t>
+            </w:r>
+            <w:r>
+              <w:rPr>
+                <w:rtl w:val="0"/>
+              </w:rPr>
+            </w:r>
+          </w:p>
+        </w:tc>
+        <w:tc>
+          <w:tcPr>
+            <w:tcBorders>
+              <w:top w:color="000000" w:space="0" w:sz="0" w:val="nil"/>
+              <w:left w:color="000000" w:space="0" w:sz="0" w:val="nil"/>
+              <w:bottom w:color="000000" w:space="0" w:sz="0" w:val="nil"/>
+              <w:right w:color="000000" w:space="0" w:sz="0" w:val="nil"/>
+            </w:tcBorders>
+            <w:tcMar>
+              <w:top w:w="20.0" w:type="dxa"/>
+              <w:left w:w="20.0" w:type="dxa"/>
+              <w:bottom w:w="100.0" w:type="dxa"/>
+              <w:right w:w="20.0" w:type="dxa"/>
+            </w:tcMar>
+            <w:vAlign w:val="center"/>
+          </w:tcPr>
+          <w:p>
+            <w:pPr>
+              <w:widowControl w:val="0"/>
+              <w:spacing w:line="240" w:lineRule="auto"/>
+              <w:rPr>
+                <w:rFonts w:ascii="Calibri" w:cs="Calibri" w:eastAsia="Calibri" w:hAnsi="Calibri"/>
+                <w:sz w:val="28"/>
+                <w:szCs w:val="28"/>
+              </w:rPr>
+            </w:pPr>
+            <w:r>
+              <w:rPr>
+                <w:rFonts w:ascii="Calibri" w:cs="Calibri" w:eastAsia="Calibri" w:hAnsi="Calibri"/>
+                <w:sz w:val="24"/>
+                <w:szCs w:val="24"/>
+                <w:rtl w:val="0"/>
+              </w:rPr>
+              <w:t xml:space="preserve">0</w:t>
+            </w:r>
+            <w:r>
+              <w:rPr>
+                <w:rtl w:val="0"/>
+              </w:rPr>
+            </w:r>
+          </w:p>
+        </w:tc>
+        <w:tc>
+          <w:tcPr>
+            <w:tcBorders>
+              <w:top w:color="000000" w:space="0" w:sz="0" w:val="nil"/>
+              <w:left w:color="000000" w:space="0" w:sz="0" w:val="nil"/>
+              <w:bottom w:color="000000" w:space="0" w:sz="0" w:val="nil"/>
+              <w:right w:color="000000" w:space="0" w:sz="0" w:val="nil"/>
+            </w:tcBorders>
+            <w:tcMar>
+              <w:top w:w="20.0" w:type="dxa"/>
+              <w:left w:w="20.0" w:type="dxa"/>
+              <w:bottom w:w="100.0" w:type="dxa"/>
+              <w:right w:w="20.0" w:type="dxa"/>
+            </w:tcMar>
+            <w:vAlign w:val="center"/>
+          </w:tcPr>
+          <w:p>
+            <w:pPr>
+              <w:widowControl w:val="0"/>
+              <w:spacing w:line="240" w:lineRule="auto"/>
+              <w:rPr>
+                <w:rFonts w:ascii="Calibri" w:cs="Calibri" w:eastAsia="Calibri" w:hAnsi="Calibri"/>
+                <w:sz w:val="28"/>
+                <w:szCs w:val="28"/>
+              </w:rPr>
+            </w:pPr>
+            <w:r>
+              <w:rPr>
+                <w:rFonts w:ascii="Calibri" w:cs="Calibri" w:eastAsia="Calibri" w:hAnsi="Calibri"/>
+                <w:sz w:val="24"/>
+                <w:szCs w:val="24"/>
+                <w:rtl w:val="0"/>
+              </w:rPr>
+              <w:t xml:space="preserve">26206-26214 143rd Ave SE</w:t>
+            </w:r>
+            <w:r>
+              <w:rPr>
+                <w:rtl w:val="0"/>
+              </w:rPr>
+            </w:r>
+          </w:p>
+        </w:tc>
+        <w:tc>
+          <w:tcPr>
+            <w:tcBorders>
+              <w:top w:color="000000" w:space="0" w:sz="0" w:val="nil"/>
+              <w:left w:color="000000" w:space="0" w:sz="0" w:val="nil"/>
+              <w:bottom w:color="000000" w:space="0" w:sz="0" w:val="nil"/>
+              <w:right w:color="000000" w:space="0" w:sz="0" w:val="nil"/>
+            </w:tcBorders>
+            <w:tcMar>
+              <w:top w:w="20.0" w:type="dxa"/>
+              <w:left w:w="20.0" w:type="dxa"/>
+              <w:bottom w:w="100.0" w:type="dxa"/>
+              <w:right w:w="20.0" w:type="dxa"/>
+            </w:tcMar>
+            <w:vAlign w:val="center"/>
+          </w:tcPr>
+          <w:p>
+            <w:pPr>
+              <w:widowControl w:val="0"/>
+              <w:spacing w:line="240" w:lineRule="auto"/>
+              <w:rPr>
+                <w:rFonts w:ascii="Calibri" w:cs="Calibri" w:eastAsia="Calibri" w:hAnsi="Calibri"/>
+                <w:sz w:val="28"/>
+                <w:szCs w:val="28"/>
+              </w:rPr>
+            </w:pPr>
+            <w:r>
+              <w:rPr>
+                <w:rFonts w:ascii="Calibri" w:cs="Calibri" w:eastAsia="Calibri" w:hAnsi="Calibri"/>
+                <w:sz w:val="24"/>
+                <w:szCs w:val="24"/>
+                <w:rtl w:val="0"/>
+              </w:rPr>
+              <w:t xml:space="preserve">Kent</w:t>
+            </w:r>
+            <w:r>
+              <w:rPr>
+                <w:rtl w:val="0"/>
+              </w:rPr>
+            </w:r>
+          </w:p>
+        </w:tc>
+        <w:tc>
+          <w:tcPr>
+            <w:tcBorders>
+              <w:top w:color="000000" w:space="0" w:sz="0" w:val="nil"/>
+              <w:left w:color="000000" w:space="0" w:sz="0" w:val="nil"/>
+              <w:bottom w:color="000000" w:space="0" w:sz="0" w:val="nil"/>
+              <w:right w:color="000000" w:space="0" w:sz="0" w:val="nil"/>
+            </w:tcBorders>
+            <w:tcMar>
+              <w:top w:w="20.0" w:type="dxa"/>
+              <w:left w:w="20.0" w:type="dxa"/>
+              <w:bottom w:w="100.0" w:type="dxa"/>
+              <w:right w:w="20.0" w:type="dxa"/>
+            </w:tcMar>
+            <w:vAlign w:val="center"/>
+          </w:tcPr>
+          <w:p>
+            <w:pPr>
+              <w:widowControl w:val="0"/>
+              <w:spacing w:line="240" w:lineRule="auto"/>
+              <w:rPr>
+                <w:rFonts w:ascii="Calibri" w:cs="Calibri" w:eastAsia="Calibri" w:hAnsi="Calibri"/>
+                <w:sz w:val="28"/>
+                <w:szCs w:val="28"/>
+              </w:rPr>
+            </w:pPr>
+            <w:r>
+              <w:rPr>
+                <w:rFonts w:ascii="Calibri" w:cs="Calibri" w:eastAsia="Calibri" w:hAnsi="Calibri"/>
+                <w:sz w:val="24"/>
+                <w:szCs w:val="24"/>
+                <w:rtl w:val="0"/>
+              </w:rPr>
+              <w:t xml:space="preserve">WA 98042</w:t>
+            </w:r>
+            <w:r>
+              <w:rPr>
+                <w:rtl w:val="0"/>
+              </w:rPr>
+            </w:r>
+          </w:p>
+        </w:tc>
+        <w:tc>
+          <w:tcPr>
+            <w:tcBorders>
+              <w:top w:color="000000" w:space="0" w:sz="0" w:val="nil"/>
+              <w:left w:color="000000" w:space="0" w:sz="0" w:val="nil"/>
+              <w:bottom w:color="000000" w:space="0" w:sz="0" w:val="nil"/>
+              <w:right w:color="000000" w:space="0" w:sz="0" w:val="nil"/>
+            </w:tcBorders>
+            <w:tcMar>
+              <w:top w:w="20.0" w:type="dxa"/>
+              <w:left w:w="20.0" w:type="dxa"/>
+              <w:bottom w:w="100.0" w:type="dxa"/>
+              <w:right w:w="20.0" w:type="dxa"/>
+            </w:tcMar>
+            <w:vAlign w:val="center"/>
+          </w:tcPr>
+          <w:p>
+            <w:pPr>
+              <w:widowControl w:val="0"/>
+              <w:spacing w:line="240" w:lineRule="auto"/>
+              <w:rPr>
+                <w:rFonts w:ascii="Calibri" w:cs="Calibri" w:eastAsia="Calibri" w:hAnsi="Calibri"/>
+                <w:sz w:val="28"/>
+                <w:szCs w:val="28"/>
+              </w:rPr>
+            </w:pPr>
+            <w:r>
+              <w:rPr>
+                <w:rFonts w:ascii="Calibri" w:cs="Calibri" w:eastAsia="Calibri" w:hAnsi="Calibri"/>
+                <w:sz w:val="24"/>
+                <w:szCs w:val="24"/>
+                <w:rtl w:val="0"/>
+              </w:rPr>
+              <w:t xml:space="preserve">USA</w:t>
+            </w:r>
+            <w:r>
+              <w:rPr>
+                <w:rtl w:val="0"/>
+              </w:rPr>
+            </w:r>
+          </w:p>
+        </w:tc>
+      </w:tr>
+      <w:tr>
+        <w:trPr>
+          <w:cantSplit w:val="0"/>
+          <w:tblHeader w:val="0"/>
+        </w:trPr>
+        <w:tc>
+          <w:tcPr>
+            <w:tcBorders>
+              <w:top w:color="000000" w:space="0" w:sz="0" w:val="nil"/>
+              <w:left w:color="000000" w:space="0" w:sz="0" w:val="nil"/>
+              <w:bottom w:color="000000" w:space="0" w:sz="0" w:val="nil"/>
+              <w:right w:color="000000" w:space="0" w:sz="0" w:val="nil"/>
+            </w:tcBorders>
+            <w:tcMar>
+              <w:top w:w="20.0" w:type="dxa"/>
+              <w:left w:w="20.0" w:type="dxa"/>
+              <w:bottom w:w="100.0" w:type="dxa"/>
+              <w:right w:w="20.0" w:type="dxa"/>
+            </w:tcMar>
+            <w:vAlign w:val="center"/>
+          </w:tcPr>
+          <w:p>
+            <w:pPr>
+              <w:widowControl w:val="0"/>
+              <w:spacing w:line="240" w:lineRule="auto"/>
+              <w:rPr>
+                <w:rFonts w:ascii="Calibri" w:cs="Calibri" w:eastAsia="Calibri" w:hAnsi="Calibri"/>
+                <w:sz w:val="28"/>
+                <w:szCs w:val="28"/>
+              </w:rPr>
+            </w:pPr>
+            <w:r>
+              <w:rPr>
+                <w:rFonts w:ascii="Calibri" w:cs="Calibri" w:eastAsia="Calibri" w:hAnsi="Calibri"/>
+                <w:sz w:val="24"/>
+                <w:szCs w:val="24"/>
+                <w:rtl w:val="0"/>
+              </w:rPr>
+              <w:t xml:space="preserve">########</w:t>
+            </w:r>
+            <w:r>
+              <w:rPr>
+                <w:rtl w:val="0"/>
+              </w:rPr>
+            </w:r>
+          </w:p>
+        </w:tc>
+        <w:tc>
+          <w:tcPr>
+            <w:tcBorders>
+              <w:top w:color="000000" w:space="0" w:sz="0" w:val="nil"/>
+              <w:left w:color="000000" w:space="0" w:sz="0" w:val="nil"/>
+              <w:bottom w:color="000000" w:space="0" w:sz="0" w:val="nil"/>
+              <w:right w:color="000000" w:space="0" w:sz="0" w:val="nil"/>
+            </w:tcBorders>
+            <w:tcMar>
+              <w:top w:w="20.0" w:type="dxa"/>
+              <w:left w:w="20.0" w:type="dxa"/>
+              <w:bottom w:w="100.0" w:type="dxa"/>
+              <w:right w:w="20.0" w:type="dxa"/>
+            </w:tcMar>
+            <w:vAlign w:val="center"/>
+          </w:tcPr>
+          <w:p>
+            <w:pPr>
+              <w:widowControl w:val="0"/>
+              <w:spacing w:line="240" w:lineRule="auto"/>
+              <w:rPr>
+                <w:rFonts w:ascii="Calibri" w:cs="Calibri" w:eastAsia="Calibri" w:hAnsi="Calibri"/>
+                <w:sz w:val="28"/>
+                <w:szCs w:val="28"/>
+              </w:rPr>
+            </w:pPr>
+            <w:r>
+              <w:rPr>
+                <w:rFonts w:ascii="Calibri" w:cs="Calibri" w:eastAsia="Calibri" w:hAnsi="Calibri"/>
+                <w:sz w:val="24"/>
+                <w:szCs w:val="24"/>
+                <w:rtl w:val="0"/>
+              </w:rPr>
+              <w:t xml:space="preserve">420000</w:t>
+            </w:r>
+            <w:r>
+              <w:rPr>
+                <w:rtl w:val="0"/>
+              </w:rPr>
+            </w:r>
+          </w:p>
+        </w:tc>
+        <w:tc>
+          <w:tcPr>
+            <w:tcBorders>
+              <w:top w:color="000000" w:space="0" w:sz="0" w:val="nil"/>
+              <w:left w:color="000000" w:space="0" w:sz="0" w:val="nil"/>
+              <w:bottom w:color="000000" w:space="0" w:sz="0" w:val="nil"/>
+              <w:right w:color="000000" w:space="0" w:sz="0" w:val="nil"/>
+            </w:tcBorders>
+            <w:tcMar>
+              <w:top w:w="20.0" w:type="dxa"/>
+              <w:left w:w="20.0" w:type="dxa"/>
+              <w:bottom w:w="100.0" w:type="dxa"/>
+              <w:right w:w="20.0" w:type="dxa"/>
+            </w:tcMar>
+            <w:vAlign w:val="center"/>
+          </w:tcPr>
+          <w:p>
+            <w:pPr>
+              <w:widowControl w:val="0"/>
+              <w:spacing w:line="240" w:lineRule="auto"/>
+              <w:rPr>
+                <w:rFonts w:ascii="Calibri" w:cs="Calibri" w:eastAsia="Calibri" w:hAnsi="Calibri"/>
+                <w:sz w:val="28"/>
+                <w:szCs w:val="28"/>
+              </w:rPr>
+            </w:pPr>
+            <w:r>
+              <w:rPr>
+                <w:rFonts w:ascii="Calibri" w:cs="Calibri" w:eastAsia="Calibri" w:hAnsi="Calibri"/>
+                <w:sz w:val="24"/>
+                <w:szCs w:val="24"/>
+                <w:rtl w:val="0"/>
+              </w:rPr>
+              <w:t xml:space="preserve">3</w:t>
+            </w:r>
+            <w:r>
+              <w:rPr>
+                <w:rtl w:val="0"/>
+              </w:rPr>
+            </w:r>
+          </w:p>
+        </w:tc>
+        <w:tc>
+          <w:tcPr>
+            <w:tcBorders>
+              <w:top w:color="000000" w:space="0" w:sz="0" w:val="nil"/>
+              <w:left w:color="000000" w:space="0" w:sz="0" w:val="nil"/>
+              <w:bottom w:color="000000" w:space="0" w:sz="0" w:val="nil"/>
+              <w:right w:color="000000" w:space="0" w:sz="0" w:val="nil"/>
+            </w:tcBorders>
+            <w:tcMar>
+              <w:top w:w="20.0" w:type="dxa"/>
+              <w:left w:w="20.0" w:type="dxa"/>
+              <w:bottom w:w="100.0" w:type="dxa"/>
+              <w:right w:w="20.0" w:type="dxa"/>
+            </w:tcMar>
+            <w:vAlign w:val="center"/>
+          </w:tcPr>
+          <w:p>
+            <w:pPr>
+              <w:widowControl w:val="0"/>
+              <w:spacing w:line="240" w:lineRule="auto"/>
+              <w:rPr>
+                <w:rFonts w:ascii="Calibri" w:cs="Calibri" w:eastAsia="Calibri" w:hAnsi="Calibri"/>
+                <w:sz w:val="28"/>
+                <w:szCs w:val="28"/>
+              </w:rPr>
+            </w:pPr>
+            <w:r>
+              <w:rPr>
+                <w:rFonts w:ascii="Calibri" w:cs="Calibri" w:eastAsia="Calibri" w:hAnsi="Calibri"/>
+                <w:sz w:val="24"/>
+                <w:szCs w:val="24"/>
+                <w:rtl w:val="0"/>
+              </w:rPr>
+              <w:t xml:space="preserve">2.25</w:t>
+            </w:r>
+            <w:r>
+              <w:rPr>
+                <w:rtl w:val="0"/>
+              </w:rPr>
+            </w:r>
+          </w:p>
+        </w:tc>
+        <w:tc>
+          <w:tcPr>
+            <w:tcBorders>
+              <w:top w:color="000000" w:space="0" w:sz="0" w:val="nil"/>
+              <w:left w:color="000000" w:space="0" w:sz="0" w:val="nil"/>
+              <w:bottom w:color="000000" w:space="0" w:sz="0" w:val="nil"/>
+              <w:right w:color="000000" w:space="0" w:sz="0" w:val="nil"/>
+            </w:tcBorders>
+            <w:tcMar>
+              <w:top w:w="20.0" w:type="dxa"/>
+              <w:left w:w="20.0" w:type="dxa"/>
+              <w:bottom w:w="100.0" w:type="dxa"/>
+              <w:right w:w="20.0" w:type="dxa"/>
+            </w:tcMar>
+            <w:vAlign w:val="center"/>
+          </w:tcPr>
+          <w:p>
+            <w:pPr>
+              <w:widowControl w:val="0"/>
+              <w:spacing w:line="240" w:lineRule="auto"/>
+              <w:rPr>
+                <w:rFonts w:ascii="Calibri" w:cs="Calibri" w:eastAsia="Calibri" w:hAnsi="Calibri"/>
+                <w:sz w:val="28"/>
+                <w:szCs w:val="28"/>
+              </w:rPr>
+            </w:pPr>
+            <w:r>
+              <w:rPr>
+                <w:rFonts w:ascii="Calibri" w:cs="Calibri" w:eastAsia="Calibri" w:hAnsi="Calibri"/>
+                <w:sz w:val="24"/>
+                <w:szCs w:val="24"/>
+                <w:rtl w:val="0"/>
+              </w:rPr>
+              <w:t xml:space="preserve">2000</w:t>
+            </w:r>
+            <w:r>
+              <w:rPr>
+                <w:rtl w:val="0"/>
+              </w:rPr>
+            </w:r>
+          </w:p>
+        </w:tc>
+        <w:tc>
+          <w:tcPr>
+            <w:tcBorders>
+              <w:top w:color="000000" w:space="0" w:sz="0" w:val="nil"/>
+              <w:left w:color="000000" w:space="0" w:sz="0" w:val="nil"/>
+              <w:bottom w:color="000000" w:space="0" w:sz="0" w:val="nil"/>
+              <w:right w:color="000000" w:space="0" w:sz="0" w:val="nil"/>
+            </w:tcBorders>
+            <w:tcMar>
+              <w:top w:w="20.0" w:type="dxa"/>
+              <w:left w:w="20.0" w:type="dxa"/>
+              <w:bottom w:w="100.0" w:type="dxa"/>
+              <w:right w:w="20.0" w:type="dxa"/>
+            </w:tcMar>
+            <w:vAlign w:val="center"/>
+          </w:tcPr>
+          <w:p>
+            <w:pPr>
+              <w:widowControl w:val="0"/>
+              <w:spacing w:line="240" w:lineRule="auto"/>
+              <w:rPr>
+                <w:rFonts w:ascii="Calibri" w:cs="Calibri" w:eastAsia="Calibri" w:hAnsi="Calibri"/>
+                <w:sz w:val="28"/>
+                <w:szCs w:val="28"/>
+              </w:rPr>
+            </w:pPr>
+            <w:r>
+              <w:rPr>
+                <w:rFonts w:ascii="Calibri" w:cs="Calibri" w:eastAsia="Calibri" w:hAnsi="Calibri"/>
+                <w:sz w:val="24"/>
+                <w:szCs w:val="24"/>
+                <w:rtl w:val="0"/>
+              </w:rPr>
+              <w:t xml:space="preserve">8030</w:t>
+            </w:r>
+            <w:r>
+              <w:rPr>
+                <w:rtl w:val="0"/>
+              </w:rPr>
+            </w:r>
+          </w:p>
+        </w:tc>
+        <w:tc>
+          <w:tcPr>
+            <w:tcBorders>
+              <w:top w:color="000000" w:space="0" w:sz="0" w:val="nil"/>
+              <w:left w:color="000000" w:space="0" w:sz="0" w:val="nil"/>
+              <w:bottom w:color="000000" w:space="0" w:sz="0" w:val="nil"/>
+              <w:right w:color="000000" w:space="0" w:sz="0" w:val="nil"/>
+            </w:tcBorders>
+            <w:tcMar>
+              <w:top w:w="20.0" w:type="dxa"/>
+              <w:left w:w="20.0" w:type="dxa"/>
+              <w:bottom w:w="100.0" w:type="dxa"/>
+              <w:right w:w="20.0" w:type="dxa"/>
+            </w:tcMar>
+            <w:vAlign w:val="center"/>
+          </w:tcPr>
+          <w:p>
+            <w:pPr>
+              <w:widowControl w:val="0"/>
+              <w:spacing w:line="240" w:lineRule="auto"/>
+              <w:rPr>
+                <w:rFonts w:ascii="Calibri" w:cs="Calibri" w:eastAsia="Calibri" w:hAnsi="Calibri"/>
+                <w:sz w:val="28"/>
+                <w:szCs w:val="28"/>
+              </w:rPr>
+            </w:pPr>
+            <w:r>
+              <w:rPr>
+                <w:rFonts w:ascii="Calibri" w:cs="Calibri" w:eastAsia="Calibri" w:hAnsi="Calibri"/>
+                <w:sz w:val="24"/>
+                <w:szCs w:val="24"/>
+                <w:rtl w:val="0"/>
+              </w:rPr>
+              <w:t xml:space="preserve">1</w:t>
+            </w:r>
+            <w:r>
+              <w:rPr>
+                <w:rtl w:val="0"/>
+              </w:rPr>
+            </w:r>
+          </w:p>
+        </w:tc>
+        <w:tc>
+          <w:tcPr>
+            <w:tcBorders>
+              <w:top w:color="000000" w:space="0" w:sz="0" w:val="nil"/>
+              <w:left w:color="000000" w:space="0" w:sz="0" w:val="nil"/>
+              <w:bottom w:color="000000" w:space="0" w:sz="0" w:val="nil"/>
+              <w:right w:color="000000" w:space="0" w:sz="0" w:val="nil"/>
+            </w:tcBorders>
+            <w:tcMar>
+              <w:top w:w="20.0" w:type="dxa"/>
+              <w:left w:w="20.0" w:type="dxa"/>
+              <w:bottom w:w="100.0" w:type="dxa"/>
+              <w:right w:w="20.0" w:type="dxa"/>
+            </w:tcMar>
+            <w:vAlign w:val="center"/>
+          </w:tcPr>
+          <w:p>
+            <w:pPr>
+              <w:widowControl w:val="0"/>
+              <w:spacing w:line="240" w:lineRule="auto"/>
+              <w:rPr>
+                <w:rFonts w:ascii="Calibri" w:cs="Calibri" w:eastAsia="Calibri" w:hAnsi="Calibri"/>
+                <w:sz w:val="28"/>
+                <w:szCs w:val="28"/>
+              </w:rPr>
+            </w:pPr>
+            <w:r>
+              <w:rPr>
+                <w:rFonts w:ascii="Calibri" w:cs="Calibri" w:eastAsia="Calibri" w:hAnsi="Calibri"/>
+                <w:sz w:val="24"/>
+                <w:szCs w:val="24"/>
+                <w:rtl w:val="0"/>
+              </w:rPr>
+              <w:t xml:space="preserve">0</w:t>
+            </w:r>
+            <w:r>
+              <w:rPr>
+                <w:rtl w:val="0"/>
+              </w:rPr>
+            </w:r>
+          </w:p>
+        </w:tc>
+        <w:tc>
+          <w:tcPr>
+            <w:tcBorders>
+              <w:top w:color="000000" w:space="0" w:sz="0" w:val="nil"/>
+              <w:left w:color="000000" w:space="0" w:sz="0" w:val="nil"/>
+              <w:bottom w:color="000000" w:space="0" w:sz="0" w:val="nil"/>
+              <w:right w:color="000000" w:space="0" w:sz="0" w:val="nil"/>
+            </w:tcBorders>
+            <w:tcMar>
+              <w:top w:w="20.0" w:type="dxa"/>
+              <w:left w:w="20.0" w:type="dxa"/>
+              <w:bottom w:w="100.0" w:type="dxa"/>
+              <w:right w:w="20.0" w:type="dxa"/>
+            </w:tcMar>
+            <w:vAlign w:val="center"/>
+          </w:tcPr>
+          <w:p>
+            <w:pPr>
+              <w:widowControl w:val="0"/>
+              <w:spacing w:line="240" w:lineRule="auto"/>
+              <w:rPr>
+                <w:rFonts w:ascii="Calibri" w:cs="Calibri" w:eastAsia="Calibri" w:hAnsi="Calibri"/>
+                <w:sz w:val="28"/>
+                <w:szCs w:val="28"/>
+              </w:rPr>
+            </w:pPr>
+            <w:r>
+              <w:rPr>
+                <w:rFonts w:ascii="Calibri" w:cs="Calibri" w:eastAsia="Calibri" w:hAnsi="Calibri"/>
+                <w:sz w:val="24"/>
+                <w:szCs w:val="24"/>
+                <w:rtl w:val="0"/>
+              </w:rPr>
+              <w:t xml:space="preserve">0</w:t>
+            </w:r>
+            <w:r>
+              <w:rPr>
+                <w:rtl w:val="0"/>
+              </w:rPr>
+            </w:r>
+          </w:p>
+        </w:tc>
+        <w:tc>
+          <w:tcPr>
+            <w:tcBorders>
+              <w:top w:color="000000" w:space="0" w:sz="0" w:val="nil"/>
+              <w:left w:color="000000" w:space="0" w:sz="0" w:val="nil"/>
+              <w:bottom w:color="000000" w:space="0" w:sz="0" w:val="nil"/>
+              <w:right w:color="000000" w:space="0" w:sz="0" w:val="nil"/>
+            </w:tcBorders>
+            <w:tcMar>
+              <w:top w:w="20.0" w:type="dxa"/>
+              <w:left w:w="20.0" w:type="dxa"/>
+              <w:bottom w:w="100.0" w:type="dxa"/>
+              <w:right w:w="20.0" w:type="dxa"/>
+            </w:tcMar>
+            <w:vAlign w:val="center"/>
+          </w:tcPr>
+          <w:p>
+            <w:pPr>
+              <w:widowControl w:val="0"/>
+              <w:spacing w:line="240" w:lineRule="auto"/>
+              <w:rPr>
+                <w:rFonts w:ascii="Calibri" w:cs="Calibri" w:eastAsia="Calibri" w:hAnsi="Calibri"/>
+                <w:sz w:val="28"/>
+                <w:szCs w:val="28"/>
+              </w:rPr>
+            </w:pPr>
+            <w:r>
+              <w:rPr>
+                <w:rFonts w:ascii="Calibri" w:cs="Calibri" w:eastAsia="Calibri" w:hAnsi="Calibri"/>
+                <w:sz w:val="24"/>
+                <w:szCs w:val="24"/>
+                <w:rtl w:val="0"/>
+              </w:rPr>
+              <w:t xml:space="preserve">4</w:t>
+            </w:r>
+            <w:r>
+              <w:rPr>
+                <w:rtl w:val="0"/>
+              </w:rPr>
+            </w:r>
+          </w:p>
+        </w:tc>
+        <w:tc>
+          <w:tcPr>
+            <w:tcBorders>
+              <w:top w:color="000000" w:space="0" w:sz="0" w:val="nil"/>
+              <w:left w:color="000000" w:space="0" w:sz="0" w:val="nil"/>
+              <w:bottom w:color="000000" w:space="0" w:sz="0" w:val="nil"/>
+              <w:right w:color="000000" w:space="0" w:sz="0" w:val="nil"/>
+            </w:tcBorders>
+            <w:tcMar>
+              <w:top w:w="20.0" w:type="dxa"/>
+              <w:left w:w="20.0" w:type="dxa"/>
+              <w:bottom w:w="100.0" w:type="dxa"/>
+              <w:right w:w="20.0" w:type="dxa"/>
+            </w:tcMar>
+            <w:vAlign w:val="center"/>
+          </w:tcPr>
+          <w:p>
+            <w:pPr>
+              <w:widowControl w:val="0"/>
+              <w:spacing w:line="240" w:lineRule="auto"/>
+              <w:rPr>
+                <w:rFonts w:ascii="Calibri" w:cs="Calibri" w:eastAsia="Calibri" w:hAnsi="Calibri"/>
+                <w:sz w:val="28"/>
+                <w:szCs w:val="28"/>
+              </w:rPr>
+            </w:pPr>
+            <w:r>
+              <w:rPr>
+                <w:rFonts w:ascii="Calibri" w:cs="Calibri" w:eastAsia="Calibri" w:hAnsi="Calibri"/>
+                <w:sz w:val="24"/>
+                <w:szCs w:val="24"/>
+                <w:rtl w:val="0"/>
+              </w:rPr>
+              <w:t xml:space="preserve">1000</w:t>
+            </w:r>
+            <w:r>
+              <w:rPr>
+                <w:rtl w:val="0"/>
+              </w:rPr>
+            </w:r>
+          </w:p>
+        </w:tc>
+        <w:tc>
+          <w:tcPr>
+            <w:tcBorders>
+              <w:top w:color="000000" w:space="0" w:sz="0" w:val="nil"/>
+              <w:left w:color="000000" w:space="0" w:sz="0" w:val="nil"/>
+              <w:bottom w:color="000000" w:space="0" w:sz="0" w:val="nil"/>
+              <w:right w:color="000000" w:space="0" w:sz="0" w:val="nil"/>
+            </w:tcBorders>
+            <w:tcMar>
+              <w:top w:w="20.0" w:type="dxa"/>
+              <w:left w:w="20.0" w:type="dxa"/>
+              <w:bottom w:w="100.0" w:type="dxa"/>
+              <w:right w:w="20.0" w:type="dxa"/>
+            </w:tcMar>
+            <w:vAlign w:val="center"/>
+          </w:tcPr>
+          <w:p>
+            <w:pPr>
+              <w:widowControl w:val="0"/>
+              <w:spacing w:line="240" w:lineRule="auto"/>
+              <w:rPr>
+                <w:rFonts w:ascii="Calibri" w:cs="Calibri" w:eastAsia="Calibri" w:hAnsi="Calibri"/>
+                <w:sz w:val="28"/>
+                <w:szCs w:val="28"/>
+              </w:rPr>
+            </w:pPr>
+            <w:r>
+              <w:rPr>
+                <w:rFonts w:ascii="Calibri" w:cs="Calibri" w:eastAsia="Calibri" w:hAnsi="Calibri"/>
+                <w:sz w:val="24"/>
+                <w:szCs w:val="24"/>
+                <w:rtl w:val="0"/>
+              </w:rPr>
+              <w:t xml:space="preserve">1000</w:t>
+            </w:r>
+            <w:r>
+              <w:rPr>
+                <w:rtl w:val="0"/>
+              </w:rPr>
+            </w:r>
+          </w:p>
+        </w:tc>
+        <w:tc>
+          <w:tcPr>
+            <w:tcBorders>
+              <w:top w:color="000000" w:space="0" w:sz="0" w:val="nil"/>
+              <w:left w:color="000000" w:space="0" w:sz="0" w:val="nil"/>
+              <w:bottom w:color="000000" w:space="0" w:sz="0" w:val="nil"/>
+              <w:right w:color="000000" w:space="0" w:sz="0" w:val="nil"/>
+            </w:tcBorders>
+            <w:tcMar>
+              <w:top w:w="20.0" w:type="dxa"/>
+              <w:left w:w="20.0" w:type="dxa"/>
+              <w:bottom w:w="100.0" w:type="dxa"/>
+              <w:right w:w="20.0" w:type="dxa"/>
+            </w:tcMar>
+            <w:vAlign w:val="center"/>
+          </w:tcPr>
+          <w:p>
+            <w:pPr>
+              <w:widowControl w:val="0"/>
+              <w:spacing w:line="240" w:lineRule="auto"/>
+              <w:rPr>
+                <w:rFonts w:ascii="Calibri" w:cs="Calibri" w:eastAsia="Calibri" w:hAnsi="Calibri"/>
+                <w:sz w:val="28"/>
+                <w:szCs w:val="28"/>
+              </w:rPr>
+            </w:pPr>
+            <w:r>
+              <w:rPr>
+                <w:rFonts w:ascii="Calibri" w:cs="Calibri" w:eastAsia="Calibri" w:hAnsi="Calibri"/>
+                <w:sz w:val="24"/>
+                <w:szCs w:val="24"/>
+                <w:rtl w:val="0"/>
+              </w:rPr>
+              <w:t xml:space="preserve">1963</w:t>
+            </w:r>
+            <w:r>
+              <w:rPr>
+                <w:rtl w:val="0"/>
+              </w:rPr>
+            </w:r>
+          </w:p>
+        </w:tc>
+        <w:tc>
+          <w:tcPr>
+            <w:tcBorders>
+              <w:top w:color="000000" w:space="0" w:sz="0" w:val="nil"/>
+              <w:left w:color="000000" w:space="0" w:sz="0" w:val="nil"/>
+              <w:bottom w:color="000000" w:space="0" w:sz="0" w:val="nil"/>
+              <w:right w:color="000000" w:space="0" w:sz="0" w:val="nil"/>
+            </w:tcBorders>
+            <w:tcMar>
+              <w:top w:w="20.0" w:type="dxa"/>
+              <w:left w:w="20.0" w:type="dxa"/>
+              <w:bottom w:w="100.0" w:type="dxa"/>
+              <w:right w:w="20.0" w:type="dxa"/>
+            </w:tcMar>
+            <w:vAlign w:val="center"/>
+          </w:tcPr>
+          <w:p>
+            <w:pPr>
+              <w:widowControl w:val="0"/>
+              <w:spacing w:line="240" w:lineRule="auto"/>
+              <w:rPr>
+                <w:rFonts w:ascii="Calibri" w:cs="Calibri" w:eastAsia="Calibri" w:hAnsi="Calibri"/>
+                <w:sz w:val="28"/>
+                <w:szCs w:val="28"/>
+              </w:rPr>
+            </w:pPr>
+            <w:r>
+              <w:rPr>
+                <w:rFonts w:ascii="Calibri" w:cs="Calibri" w:eastAsia="Calibri" w:hAnsi="Calibri"/>
+                <w:sz w:val="24"/>
+                <w:szCs w:val="24"/>
+                <w:rtl w:val="0"/>
+              </w:rPr>
+              <w:t xml:space="preserve">0</w:t>
+            </w:r>
+            <w:r>
+              <w:rPr>
+                <w:rtl w:val="0"/>
+              </w:rPr>
+            </w:r>
+          </w:p>
+        </w:tc>
+        <w:tc>
+          <w:tcPr>
+            <w:tcBorders>
+              <w:top w:color="000000" w:space="0" w:sz="0" w:val="nil"/>
+              <w:left w:color="000000" w:space="0" w:sz="0" w:val="nil"/>
+              <w:bottom w:color="000000" w:space="0" w:sz="0" w:val="nil"/>
+              <w:right w:color="000000" w:space="0" w:sz="0" w:val="nil"/>
+            </w:tcBorders>
+            <w:tcMar>
+              <w:top w:w="20.0" w:type="dxa"/>
+              <w:left w:w="20.0" w:type="dxa"/>
+              <w:bottom w:w="100.0" w:type="dxa"/>
+              <w:right w:w="20.0" w:type="dxa"/>
+            </w:tcMar>
+            <w:vAlign w:val="center"/>
+          </w:tcPr>
+          <w:p>
+            <w:pPr>
+              <w:widowControl w:val="0"/>
+              <w:spacing w:line="240" w:lineRule="auto"/>
+              <w:rPr>
+                <w:rFonts w:ascii="Calibri" w:cs="Calibri" w:eastAsia="Calibri" w:hAnsi="Calibri"/>
+                <w:sz w:val="28"/>
+                <w:szCs w:val="28"/>
+              </w:rPr>
+            </w:pPr>
+            <w:r>
+              <w:rPr>
+                <w:rFonts w:ascii="Calibri" w:cs="Calibri" w:eastAsia="Calibri" w:hAnsi="Calibri"/>
+                <w:sz w:val="24"/>
+                <w:szCs w:val="24"/>
+                <w:rtl w:val="0"/>
+              </w:rPr>
+              <w:t xml:space="preserve">857 170th Pl NE</w:t>
+            </w:r>
+            <w:r>
+              <w:rPr>
+                <w:rtl w:val="0"/>
+              </w:rPr>
+            </w:r>
+          </w:p>
+        </w:tc>
+        <w:tc>
+          <w:tcPr>
+            <w:tcBorders>
+              <w:top w:color="000000" w:space="0" w:sz="0" w:val="nil"/>
+              <w:left w:color="000000" w:space="0" w:sz="0" w:val="nil"/>
+              <w:bottom w:color="000000" w:space="0" w:sz="0" w:val="nil"/>
+              <w:right w:color="000000" w:space="0" w:sz="0" w:val="nil"/>
+            </w:tcBorders>
+            <w:tcMar>
+              <w:top w:w="20.0" w:type="dxa"/>
+              <w:left w:w="20.0" w:type="dxa"/>
+              <w:bottom w:w="100.0" w:type="dxa"/>
+              <w:right w:w="20.0" w:type="dxa"/>
+            </w:tcMar>
+            <w:vAlign w:val="center"/>
+          </w:tcPr>
+          <w:p>
+            <w:pPr>
+              <w:widowControl w:val="0"/>
+              <w:spacing w:line="240" w:lineRule="auto"/>
+              <w:rPr>
+                <w:rFonts w:ascii="Calibri" w:cs="Calibri" w:eastAsia="Calibri" w:hAnsi="Calibri"/>
+                <w:sz w:val="28"/>
+                <w:szCs w:val="28"/>
+              </w:rPr>
+            </w:pPr>
+            <w:r>
+              <w:rPr>
+                <w:rFonts w:ascii="Calibri" w:cs="Calibri" w:eastAsia="Calibri" w:hAnsi="Calibri"/>
+                <w:sz w:val="24"/>
+                <w:szCs w:val="24"/>
+                <w:rtl w:val="0"/>
+              </w:rPr>
+              <w:t xml:space="preserve">Bellevue</w:t>
+            </w:r>
+            <w:r>
+              <w:rPr>
+                <w:rtl w:val="0"/>
+              </w:rPr>
+            </w:r>
+          </w:p>
+        </w:tc>
+        <w:tc>
+          <w:tcPr>
+            <w:tcBorders>
+              <w:top w:color="000000" w:space="0" w:sz="0" w:val="nil"/>
+              <w:left w:color="000000" w:space="0" w:sz="0" w:val="nil"/>
+              <w:bottom w:color="000000" w:space="0" w:sz="0" w:val="nil"/>
+              <w:right w:color="000000" w:space="0" w:sz="0" w:val="nil"/>
+            </w:tcBorders>
+            <w:tcMar>
+              <w:top w:w="20.0" w:type="dxa"/>
+              <w:left w:w="20.0" w:type="dxa"/>
+              <w:bottom w:w="100.0" w:type="dxa"/>
+              <w:right w:w="20.0" w:type="dxa"/>
+            </w:tcMar>
+            <w:vAlign w:val="center"/>
+          </w:tcPr>
+          <w:p>
+            <w:pPr>
+              <w:widowControl w:val="0"/>
+              <w:spacing w:line="240" w:lineRule="auto"/>
+              <w:rPr>
+                <w:rFonts w:ascii="Calibri" w:cs="Calibri" w:eastAsia="Calibri" w:hAnsi="Calibri"/>
+                <w:sz w:val="28"/>
+                <w:szCs w:val="28"/>
+              </w:rPr>
+            </w:pPr>
+            <w:r>
+              <w:rPr>
+                <w:rFonts w:ascii="Calibri" w:cs="Calibri" w:eastAsia="Calibri" w:hAnsi="Calibri"/>
+                <w:sz w:val="24"/>
+                <w:szCs w:val="24"/>
+                <w:rtl w:val="0"/>
+              </w:rPr>
+              <w:t xml:space="preserve">WA 98008</w:t>
+            </w:r>
+            <w:r>
+              <w:rPr>
+                <w:rtl w:val="0"/>
+              </w:rPr>
+            </w:r>
+          </w:p>
+        </w:tc>
+        <w:tc>
+          <w:tcPr>
+            <w:tcBorders>
+              <w:top w:color="000000" w:space="0" w:sz="0" w:val="nil"/>
+              <w:left w:color="000000" w:space="0" w:sz="0" w:val="nil"/>
+              <w:bottom w:color="000000" w:space="0" w:sz="0" w:val="nil"/>
+              <w:right w:color="000000" w:space="0" w:sz="0" w:val="nil"/>
+            </w:tcBorders>
+            <w:tcMar>
+              <w:top w:w="20.0" w:type="dxa"/>
+              <w:left w:w="20.0" w:type="dxa"/>
+              <w:bottom w:w="100.0" w:type="dxa"/>
+              <w:right w:w="20.0" w:type="dxa"/>
+            </w:tcMar>
+            <w:vAlign w:val="center"/>
+          </w:tcPr>
+          <w:p>
+            <w:pPr>
+              <w:widowControl w:val="0"/>
+              <w:spacing w:line="240" w:lineRule="auto"/>
+              <w:rPr>
+                <w:rFonts w:ascii="Calibri" w:cs="Calibri" w:eastAsia="Calibri" w:hAnsi="Calibri"/>
+                <w:sz w:val="28"/>
+                <w:szCs w:val="28"/>
+              </w:rPr>
+            </w:pPr>
+            <w:r>
+              <w:rPr>
+                <w:rFonts w:ascii="Calibri" w:cs="Calibri" w:eastAsia="Calibri" w:hAnsi="Calibri"/>
+                <w:sz w:val="24"/>
+                <w:szCs w:val="24"/>
+                <w:rtl w:val="0"/>
+              </w:rPr>
+              <w:t xml:space="preserve">USA</w:t>
+            </w:r>
+            <w:r>
+              <w:rPr>
+                <w:rtl w:val="0"/>
+              </w:rPr>
+            </w:r>
+          </w:p>
+        </w:tc>
+      </w:tr>
+      <w:tr>
+        <w:trPr>
+          <w:cantSplit w:val="0"/>
+          <w:tblHeader w:val="0"/>
+        </w:trPr>
+        <w:tc>
+          <w:tcPr>
+            <w:tcBorders>
+              <w:top w:color="000000" w:space="0" w:sz="0" w:val="nil"/>
+              <w:left w:color="000000" w:space="0" w:sz="0" w:val="nil"/>
+              <w:bottom w:color="000000" w:space="0" w:sz="0" w:val="nil"/>
+              <w:right w:color="000000" w:space="0" w:sz="0" w:val="nil"/>
+            </w:tcBorders>
+            <w:tcMar>
+              <w:top w:w="20.0" w:type="dxa"/>
+              <w:left w:w="20.0" w:type="dxa"/>
+              <w:bottom w:w="100.0" w:type="dxa"/>
+              <w:right w:w="20.0" w:type="dxa"/>
+            </w:tcMar>
+            <w:vAlign w:val="center"/>
+          </w:tcPr>
+          <w:p>
+            <w:pPr>
+              <w:widowControl w:val="0"/>
+              <w:spacing w:line="240" w:lineRule="auto"/>
+              <w:rPr>
+                <w:rFonts w:ascii="Calibri" w:cs="Calibri" w:eastAsia="Calibri" w:hAnsi="Calibri"/>
+                <w:sz w:val="28"/>
+                <w:szCs w:val="28"/>
+              </w:rPr>
+            </w:pPr>
+            <w:r>
+              <w:rPr>
+                <w:rFonts w:ascii="Calibri" w:cs="Calibri" w:eastAsia="Calibri" w:hAnsi="Calibri"/>
+                <w:sz w:val="24"/>
+                <w:szCs w:val="24"/>
+                <w:rtl w:val="0"/>
+              </w:rPr>
+              <w:t xml:space="preserve">########</w:t>
+            </w:r>
+            <w:r>
+              <w:rPr>
+                <w:rtl w:val="0"/>
+              </w:rPr>
+            </w:r>
+          </w:p>
+        </w:tc>
+        <w:tc>
+          <w:tcPr>
+            <w:tcBorders>
+              <w:top w:color="000000" w:space="0" w:sz="0" w:val="nil"/>
+              <w:left w:color="000000" w:space="0" w:sz="0" w:val="nil"/>
+              <w:bottom w:color="000000" w:space="0" w:sz="0" w:val="nil"/>
+              <w:right w:color="000000" w:space="0" w:sz="0" w:val="nil"/>
+            </w:tcBorders>
+            <w:tcMar>
+              <w:top w:w="20.0" w:type="dxa"/>
+              <w:left w:w="20.0" w:type="dxa"/>
+              <w:bottom w:w="100.0" w:type="dxa"/>
+              <w:right w:w="20.0" w:type="dxa"/>
+            </w:tcMar>
+            <w:vAlign w:val="center"/>
+          </w:tcPr>
+          <w:p>
+            <w:pPr>
+              <w:widowControl w:val="0"/>
+              <w:spacing w:line="240" w:lineRule="auto"/>
+              <w:rPr>
+                <w:rFonts w:ascii="Calibri" w:cs="Calibri" w:eastAsia="Calibri" w:hAnsi="Calibri"/>
+                <w:sz w:val="28"/>
+                <w:szCs w:val="28"/>
+              </w:rPr>
+            </w:pPr>
+            <w:r>
+              <w:rPr>
+                <w:rFonts w:ascii="Calibri" w:cs="Calibri" w:eastAsia="Calibri" w:hAnsi="Calibri"/>
+                <w:sz w:val="24"/>
+                <w:szCs w:val="24"/>
+                <w:rtl w:val="0"/>
+              </w:rPr>
+              <w:t xml:space="preserve">550000</w:t>
+            </w:r>
+            <w:r>
+              <w:rPr>
+                <w:rtl w:val="0"/>
+              </w:rPr>
+            </w:r>
+          </w:p>
+        </w:tc>
+        <w:tc>
+          <w:tcPr>
+            <w:tcBorders>
+              <w:top w:color="000000" w:space="0" w:sz="0" w:val="nil"/>
+              <w:left w:color="000000" w:space="0" w:sz="0" w:val="nil"/>
+              <w:bottom w:color="000000" w:space="0" w:sz="0" w:val="nil"/>
+              <w:right w:color="000000" w:space="0" w:sz="0" w:val="nil"/>
+            </w:tcBorders>
+            <w:tcMar>
+              <w:top w:w="20.0" w:type="dxa"/>
+              <w:left w:w="20.0" w:type="dxa"/>
+              <w:bottom w:w="100.0" w:type="dxa"/>
+              <w:right w:w="20.0" w:type="dxa"/>
+            </w:tcMar>
+            <w:vAlign w:val="center"/>
+          </w:tcPr>
+          <w:p>
+            <w:pPr>
+              <w:widowControl w:val="0"/>
+              <w:spacing w:line="240" w:lineRule="auto"/>
+              <w:rPr>
+                <w:rFonts w:ascii="Calibri" w:cs="Calibri" w:eastAsia="Calibri" w:hAnsi="Calibri"/>
+                <w:sz w:val="28"/>
+                <w:szCs w:val="28"/>
+              </w:rPr>
+            </w:pPr>
+            <w:r>
+              <w:rPr>
+                <w:rFonts w:ascii="Calibri" w:cs="Calibri" w:eastAsia="Calibri" w:hAnsi="Calibri"/>
+                <w:sz w:val="24"/>
+                <w:szCs w:val="24"/>
+                <w:rtl w:val="0"/>
+              </w:rPr>
+              <w:t xml:space="preserve">4</w:t>
+            </w:r>
+            <w:r>
+              <w:rPr>
+                <w:rtl w:val="0"/>
+              </w:rPr>
+            </w:r>
+          </w:p>
+        </w:tc>
+        <w:tc>
+          <w:tcPr>
+            <w:tcBorders>
+              <w:top w:color="000000" w:space="0" w:sz="0" w:val="nil"/>
+              <w:left w:color="000000" w:space="0" w:sz="0" w:val="nil"/>
+              <w:bottom w:color="000000" w:space="0" w:sz="0" w:val="nil"/>
+              <w:right w:color="000000" w:space="0" w:sz="0" w:val="nil"/>
+            </w:tcBorders>
+            <w:tcMar>
+              <w:top w:w="20.0" w:type="dxa"/>
+              <w:left w:w="20.0" w:type="dxa"/>
+              <w:bottom w:w="100.0" w:type="dxa"/>
+              <w:right w:w="20.0" w:type="dxa"/>
+            </w:tcMar>
+            <w:vAlign w:val="center"/>
+          </w:tcPr>
+          <w:p>
+            <w:pPr>
+              <w:widowControl w:val="0"/>
+              <w:spacing w:line="240" w:lineRule="auto"/>
+              <w:rPr>
+                <w:rFonts w:ascii="Calibri" w:cs="Calibri" w:eastAsia="Calibri" w:hAnsi="Calibri"/>
+                <w:sz w:val="28"/>
+                <w:szCs w:val="28"/>
+              </w:rPr>
+            </w:pPr>
+            <w:r>
+              <w:rPr>
+                <w:rFonts w:ascii="Calibri" w:cs="Calibri" w:eastAsia="Calibri" w:hAnsi="Calibri"/>
+                <w:sz w:val="24"/>
+                <w:szCs w:val="24"/>
+                <w:rtl w:val="0"/>
+              </w:rPr>
+              <w:t xml:space="preserve">2.5</w:t>
+            </w:r>
+            <w:r>
+              <w:rPr>
+                <w:rtl w:val="0"/>
+              </w:rPr>
+            </w:r>
+          </w:p>
+        </w:tc>
+        <w:tc>
+          <w:tcPr>
+            <w:tcBorders>
+              <w:top w:color="000000" w:space="0" w:sz="0" w:val="nil"/>
+              <w:left w:color="000000" w:space="0" w:sz="0" w:val="nil"/>
+              <w:bottom w:color="000000" w:space="0" w:sz="0" w:val="nil"/>
+              <w:right w:color="000000" w:space="0" w:sz="0" w:val="nil"/>
+            </w:tcBorders>
+            <w:tcMar>
+              <w:top w:w="20.0" w:type="dxa"/>
+              <w:left w:w="20.0" w:type="dxa"/>
+              <w:bottom w:w="100.0" w:type="dxa"/>
+              <w:right w:w="20.0" w:type="dxa"/>
+            </w:tcMar>
+            <w:vAlign w:val="center"/>
+          </w:tcPr>
+          <w:p>
+            <w:pPr>
+              <w:widowControl w:val="0"/>
+              <w:spacing w:line="240" w:lineRule="auto"/>
+              <w:rPr>
+                <w:rFonts w:ascii="Calibri" w:cs="Calibri" w:eastAsia="Calibri" w:hAnsi="Calibri"/>
+                <w:sz w:val="28"/>
+                <w:szCs w:val="28"/>
+              </w:rPr>
+            </w:pPr>
+            <w:r>
+              <w:rPr>
+                <w:rFonts w:ascii="Calibri" w:cs="Calibri" w:eastAsia="Calibri" w:hAnsi="Calibri"/>
+                <w:sz w:val="24"/>
+                <w:szCs w:val="24"/>
+                <w:rtl w:val="0"/>
+              </w:rPr>
+              <w:t xml:space="preserve">1940</w:t>
+            </w:r>
+            <w:r>
+              <w:rPr>
+                <w:rtl w:val="0"/>
+              </w:rPr>
+            </w:r>
+          </w:p>
+        </w:tc>
+        <w:tc>
+          <w:tcPr>
+            <w:tcBorders>
+              <w:top w:color="000000" w:space="0" w:sz="0" w:val="nil"/>
+              <w:left w:color="000000" w:space="0" w:sz="0" w:val="nil"/>
+              <w:bottom w:color="000000" w:space="0" w:sz="0" w:val="nil"/>
+              <w:right w:color="000000" w:space="0" w:sz="0" w:val="nil"/>
+            </w:tcBorders>
+            <w:tcMar>
+              <w:top w:w="20.0" w:type="dxa"/>
+              <w:left w:w="20.0" w:type="dxa"/>
+              <w:bottom w:w="100.0" w:type="dxa"/>
+              <w:right w:w="20.0" w:type="dxa"/>
+            </w:tcMar>
+            <w:vAlign w:val="center"/>
+          </w:tcPr>
+          <w:p>
+            <w:pPr>
+              <w:widowControl w:val="0"/>
+              <w:spacing w:line="240" w:lineRule="auto"/>
+              <w:rPr>
+                <w:rFonts w:ascii="Calibri" w:cs="Calibri" w:eastAsia="Calibri" w:hAnsi="Calibri"/>
+                <w:sz w:val="28"/>
+                <w:szCs w:val="28"/>
+              </w:rPr>
+            </w:pPr>
+            <w:r>
+              <w:rPr>
+                <w:rFonts w:ascii="Calibri" w:cs="Calibri" w:eastAsia="Calibri" w:hAnsi="Calibri"/>
+                <w:sz w:val="24"/>
+                <w:szCs w:val="24"/>
+                <w:rtl w:val="0"/>
+              </w:rPr>
+              <w:t xml:space="preserve">10500</w:t>
+            </w:r>
+            <w:r>
+              <w:rPr>
+                <w:rtl w:val="0"/>
+              </w:rPr>
+            </w:r>
+          </w:p>
+        </w:tc>
+        <w:tc>
+          <w:tcPr>
+            <w:tcBorders>
+              <w:top w:color="000000" w:space="0" w:sz="0" w:val="nil"/>
+              <w:left w:color="000000" w:space="0" w:sz="0" w:val="nil"/>
+              <w:bottom w:color="000000" w:space="0" w:sz="0" w:val="nil"/>
+              <w:right w:color="000000" w:space="0" w:sz="0" w:val="nil"/>
+            </w:tcBorders>
+            <w:tcMar>
+              <w:top w:w="20.0" w:type="dxa"/>
+              <w:left w:w="20.0" w:type="dxa"/>
+              <w:bottom w:w="100.0" w:type="dxa"/>
+              <w:right w:w="20.0" w:type="dxa"/>
+            </w:tcMar>
+            <w:vAlign w:val="center"/>
+          </w:tcPr>
+          <w:p>
+            <w:pPr>
+              <w:widowControl w:val="0"/>
+              <w:spacing w:line="240" w:lineRule="auto"/>
+              <w:rPr>
+                <w:rFonts w:ascii="Calibri" w:cs="Calibri" w:eastAsia="Calibri" w:hAnsi="Calibri"/>
+                <w:sz w:val="28"/>
+                <w:szCs w:val="28"/>
+              </w:rPr>
+            </w:pPr>
+            <w:r>
+              <w:rPr>
+                <w:rFonts w:ascii="Calibri" w:cs="Calibri" w:eastAsia="Calibri" w:hAnsi="Calibri"/>
+                <w:sz w:val="24"/>
+                <w:szCs w:val="24"/>
+                <w:rtl w:val="0"/>
+              </w:rPr>
+              <w:t xml:space="preserve">1</w:t>
+            </w:r>
+            <w:r>
+              <w:rPr>
+                <w:rtl w:val="0"/>
+              </w:rPr>
+            </w:r>
+          </w:p>
+        </w:tc>
+        <w:tc>
+          <w:tcPr>
+            <w:tcBorders>
+              <w:top w:color="000000" w:space="0" w:sz="0" w:val="nil"/>
+              <w:left w:color="000000" w:space="0" w:sz="0" w:val="nil"/>
+              <w:bottom w:color="000000" w:space="0" w:sz="0" w:val="nil"/>
+              <w:right w:color="000000" w:space="0" w:sz="0" w:val="nil"/>
+            </w:tcBorders>
+            <w:tcMar>
+              <w:top w:w="20.0" w:type="dxa"/>
+              <w:left w:w="20.0" w:type="dxa"/>
+              <w:bottom w:w="100.0" w:type="dxa"/>
+              <w:right w:w="20.0" w:type="dxa"/>
+            </w:tcMar>
+            <w:vAlign w:val="center"/>
+          </w:tcPr>
+          <w:p>
+            <w:pPr>
+              <w:widowControl w:val="0"/>
+              <w:spacing w:line="240" w:lineRule="auto"/>
+              <w:rPr>
+                <w:rFonts w:ascii="Calibri" w:cs="Calibri" w:eastAsia="Calibri" w:hAnsi="Calibri"/>
+                <w:sz w:val="28"/>
+                <w:szCs w:val="28"/>
+              </w:rPr>
+            </w:pPr>
+            <w:r>
+              <w:rPr>
+                <w:rFonts w:ascii="Calibri" w:cs="Calibri" w:eastAsia="Calibri" w:hAnsi="Calibri"/>
+                <w:sz w:val="24"/>
+                <w:szCs w:val="24"/>
+                <w:rtl w:val="0"/>
+              </w:rPr>
+              <w:t xml:space="preserve">0</w:t>
+            </w:r>
+            <w:r>
+              <w:rPr>
+                <w:rtl w:val="0"/>
+              </w:rPr>
+            </w:r>
+          </w:p>
+        </w:tc>
+        <w:tc>
+          <w:tcPr>
+            <w:tcBorders>
+              <w:top w:color="000000" w:space="0" w:sz="0" w:val="nil"/>
+              <w:left w:color="000000" w:space="0" w:sz="0" w:val="nil"/>
+              <w:bottom w:color="000000" w:space="0" w:sz="0" w:val="nil"/>
+              <w:right w:color="000000" w:space="0" w:sz="0" w:val="nil"/>
+            </w:tcBorders>
+            <w:tcMar>
+              <w:top w:w="20.0" w:type="dxa"/>
+              <w:left w:w="20.0" w:type="dxa"/>
+              <w:bottom w:w="100.0" w:type="dxa"/>
+              <w:right w:w="20.0" w:type="dxa"/>
+            </w:tcMar>
+            <w:vAlign w:val="center"/>
+          </w:tcPr>
+          <w:p>
+            <w:pPr>
+              <w:widowControl w:val="0"/>
+              <w:spacing w:line="240" w:lineRule="auto"/>
+              <w:rPr>
+                <w:rFonts w:ascii="Calibri" w:cs="Calibri" w:eastAsia="Calibri" w:hAnsi="Calibri"/>
+                <w:sz w:val="28"/>
+                <w:szCs w:val="28"/>
+              </w:rPr>
+            </w:pPr>
+            <w:r>
+              <w:rPr>
+                <w:rFonts w:ascii="Calibri" w:cs="Calibri" w:eastAsia="Calibri" w:hAnsi="Calibri"/>
+                <w:sz w:val="24"/>
+                <w:szCs w:val="24"/>
+                <w:rtl w:val="0"/>
+              </w:rPr>
+              <w:t xml:space="preserve">0</w:t>
+            </w:r>
+            <w:r>
+              <w:rPr>
+                <w:rtl w:val="0"/>
+              </w:rPr>
+            </w:r>
+          </w:p>
+        </w:tc>
+        <w:tc>
+          <w:tcPr>
+            <w:tcBorders>
+              <w:top w:color="000000" w:space="0" w:sz="0" w:val="nil"/>
+              <w:left w:color="000000" w:space="0" w:sz="0" w:val="nil"/>
+              <w:bottom w:color="000000" w:space="0" w:sz="0" w:val="nil"/>
+              <w:right w:color="000000" w:space="0" w:sz="0" w:val="nil"/>
+            </w:tcBorders>
+            <w:tcMar>
+              <w:top w:w="20.0" w:type="dxa"/>
+              <w:left w:w="20.0" w:type="dxa"/>
+              <w:bottom w:w="100.0" w:type="dxa"/>
+              <w:right w:w="20.0" w:type="dxa"/>
+            </w:tcMar>
+            <w:vAlign w:val="center"/>
+          </w:tcPr>
+          <w:p>
+            <w:pPr>
+              <w:widowControl w:val="0"/>
+              <w:spacing w:line="240" w:lineRule="auto"/>
+              <w:rPr>
+                <w:rFonts w:ascii="Calibri" w:cs="Calibri" w:eastAsia="Calibri" w:hAnsi="Calibri"/>
+                <w:sz w:val="28"/>
+                <w:szCs w:val="28"/>
+              </w:rPr>
+            </w:pPr>
+            <w:r>
+              <w:rPr>
+                <w:rFonts w:ascii="Calibri" w:cs="Calibri" w:eastAsia="Calibri" w:hAnsi="Calibri"/>
+                <w:sz w:val="24"/>
+                <w:szCs w:val="24"/>
+                <w:rtl w:val="0"/>
+              </w:rPr>
+              <w:t xml:space="preserve">4</w:t>
+            </w:r>
+            <w:r>
+              <w:rPr>
+                <w:rtl w:val="0"/>
+              </w:rPr>
+            </w:r>
+          </w:p>
+        </w:tc>
+        <w:tc>
+          <w:tcPr>
+            <w:tcBorders>
+              <w:top w:color="000000" w:space="0" w:sz="0" w:val="nil"/>
+              <w:left w:color="000000" w:space="0" w:sz="0" w:val="nil"/>
+              <w:bottom w:color="000000" w:space="0" w:sz="0" w:val="nil"/>
+              <w:right w:color="000000" w:space="0" w:sz="0" w:val="nil"/>
+            </w:tcBorders>
+            <w:tcMar>
+              <w:top w:w="20.0" w:type="dxa"/>
+              <w:left w:w="20.0" w:type="dxa"/>
+              <w:bottom w:w="100.0" w:type="dxa"/>
+              <w:right w:w="20.0" w:type="dxa"/>
+            </w:tcMar>
+            <w:vAlign w:val="center"/>
+          </w:tcPr>
+          <w:p>
+            <w:pPr>
+              <w:widowControl w:val="0"/>
+              <w:spacing w:line="240" w:lineRule="auto"/>
+              <w:rPr>
+                <w:rFonts w:ascii="Calibri" w:cs="Calibri" w:eastAsia="Calibri" w:hAnsi="Calibri"/>
+                <w:sz w:val="28"/>
+                <w:szCs w:val="28"/>
+              </w:rPr>
+            </w:pPr>
+            <w:r>
+              <w:rPr>
+                <w:rFonts w:ascii="Calibri" w:cs="Calibri" w:eastAsia="Calibri" w:hAnsi="Calibri"/>
+                <w:sz w:val="24"/>
+                <w:szCs w:val="24"/>
+                <w:rtl w:val="0"/>
+              </w:rPr>
+              <w:t xml:space="preserve">1140</w:t>
+            </w:r>
+            <w:r>
+              <w:rPr>
+                <w:rtl w:val="0"/>
+              </w:rPr>
+            </w:r>
+          </w:p>
+        </w:tc>
+        <w:tc>
+          <w:tcPr>
+            <w:tcBorders>
+              <w:top w:color="000000" w:space="0" w:sz="0" w:val="nil"/>
+              <w:left w:color="000000" w:space="0" w:sz="0" w:val="nil"/>
+              <w:bottom w:color="000000" w:space="0" w:sz="0" w:val="nil"/>
+              <w:right w:color="000000" w:space="0" w:sz="0" w:val="nil"/>
+            </w:tcBorders>
+            <w:tcMar>
+              <w:top w:w="20.0" w:type="dxa"/>
+              <w:left w:w="20.0" w:type="dxa"/>
+              <w:bottom w:w="100.0" w:type="dxa"/>
+              <w:right w:w="20.0" w:type="dxa"/>
+            </w:tcMar>
+            <w:vAlign w:val="center"/>
+          </w:tcPr>
+          <w:p>
+            <w:pPr>
+              <w:widowControl w:val="0"/>
+              <w:spacing w:line="240" w:lineRule="auto"/>
+              <w:rPr>
+                <w:rFonts w:ascii="Calibri" w:cs="Calibri" w:eastAsia="Calibri" w:hAnsi="Calibri"/>
+                <w:sz w:val="28"/>
+                <w:szCs w:val="28"/>
+              </w:rPr>
+            </w:pPr>
+            <w:r>
+              <w:rPr>
+                <w:rFonts w:ascii="Calibri" w:cs="Calibri" w:eastAsia="Calibri" w:hAnsi="Calibri"/>
+                <w:sz w:val="24"/>
+                <w:szCs w:val="24"/>
+                <w:rtl w:val="0"/>
+              </w:rPr>
+              <w:t xml:space="preserve">800</w:t>
+            </w:r>
+            <w:r>
+              <w:rPr>
+                <w:rtl w:val="0"/>
+              </w:rPr>
+            </w:r>
+          </w:p>
+        </w:tc>
+        <w:tc>
+          <w:tcPr>
+            <w:tcBorders>
+              <w:top w:color="000000" w:space="0" w:sz="0" w:val="nil"/>
+              <w:left w:color="000000" w:space="0" w:sz="0" w:val="nil"/>
+              <w:bottom w:color="000000" w:space="0" w:sz="0" w:val="nil"/>
+              <w:right w:color="000000" w:space="0" w:sz="0" w:val="nil"/>
+            </w:tcBorders>
+            <w:tcMar>
+              <w:top w:w="20.0" w:type="dxa"/>
+              <w:left w:w="20.0" w:type="dxa"/>
+              <w:bottom w:w="100.0" w:type="dxa"/>
+              <w:right w:w="20.0" w:type="dxa"/>
+            </w:tcMar>
+            <w:vAlign w:val="center"/>
+          </w:tcPr>
+          <w:p>
+            <w:pPr>
+              <w:widowControl w:val="0"/>
+              <w:spacing w:line="240" w:lineRule="auto"/>
+              <w:rPr>
+                <w:rFonts w:ascii="Calibri" w:cs="Calibri" w:eastAsia="Calibri" w:hAnsi="Calibri"/>
+                <w:sz w:val="28"/>
+                <w:szCs w:val="28"/>
+              </w:rPr>
+            </w:pPr>
+            <w:r>
+              <w:rPr>
+                <w:rFonts w:ascii="Calibri" w:cs="Calibri" w:eastAsia="Calibri" w:hAnsi="Calibri"/>
+                <w:sz w:val="24"/>
+                <w:szCs w:val="24"/>
+                <w:rtl w:val="0"/>
+              </w:rPr>
+              <w:t xml:space="preserve">1976</w:t>
+            </w:r>
+            <w:r>
+              <w:rPr>
+                <w:rtl w:val="0"/>
+              </w:rPr>
+            </w:r>
+          </w:p>
+        </w:tc>
+        <w:tc>
+          <w:tcPr>
+            <w:tcBorders>
+              <w:top w:color="000000" w:space="0" w:sz="0" w:val="nil"/>
+              <w:left w:color="000000" w:space="0" w:sz="0" w:val="nil"/>
+              <w:bottom w:color="000000" w:space="0" w:sz="0" w:val="nil"/>
+              <w:right w:color="000000" w:space="0" w:sz="0" w:val="nil"/>
+            </w:tcBorders>
+            <w:tcMar>
+              <w:top w:w="20.0" w:type="dxa"/>
+              <w:left w:w="20.0" w:type="dxa"/>
+              <w:bottom w:w="100.0" w:type="dxa"/>
+              <w:right w:w="20.0" w:type="dxa"/>
+            </w:tcMar>
+            <w:vAlign w:val="center"/>
+          </w:tcPr>
+          <w:p>
+            <w:pPr>
+              <w:widowControl w:val="0"/>
+              <w:spacing w:line="240" w:lineRule="auto"/>
+              <w:rPr>
+                <w:rFonts w:ascii="Calibri" w:cs="Calibri" w:eastAsia="Calibri" w:hAnsi="Calibri"/>
+                <w:sz w:val="28"/>
+                <w:szCs w:val="28"/>
+              </w:rPr>
+            </w:pPr>
+            <w:r>
+              <w:rPr>
+                <w:rFonts w:ascii="Calibri" w:cs="Calibri" w:eastAsia="Calibri" w:hAnsi="Calibri"/>
+                <w:sz w:val="24"/>
+                <w:szCs w:val="24"/>
+                <w:rtl w:val="0"/>
+              </w:rPr>
+              <w:t xml:space="preserve">1992</w:t>
+            </w:r>
+            <w:r>
+              <w:rPr>
+                <w:rtl w:val="0"/>
+              </w:rPr>
+            </w:r>
+          </w:p>
+        </w:tc>
+        <w:tc>
+          <w:tcPr>
+            <w:tcBorders>
+              <w:top w:color="000000" w:space="0" w:sz="0" w:val="nil"/>
+              <w:left w:color="000000" w:space="0" w:sz="0" w:val="nil"/>
+              <w:bottom w:color="000000" w:space="0" w:sz="0" w:val="nil"/>
+              <w:right w:color="000000" w:space="0" w:sz="0" w:val="nil"/>
+            </w:tcBorders>
+            <w:tcMar>
+              <w:top w:w="20.0" w:type="dxa"/>
+              <w:left w:w="20.0" w:type="dxa"/>
+              <w:bottom w:w="100.0" w:type="dxa"/>
+              <w:right w:w="20.0" w:type="dxa"/>
+            </w:tcMar>
+            <w:vAlign w:val="center"/>
+          </w:tcPr>
+          <w:p>
+            <w:pPr>
+              <w:widowControl w:val="0"/>
+              <w:spacing w:line="240" w:lineRule="auto"/>
+              <w:rPr>
+                <w:rFonts w:ascii="Calibri" w:cs="Calibri" w:eastAsia="Calibri" w:hAnsi="Calibri"/>
+                <w:sz w:val="28"/>
+                <w:szCs w:val="28"/>
+              </w:rPr>
+            </w:pPr>
+            <w:r>
+              <w:rPr>
+                <w:rFonts w:ascii="Calibri" w:cs="Calibri" w:eastAsia="Calibri" w:hAnsi="Calibri"/>
+                <w:sz w:val="24"/>
+                <w:szCs w:val="24"/>
+                <w:rtl w:val="0"/>
+              </w:rPr>
+              <w:t xml:space="preserve">9105 170th Ave NE</w:t>
+            </w:r>
+            <w:r>
+              <w:rPr>
+                <w:rtl w:val="0"/>
+              </w:rPr>
+            </w:r>
+          </w:p>
+        </w:tc>
+        <w:tc>
+          <w:tcPr>
+            <w:tcBorders>
+              <w:top w:color="000000" w:space="0" w:sz="0" w:val="nil"/>
+              <w:left w:color="000000" w:space="0" w:sz="0" w:val="nil"/>
+              <w:bottom w:color="000000" w:space="0" w:sz="0" w:val="nil"/>
+              <w:right w:color="000000" w:space="0" w:sz="0" w:val="nil"/>
+            </w:tcBorders>
+            <w:tcMar>
+              <w:top w:w="20.0" w:type="dxa"/>
+              <w:left w:w="20.0" w:type="dxa"/>
+              <w:bottom w:w="100.0" w:type="dxa"/>
+              <w:right w:w="20.0" w:type="dxa"/>
+            </w:tcMar>
+            <w:vAlign w:val="center"/>
+          </w:tcPr>
+          <w:p>
+            <w:pPr>
+              <w:widowControl w:val="0"/>
+              <w:spacing w:line="240" w:lineRule="auto"/>
+              <w:rPr>
+                <w:rFonts w:ascii="Calibri" w:cs="Calibri" w:eastAsia="Calibri" w:hAnsi="Calibri"/>
+                <w:sz w:val="28"/>
+                <w:szCs w:val="28"/>
+              </w:rPr>
+            </w:pPr>
+            <w:r>
+              <w:rPr>
+                <w:rFonts w:ascii="Calibri" w:cs="Calibri" w:eastAsia="Calibri" w:hAnsi="Calibri"/>
+                <w:sz w:val="24"/>
+                <w:szCs w:val="24"/>
+                <w:rtl w:val="0"/>
+              </w:rPr>
+              <w:t xml:space="preserve">Redmond</w:t>
+            </w:r>
+            <w:r>
+              <w:rPr>
+                <w:rtl w:val="0"/>
+              </w:rPr>
+            </w:r>
+          </w:p>
+        </w:tc>
+        <w:tc>
+          <w:tcPr>
+            <w:tcBorders>
+              <w:top w:color="000000" w:space="0" w:sz="0" w:val="nil"/>
+              <w:left w:color="000000" w:space="0" w:sz="0" w:val="nil"/>
+              <w:bottom w:color="000000" w:space="0" w:sz="0" w:val="nil"/>
+              <w:right w:color="000000" w:space="0" w:sz="0" w:val="nil"/>
+            </w:tcBorders>
+            <w:tcMar>
+              <w:top w:w="20.0" w:type="dxa"/>
+              <w:left w:w="20.0" w:type="dxa"/>
+              <w:bottom w:w="100.0" w:type="dxa"/>
+              <w:right w:w="20.0" w:type="dxa"/>
+            </w:tcMar>
+            <w:vAlign w:val="center"/>
+          </w:tcPr>
+          <w:p>
+            <w:pPr>
+              <w:widowControl w:val="0"/>
+              <w:spacing w:line="240" w:lineRule="auto"/>
+              <w:rPr>
+                <w:rFonts w:ascii="Calibri" w:cs="Calibri" w:eastAsia="Calibri" w:hAnsi="Calibri"/>
+                <w:sz w:val="28"/>
+                <w:szCs w:val="28"/>
+              </w:rPr>
+            </w:pPr>
+            <w:r>
+              <w:rPr>
+                <w:rFonts w:ascii="Calibri" w:cs="Calibri" w:eastAsia="Calibri" w:hAnsi="Calibri"/>
+                <w:sz w:val="24"/>
+                <w:szCs w:val="24"/>
+                <w:rtl w:val="0"/>
+              </w:rPr>
+              <w:t xml:space="preserve">WA 98052</w:t>
+            </w:r>
+            <w:r>
+              <w:rPr>
+                <w:rtl w:val="0"/>
+              </w:rPr>
+            </w:r>
+          </w:p>
+        </w:tc>
+        <w:tc>
+          <w:tcPr>
+            <w:tcBorders>
+              <w:top w:color="000000" w:space="0" w:sz="0" w:val="nil"/>
+              <w:left w:color="000000" w:space="0" w:sz="0" w:val="nil"/>
+              <w:bottom w:color="000000" w:space="0" w:sz="0" w:val="nil"/>
+              <w:right w:color="000000" w:space="0" w:sz="0" w:val="nil"/>
+            </w:tcBorders>
+            <w:tcMar>
+              <w:top w:w="20.0" w:type="dxa"/>
+              <w:left w:w="20.0" w:type="dxa"/>
+              <w:bottom w:w="100.0" w:type="dxa"/>
+              <w:right w:w="20.0" w:type="dxa"/>
+            </w:tcMar>
+            <w:vAlign w:val="center"/>
+          </w:tcPr>
+          <w:p>
+            <w:pPr>
+              <w:widowControl w:val="0"/>
+              <w:spacing w:line="240" w:lineRule="auto"/>
+              <w:rPr>
+                <w:rFonts w:ascii="Calibri" w:cs="Calibri" w:eastAsia="Calibri" w:hAnsi="Calibri"/>
+                <w:sz w:val="28"/>
+                <w:szCs w:val="28"/>
+              </w:rPr>
+            </w:pPr>
+            <w:r>
+              <w:rPr>
+                <w:rFonts w:ascii="Calibri" w:cs="Calibri" w:eastAsia="Calibri" w:hAnsi="Calibri"/>
+                <w:sz w:val="24"/>
+                <w:szCs w:val="24"/>
+                <w:rtl w:val="0"/>
+              </w:rPr>
+              <w:t xml:space="preserve">USA</w:t>
+            </w:r>
+            <w:r>
+              <w:rPr>
+                <w:rtl w:val="0"/>
+              </w:rPr>
+            </w:r>
+          </w:p>
+        </w:tc>
+      </w:tr>
+    </w:tbl>
+    <w:p>
+      <w:pPr>
+        <w:spacing w:after="240" w:before="240" w:lineRule="auto"/>
+        <w:rPr>
+          <w:rFonts w:ascii="Calibri" w:cs="Calibri" w:eastAsia="Calibri" w:hAnsi="Calibri"/>
+          <w:color w:val="1155cc"/>
+          <w:sz w:val="28"/>
+          <w:szCs w:val="28"/>
+          <w:u w:val="single"/>
         </w:rPr>
       </w:pPr>
       <w:r>
@@ -992,83 +7925,13 @@
             <w:u w:val="single"/>
             <w:rtl w:val="0"/>
           </w:rPr>
-          <w:t xml:space="preserve">https://www.kaggle.com/code/fareedalianwar/house-price/notebook</w:t>
+          <w:t xml:space="preserve">https://www.kaggle.com/code/fareedalianwar/house-price/input?select=data.csv</w:t>
         </w:r>
       </w:hyperlink>
       <w:r>
         <w:rPr>
           <w:rtl w:val="0"/>
         </w:rPr>
-      </w:r>
-    </w:p>
-    <w:p>
-      <w:pPr>
-        <w:rPr>
-          <w:rFonts w:ascii="Calibri" w:cs="Calibri" w:eastAsia="Calibri" w:hAnsi="Calibri"/>
-          <w:sz w:val="28"/>
-          <w:szCs w:val="28"/>
-        </w:rPr>
-      </w:pPr>
-      <w:r>
-        <w:rPr>
-          <w:rtl w:val="0"/>
-        </w:rPr>
-      </w:r>
-    </w:p>
-    <w:p>
-      <w:pPr>
-        <w:rPr>
-          <w:rFonts w:ascii="Calibri" w:cs="Calibri" w:eastAsia="Calibri" w:hAnsi="Calibri"/>
-          <w:b w:val="1"/>
-          <w:bCs w:val="1"/>
-          <w:sz w:val="28"/>
-          <w:szCs w:val="28"/>
-        </w:rPr>
-      </w:pPr>
-      <w:r>
-        <w:rPr>
-          <w:rFonts w:ascii="Calibri" w:cs="Calibri" w:eastAsia="Calibri" w:hAnsi="Calibri"/>
-          <w:b w:val="1"/>
-          <w:bCs w:val="1"/>
-          <w:sz w:val="28"/>
-          <w:szCs w:val="28"/>
-          <w:rtl w:val="0"/>
-        </w:rPr>
-        <w:t xml:space="preserve">Research Question</w:t>
-      </w:r>
-    </w:p>
-    <w:p>
-      <w:pPr>
-        <w:rPr>
-          <w:rFonts w:ascii="Calibri" w:cs="Calibri" w:eastAsia="Calibri" w:hAnsi="Calibri"/>
-          <w:b w:val="1"/>
-          <w:bCs w:val="1"/>
-          <w:sz w:val="28"/>
-          <w:szCs w:val="28"/>
-        </w:rPr>
-      </w:pPr>
-      <w:r>
-        <w:rPr>
-          <w:rtl w:val="0"/>
-        </w:rPr>
-      </w:r>
-    </w:p>
-    <w:p>
-      <w:pPr>
-        <w:rPr>
-          <w:rFonts w:ascii="Calibri" w:cs="Calibri" w:eastAsia="Calibri" w:hAnsi="Calibri"/>
-          <w:sz w:val="28"/>
-          <w:szCs w:val="28"/>
-        </w:rPr>
-      </w:pPr>
-      <w:r>
-        <w:rPr>
-          <w:rFonts w:ascii="Calibri" w:cs="Calibri" w:eastAsia="Calibri" w:hAnsi="Calibri"/>
-          <w:sz w:val="28"/>
-          <w:szCs w:val="28"/>
-          <w:rtl w:val="0"/>
-        </w:rPr>
-        <w:t xml:space="preserve">How do housing property characteristics and location affect housing prices?</w:t>
       </w:r>
     </w:p>
     <w:p>
@@ -1082,12 +7945,52 @@
       </w:pPr>
       <w:r>
         <w:rPr>
-          <w:rFonts w:ascii="Calibri" w:cs="Calibri" w:eastAsia="Calibri" w:hAnsi="Calibri"/>
-          <w:sz w:val="28"/>
-          <w:szCs w:val="28"/>
-          <w:rtl w:val="0"/>
-        </w:rPr>
-        <w:t xml:space="preserve">We aim to investigate which housing characteristics influence property prices, such as floor area, number of bathrooms, number of balconies, and location. By employing Bayesian methods to quantify uncertainty, including determining posterior distributions and credible intervals for parameters, we can gain a more comprehensive understanding of the determinants of property prices and associated uncertainties. Additionally, Bayesian hierarchical models can help us examine whether price disparities exist across different regions.</w:t>
+          <w:rtl w:val="0"/>
+        </w:rPr>
+      </w:r>
+    </w:p>
+    <w:p>
+      <w:pPr>
+        <w:pStyle w:val="Heading2"/>
+        <w:rPr>
+          <w:rFonts w:ascii="Calibri" w:cs="Calibri" w:eastAsia="Calibri" w:hAnsi="Calibri"/>
+          <w:b w:val="1"/>
+          <w:bCs w:val="1"/>
+          <w:sz w:val="28"/>
+          <w:szCs w:val="28"/>
+        </w:rPr>
+      </w:pPr>
+      <w:bookmarkStart w:colFirst="0" w:colLast="0" w:name="_x2shlmuetz51" w:id="6"/>
+      <w:bookmarkEnd w:id="6"/>
+      <w:r>
+        <w:rPr>
+          <w:rFonts w:ascii="Arial Unicode MS" w:cs="Arial Unicode MS" w:eastAsia="Arial Unicode MS" w:hAnsi="Arial Unicode MS"/>
+          <w:rtl w:val="0"/>
+        </w:rPr>
+        <w:t xml:space="preserve">Research Question：</w:t>
+      </w:r>
+      <w:r>
+        <w:rPr>
+          <w:rtl w:val="0"/>
+        </w:rPr>
+      </w:r>
+    </w:p>
+    <w:p>
+      <w:pPr>
+        <w:rPr>
+          <w:rFonts w:ascii="Calibri" w:cs="Calibri" w:eastAsia="Calibri" w:hAnsi="Calibri"/>
+          <w:sz w:val="28"/>
+          <w:szCs w:val="28"/>
+        </w:rPr>
+      </w:pPr>
+      <w:r>
+        <w:rPr>
+          <w:rFonts w:ascii="Calibri" w:cs="Calibri" w:eastAsia="Calibri" w:hAnsi="Calibri"/>
+          <w:sz w:val="28"/>
+          <w:szCs w:val="28"/>
+          <w:rtl w:val="0"/>
+        </w:rPr>
+        <w:t xml:space="preserve">How do housing property characteristics and location affect housing prices?</w:t>
       </w:r>
     </w:p>
     <w:p>
@@ -1101,99 +8004,12 @@
       </w:pPr>
       <w:r>
         <w:rPr>
-          <w:rtl w:val="0"/>
-        </w:rPr>
-      </w:r>
-    </w:p>
-    <w:p>
-      <w:pPr>
-        <w:rPr>
-          <w:rFonts w:ascii="Calibri" w:cs="Calibri" w:eastAsia="Calibri" w:hAnsi="Calibri"/>
-          <w:sz w:val="28"/>
-          <w:szCs w:val="28"/>
-        </w:rPr>
-      </w:pPr>
-      <w:r>
-        <w:rPr>
-          <w:rtl w:val="0"/>
-        </w:rPr>
-      </w:r>
-    </w:p>
-    <w:p>
-      <w:pPr>
-        <w:rPr>
-          <w:rFonts w:ascii="Calibri" w:cs="Calibri" w:eastAsia="Calibri" w:hAnsi="Calibri"/>
-          <w:b w:val="1"/>
-          <w:bCs w:val="1"/>
-          <w:color w:val="343a40"/>
-          <w:sz w:val="28"/>
-          <w:szCs w:val="28"/>
-          <w:highlight w:val="white"/>
-        </w:rPr>
-      </w:pPr>
-      <w:r>
-        <w:rPr>
-          <w:rFonts w:ascii="Calibri" w:cs="Calibri" w:eastAsia="Calibri" w:hAnsi="Calibri"/>
-          <w:b w:val="1"/>
-          <w:bCs w:val="1"/>
-          <w:sz w:val="28"/>
-          <w:szCs w:val="28"/>
-          <w:rtl w:val="0"/>
-        </w:rPr>
-        <w:t xml:space="preserve">Plan for the </w:t>
-      </w:r>
-      <w:r>
-        <w:rPr>
-          <w:rFonts w:ascii="Calibri" w:cs="Calibri" w:eastAsia="Calibri" w:hAnsi="Calibri"/>
-          <w:b w:val="1"/>
-          <w:bCs w:val="1"/>
-          <w:color w:val="343a40"/>
-          <w:sz w:val="28"/>
-          <w:szCs w:val="28"/>
-          <w:highlight w:val="white"/>
-          <w:rtl w:val="0"/>
-        </w:rPr>
-        <w:t xml:space="preserve">methodology</w:t>
-      </w:r>
-    </w:p>
-    <w:p>
-      <w:pPr>
-        <w:rPr>
-          <w:rFonts w:ascii="Calibri" w:cs="Calibri" w:eastAsia="Calibri" w:hAnsi="Calibri"/>
-          <w:b w:val="1"/>
-          <w:bCs w:val="1"/>
-          <w:color w:val="343a40"/>
-          <w:sz w:val="28"/>
-          <w:szCs w:val="28"/>
-          <w:highlight w:val="white"/>
-        </w:rPr>
-      </w:pPr>
-      <w:r>
-        <w:rPr>
-          <w:rtl w:val="0"/>
-        </w:rPr>
-      </w:r>
-    </w:p>
-    <w:p>
-      <w:pPr>
-        <w:rPr>
-          <w:rFonts w:ascii="Calibri" w:cs="Calibri" w:eastAsia="Calibri" w:hAnsi="Calibri"/>
-          <w:color w:val="343a40"/>
-          <w:sz w:val="28"/>
-          <w:szCs w:val="28"/>
-          <w:highlight w:val="white"/>
-        </w:rPr>
-      </w:pPr>
-      <w:r>
-        <w:rPr>
-          <w:rFonts w:ascii="Calibri" w:cs="Calibri" w:eastAsia="Calibri" w:hAnsi="Calibri"/>
-          <w:color w:val="343a40"/>
-          <w:sz w:val="28"/>
-          <w:szCs w:val="28"/>
-          <w:highlight w:val="white"/>
-          <w:rtl w:val="0"/>
-        </w:rPr>
-        <w:t xml:space="preserve">We need to examine the relationship between house prices and housing characteristics. However, since house prices typically exhibit a right-skewed distribution, because most prices are relatively low and only a small fraction of high-end properties command extremely high prices, it is necessary to take the logarithm of the house prices. This transformation will make the distribution of house prices more closely resemble a normal distribution. </w:t>
+          <w:rFonts w:ascii="Calibri" w:cs="Calibri" w:eastAsia="Calibri" w:hAnsi="Calibri"/>
+          <w:sz w:val="28"/>
+          <w:szCs w:val="28"/>
+          <w:rtl w:val="0"/>
+        </w:rPr>
+        <w:t xml:space="preserve">We aim to investigate which housing characteristics influence property prices, such as floor area, number of bathrooms, number of balconies, and location. By employing Bayesian methods to quantify uncertainty, including determining posterior distributions and credible intervals for parameters, we can gain a more comprehensive understanding of the determinants of property prices and associated uncertainties. Additionally, Bayesian hierarchical models can help us examine whether price disparities exist across different regions.</w:t>
       </w:r>
     </w:p>
     <w:p>
@@ -1201,22 +8017,93 @@
         <w:spacing w:after="240" w:before="240" w:lineRule="auto"/>
         <w:rPr>
           <w:rFonts w:ascii="Calibri" w:cs="Calibri" w:eastAsia="Calibri" w:hAnsi="Calibri"/>
+          <w:sz w:val="28"/>
+          <w:szCs w:val="28"/>
+        </w:rPr>
+      </w:pPr>
+      <w:r>
+        <w:rPr>
+          <w:rtl w:val="0"/>
+        </w:rPr>
+      </w:r>
+    </w:p>
+    <w:p>
+      <w:pPr>
+        <w:rPr>
+          <w:rFonts w:ascii="Calibri" w:cs="Calibri" w:eastAsia="Calibri" w:hAnsi="Calibri"/>
+          <w:sz w:val="28"/>
+          <w:szCs w:val="28"/>
+        </w:rPr>
+      </w:pPr>
+      <w:r>
+        <w:rPr>
+          <w:rtl w:val="0"/>
+        </w:rPr>
+      </w:r>
+    </w:p>
+    <w:p>
+      <w:pPr>
+        <w:pStyle w:val="Heading2"/>
+        <w:rPr>
           <w:color w:val="343a40"/>
-          <w:sz w:val="28"/>
-          <w:szCs w:val="28"/>
           <w:highlight w:val="white"/>
         </w:rPr>
       </w:pPr>
-      <w:r>
-        <w:rPr>
-          <w:rFonts w:ascii="Calibri" w:cs="Calibri" w:eastAsia="Calibri" w:hAnsi="Calibri"/>
+      <w:bookmarkStart w:colFirst="0" w:colLast="0" w:name="_40wiq94il7hw" w:id="7"/>
+      <w:bookmarkEnd w:id="7"/>
+      <w:r>
+        <w:rPr>
+          <w:rtl w:val="0"/>
+        </w:rPr>
+        <w:t xml:space="preserve">Plan for the </w:t>
+      </w:r>
+      <w:r>
+        <w:rPr>
           <w:color w:val="343a40"/>
-          <w:sz w:val="28"/>
-          <w:szCs w:val="28"/>
           <w:highlight w:val="white"/>
           <w:rtl w:val="0"/>
         </w:rPr>
-        <w:t xml:space="preserve">The first model we selected is the Bayesian regression model within Bayesian GLM. The variables chosen are house area, number of bathrooms, and number of balconies, which are all quantitative variables. This simple model explains how quantitative characteristics of a house influence its price.</w:t>
+        <w:t xml:space="preserve">methodology</w:t>
+      </w:r>
+    </w:p>
+    <w:p>
+      <w:pPr>
+        <w:rPr>
+          <w:rFonts w:ascii="Calibri" w:cs="Calibri" w:eastAsia="Calibri" w:hAnsi="Calibri"/>
+          <w:b w:val="1"/>
+          <w:bCs w:val="1"/>
+          <w:color w:val="343a40"/>
+          <w:sz w:val="28"/>
+          <w:szCs w:val="28"/>
+          <w:highlight w:val="white"/>
+        </w:rPr>
+      </w:pPr>
+      <w:r>
+        <w:rPr>
+          <w:rtl w:val="0"/>
+        </w:rPr>
+      </w:r>
+    </w:p>
+    <w:p>
+      <w:pPr>
+        <w:rPr>
+          <w:rFonts w:ascii="Calibri" w:cs="Calibri" w:eastAsia="Calibri" w:hAnsi="Calibri"/>
+          <w:color w:val="343a40"/>
+          <w:sz w:val="28"/>
+          <w:szCs w:val="28"/>
+          <w:highlight w:val="white"/>
+        </w:rPr>
+      </w:pPr>
+      <w:r>
+        <w:rPr>
+          <w:rFonts w:ascii="Calibri" w:cs="Calibri" w:eastAsia="Calibri" w:hAnsi="Calibri"/>
+          <w:color w:val="343a40"/>
+          <w:sz w:val="28"/>
+          <w:szCs w:val="28"/>
+          <w:highlight w:val="white"/>
+          <w:rtl w:val="0"/>
+        </w:rPr>
+        <w:t xml:space="preserve">We need to examine the relationship between house prices and housing characteristics. However, since house prices typically exhibit a right-skewed distribution, because most prices are relatively low and only a small fraction of high-end properties command extremely high prices, it is necessary to take the logarithm of the house prices. This transformation will make the distribution of house prices more closely resemble a normal distribution. </w:t>
       </w:r>
     </w:p>
     <w:p>
@@ -1239,7 +8126,7 @@
           <w:highlight w:val="white"/>
           <w:rtl w:val="0"/>
         </w:rPr>
-        <w:t xml:space="preserve">For more complex models, we will employ a hierarchical model. In this framework, different regions have distinct intercepts, enabling comparisons of housing price differences across areas. These regional intercepts are assumed to originate from the same distribution, allowing for more stable parameter estimation. </w:t>
+        <w:t xml:space="preserve">The first model we selected is the Bayesian regression model within Bayesian GLM. The variables chosen are house area, number of bathrooms, and number of balconies, which are all quantitative variables. This simple model explains how quantitative characteristics of a house influence its price.</w:t>
       </w:r>
     </w:p>
     <w:p>
@@ -1262,7 +8149,7 @@
           <w:highlight w:val="white"/>
           <w:rtl w:val="0"/>
         </w:rPr>
-        <w:t xml:space="preserve">To infer the posterior distribution, we will employ two methods: one is importance sampling to approximate the posterior distribution, and the other is MCMC, using Stan to sample from the posterior distribution.</w:t>
+        <w:t xml:space="preserve">For more complex models, we will employ a hierarchical model. In this framework, different regions have distinct intercepts, enabling comparisons of housing price differences across areas. These regional intercepts are assumed to originate from the same distribution, allowing for more stable parameter estimation. </w:t>
       </w:r>
     </w:p>
     <w:p>
@@ -1285,7 +8172,7 @@
           <w:highlight w:val="white"/>
           <w:rtl w:val="0"/>
         </w:rPr>
-        <w:t xml:space="preserve">Finally, we will compare the results of the two models and the two inference methods, including parameter estimates and credible intervals, and assess whether hierarchical models can better capture the variation in housing prices across different regions.</w:t>
+        <w:t xml:space="preserve">To infer the posterior distribution, we will employ two methods: one is importance sampling to approximate the posterior distribution, and the other is MCMC, using Stan to sample from the posterior distribution.</w:t>
       </w:r>
     </w:p>
     <w:p>
@@ -1301,42 +8188,42 @@
       </w:pPr>
       <w:r>
         <w:rPr>
-          <w:rtl w:val="0"/>
-        </w:rPr>
+          <w:rFonts w:ascii="Calibri" w:cs="Calibri" w:eastAsia="Calibri" w:hAnsi="Calibri"/>
+          <w:color w:val="343a40"/>
+          <w:sz w:val="28"/>
+          <w:szCs w:val="28"/>
+          <w:highlight w:val="white"/>
+          <w:rtl w:val="0"/>
+        </w:rPr>
+        <w:t xml:space="preserve">Finally, we will compare the results of the two models and the two inference methods, including parameter estimates and credible intervals, and assess whether hierarchical models can better capture the variation in housing prices across different regions.</w:t>
       </w:r>
     </w:p>
     <w:p>
       <w:pPr>
-        <w:keepNext w:val="0"/>
-        <w:keepLines w:val="0"/>
-        <w:pageBreakBefore w:val="0"/>
-        <w:widowControl w:val="1"/>
-        <w:pBdr>
-          <w:top w:space="0" w:sz="0" w:val="nil"/>
-          <w:left w:space="0" w:sz="0" w:val="nil"/>
-          <w:bottom w:space="0" w:sz="0" w:val="nil"/>
-          <w:right w:space="0" w:sz="0" w:val="nil"/>
-          <w:between w:space="0" w:sz="0" w:val="nil"/>
-        </w:pBdr>
-        <w:shd w:fill="auto" w:val="clear"/>
-        <w:spacing w:after="0" w:before="0" w:line="276" w:lineRule="auto"/>
-        <w:ind w:left="0" w:right="0" w:firstLine="0"/>
-        <w:jc w:val="left"/>
-        <w:rPr>
-          <w:rFonts w:ascii="Calibri" w:cs="Calibri" w:eastAsia="Calibri" w:hAnsi="Calibri"/>
-          <w:b w:val="1"/>
-          <w:bCs w:val="1"/>
-          <w:sz w:val="28"/>
-          <w:szCs w:val="28"/>
+        <w:spacing w:after="240" w:before="240" w:lineRule="auto"/>
+        <w:rPr>
+          <w:rFonts w:ascii="Calibri" w:cs="Calibri" w:eastAsia="Calibri" w:hAnsi="Calibri"/>
+          <w:color w:val="343a40"/>
+          <w:sz w:val="28"/>
+          <w:szCs w:val="28"/>
+          <w:highlight w:val="white"/>
         </w:rPr>
       </w:pPr>
       <w:r>
         <w:rPr>
-          <w:rFonts w:ascii="Calibri" w:cs="Calibri" w:eastAsia="Calibri" w:hAnsi="Calibri"/>
-          <w:b w:val="1"/>
-          <w:bCs w:val="1"/>
-          <w:sz w:val="28"/>
-          <w:szCs w:val="28"/>
+          <w:rtl w:val="0"/>
+        </w:rPr>
+      </w:r>
+    </w:p>
+    <w:p>
+      <w:pPr>
+        <w:pStyle w:val="Heading2"/>
+        <w:rPr/>
+      </w:pPr>
+      <w:bookmarkStart w:colFirst="0" w:colLast="0" w:name="_7zht72n37a8i" w:id="8"/>
+      <w:bookmarkEnd w:id="8"/>
+      <w:r>
+        <w:rPr>
           <w:rtl w:val="0"/>
         </w:rPr>
         <w:t xml:space="preserve">Team Contribution Plan</w:t>
@@ -1979,6 +8866,20 @@
       <w:szCs w:val="30"/>
     </w:rPr>
   </w:style>
+  <w:style w:type="table" w:styleId="Table1">
+    <w:basedOn w:val="TableNormal"/>
+    <w:tblPr>
+      <w:tblStyleRowBandSize w:val="1"/>
+      <w:tblStyleColBandSize w:val="1"/>
+    </w:tblPr>
+  </w:style>
+  <w:style w:type="table" w:styleId="Table2">
+    <w:basedOn w:val="TableNormal"/>
+    <w:tblPr>
+      <w:tblStyleRowBandSize w:val="1"/>
+      <w:tblStyleColBandSize w:val="1"/>
+    </w:tblPr>
+  </w:style>
 </w:styles>
 </file>
 

--- a/405 proposal.docx
+++ b/405 proposal.docx
@@ -2518,120 +2518,24 @@
         <w:ind w:left="0" w:firstLine="0"/>
         <w:rPr>
           <w:rFonts w:ascii="Calibri" w:cs="Calibri" w:eastAsia="Calibri" w:hAnsi="Calibri"/>
-          <w:color w:val="1155cc"/>
-          <w:sz w:val="28"/>
-          <w:szCs w:val="28"/>
-          <w:u w:val="single"/>
-        </w:rPr>
-      </w:pPr>
-      <w:r>
-        <w:rPr>
-          <w:rFonts w:ascii="Calibri" w:cs="Calibri" w:eastAsia="Calibri" w:hAnsi="Calibri"/>
-          <w:sz w:val="28"/>
-          <w:szCs w:val="28"/>
-          <w:rtl w:val="0"/>
-        </w:rPr>
-        <w:t xml:space="preserve">Example rows from the dataset:Source: Kaggle – House Price Prediction Dataset</w:t>
-        <w:br w:type="textWrapping"/>
-        <w:t xml:space="preserve">URL: </w:t>
-      </w:r>
-      <w:hyperlink r:id="rId8">
-        <w:r>
-          <w:rPr>
-            <w:rFonts w:ascii="Calibri" w:cs="Calibri" w:eastAsia="Calibri" w:hAnsi="Calibri"/>
-            <w:color w:val="1155cc"/>
-            <w:sz w:val="28"/>
-            <w:szCs w:val="28"/>
-            <w:u w:val="single"/>
-            <w:rtl w:val="0"/>
-          </w:rPr>
-          <w:t xml:space="preserve">https://www.kaggle.com/code/fareedalianwar/house-price/input?select=data.csv</w:t>
-        </w:r>
-      </w:hyperlink>
-      <w:r>
-        <w:rPr>
-          <w:rtl w:val="0"/>
-        </w:rPr>
-      </w:r>
-    </w:p>
-    <w:p>
-      <w:pPr>
-        <w:spacing w:after="240" w:before="240" w:lineRule="auto"/>
-        <w:rPr>
-          <w:rFonts w:ascii="Calibri" w:cs="Calibri" w:eastAsia="Calibri" w:hAnsi="Calibri"/>
-          <w:sz w:val="28"/>
-          <w:szCs w:val="28"/>
-        </w:rPr>
-      </w:pPr>
-      <w:r>
-        <w:rPr>
-          <w:rtl w:val="0"/>
-        </w:rPr>
-      </w:r>
-    </w:p>
-    <w:p>
-      <w:pPr>
-        <w:pStyle w:val="Heading2"/>
-        <w:rPr>
-          <w:rFonts w:ascii="Calibri" w:cs="Calibri" w:eastAsia="Calibri" w:hAnsi="Calibri"/>
-          <w:b w:val="1"/>
-          <w:bCs w:val="1"/>
-        </w:rPr>
-      </w:pPr>
-      <w:bookmarkStart w:colFirst="0" w:colLast="0" w:name="_x2shlmuetz51" w:id="6"/>
-      <w:bookmarkEnd w:id="6"/>
-      <w:r>
-        <w:rPr>
-          <w:rFonts w:ascii="Arial Unicode MS" w:cs="Arial Unicode MS" w:eastAsia="Arial Unicode MS" w:hAnsi="Arial Unicode MS"/>
-          <w:b w:val="1"/>
-          <w:bCs w:val="1"/>
-          <w:rtl w:val="0"/>
-        </w:rPr>
-        <w:t xml:space="preserve">Research Question：</w:t>
-      </w:r>
-      <w:r>
-        <w:rPr>
-          <w:rtl w:val="0"/>
-        </w:rPr>
-      </w:r>
-    </w:p>
-    <w:p>
-      <w:pPr>
-        <w:rPr>
-          <w:rFonts w:ascii="Calibri" w:cs="Calibri" w:eastAsia="Calibri" w:hAnsi="Calibri"/>
-          <w:sz w:val="28"/>
-          <w:szCs w:val="28"/>
-        </w:rPr>
-      </w:pPr>
-      <w:r>
-        <w:rPr>
-          <w:rFonts w:ascii="Calibri" w:cs="Calibri" w:eastAsia="Calibri" w:hAnsi="Calibri"/>
-          <w:sz w:val="28"/>
-          <w:szCs w:val="28"/>
-          <w:rtl w:val="0"/>
-        </w:rPr>
-        <w:t xml:space="preserve">How do housing property characteristics and location affect housing prices?</w:t>
-      </w:r>
-    </w:p>
-    <w:p>
-      <w:pPr>
-        <w:spacing w:after="240" w:before="240" w:lineRule="auto"/>
-        <w:rPr>
-          <w:rFonts w:ascii="Calibri" w:cs="Calibri" w:eastAsia="Calibri" w:hAnsi="Calibri"/>
-          <w:sz w:val="28"/>
-          <w:szCs w:val="28"/>
-        </w:rPr>
-      </w:pPr>
-      <w:r>
-        <w:rPr>
-          <w:rtl w:val="0"/>
-        </w:rPr>
+          <w:sz w:val="28"/>
+          <w:szCs w:val="28"/>
+        </w:rPr>
+      </w:pPr>
+      <w:r>
+        <w:rPr>
+          <w:rFonts w:ascii="Calibri" w:cs="Calibri" w:eastAsia="Calibri" w:hAnsi="Calibri"/>
+          <w:sz w:val="28"/>
+          <w:szCs w:val="28"/>
+          <w:rtl w:val="0"/>
+        </w:rPr>
+        <w:t xml:space="preserve">Example rows from the dataset:Source: Kaggle – House Price Prediction </w:t>
       </w:r>
     </w:p>
     <w:tbl>
       <w:tblPr>
         <w:tblStyle w:val="Table2"/>
-        <w:tblpPr w:leftFromText="180" w:rightFromText="180" w:topFromText="180" w:bottomFromText="180" w:vertAnchor="page" w:horzAnchor="page" w:tblpX="135" w:tblpY="2073.0664062499995"/>
+        <w:tblpPr w:leftFromText="180" w:rightFromText="180" w:topFromText="180" w:bottomFromText="180" w:vertAnchor="page" w:horzAnchor="page" w:tblpX="195" w:tblpY="9900"/>
         <w:tblW w:w="11610.0" w:type="dxa"/>
         <w:jc w:val="left"/>
         <w:tblBorders>
@@ -6033,16 +5937,118 @@
     <w:p>
       <w:pPr>
         <w:spacing w:after="240" w:before="240" w:lineRule="auto"/>
-        <w:rPr>
-          <w:rFonts w:ascii="Calibri" w:cs="Calibri" w:eastAsia="Calibri" w:hAnsi="Calibri"/>
-          <w:sz w:val="28"/>
-          <w:szCs w:val="28"/>
-        </w:rPr>
-      </w:pPr>
-      <w:r>
-        <w:rPr>
-          <w:rtl w:val="0"/>
-        </w:rPr>
+        <w:ind w:left="0" w:firstLine="0"/>
+        <w:rPr>
+          <w:rFonts w:ascii="Calibri" w:cs="Calibri" w:eastAsia="Calibri" w:hAnsi="Calibri"/>
+          <w:sz w:val="28"/>
+          <w:szCs w:val="28"/>
+        </w:rPr>
+      </w:pPr>
+      <w:r>
+        <w:rPr>
+          <w:rtl w:val="0"/>
+        </w:rPr>
+      </w:r>
+    </w:p>
+    <w:p>
+      <w:pPr>
+        <w:spacing w:after="240" w:before="240" w:lineRule="auto"/>
+        <w:ind w:left="0" w:firstLine="0"/>
+        <w:rPr>
+          <w:rFonts w:ascii="Calibri" w:cs="Calibri" w:eastAsia="Calibri" w:hAnsi="Calibri"/>
+          <w:color w:val="1155cc"/>
+          <w:sz w:val="28"/>
+          <w:szCs w:val="28"/>
+          <w:u w:val="single"/>
+        </w:rPr>
+      </w:pPr>
+      <w:r>
+        <w:rPr>
+          <w:rFonts w:ascii="Calibri" w:cs="Calibri" w:eastAsia="Calibri" w:hAnsi="Calibri"/>
+          <w:sz w:val="28"/>
+          <w:szCs w:val="28"/>
+          <w:rtl w:val="0"/>
+        </w:rPr>
+        <w:t xml:space="preserve">Dataset</w:t>
+        <w:br w:type="textWrapping"/>
+        <w:t xml:space="preserve">URL: </w:t>
+      </w:r>
+      <w:hyperlink r:id="rId8">
+        <w:r>
+          <w:rPr>
+            <w:rFonts w:ascii="Calibri" w:cs="Calibri" w:eastAsia="Calibri" w:hAnsi="Calibri"/>
+            <w:color w:val="1155cc"/>
+            <w:sz w:val="28"/>
+            <w:szCs w:val="28"/>
+            <w:u w:val="single"/>
+            <w:rtl w:val="0"/>
+          </w:rPr>
+          <w:t xml:space="preserve">https://www.kaggle.com/code/fareedalianwar/house-price/input?select=data.csv</w:t>
+        </w:r>
+      </w:hyperlink>
+      <w:r>
+        <w:rPr>
+          <w:rtl w:val="0"/>
+        </w:rPr>
+      </w:r>
+    </w:p>
+    <w:p>
+      <w:pPr>
+        <w:spacing w:after="240" w:before="240" w:lineRule="auto"/>
+        <w:rPr>
+          <w:rFonts w:ascii="Calibri" w:cs="Calibri" w:eastAsia="Calibri" w:hAnsi="Calibri"/>
+          <w:sz w:val="28"/>
+          <w:szCs w:val="28"/>
+        </w:rPr>
+      </w:pPr>
+      <w:r>
+        <w:rPr>
+          <w:rtl w:val="0"/>
+        </w:rPr>
+      </w:r>
+    </w:p>
+    <w:p>
+      <w:pPr>
+        <w:pStyle w:val="Heading2"/>
+        <w:rPr>
+          <w:rFonts w:ascii="Calibri" w:cs="Calibri" w:eastAsia="Calibri" w:hAnsi="Calibri"/>
+          <w:b w:val="1"/>
+          <w:bCs w:val="1"/>
+        </w:rPr>
+      </w:pPr>
+      <w:bookmarkStart w:colFirst="0" w:colLast="0" w:name="_x2shlmuetz51" w:id="6"/>
+      <w:bookmarkEnd w:id="6"/>
+      <w:r>
+        <w:rPr>
+          <w:rFonts w:ascii="Arial Unicode MS" w:cs="Arial Unicode MS" w:eastAsia="Arial Unicode MS" w:hAnsi="Arial Unicode MS"/>
+          <w:b w:val="1"/>
+          <w:bCs w:val="1"/>
+          <w:rtl w:val="0"/>
+        </w:rPr>
+        <w:t xml:space="preserve">Research Question：</w:t>
+      </w:r>
+      <w:r>
+        <w:rPr>
+          <w:rtl w:val="0"/>
+        </w:rPr>
+      </w:r>
+    </w:p>
+    <w:p>
+      <w:pPr>
+        <w:rPr>
+          <w:rFonts w:ascii="Calibri" w:cs="Calibri" w:eastAsia="Calibri" w:hAnsi="Calibri"/>
+          <w:sz w:val="28"/>
+          <w:szCs w:val="28"/>
+        </w:rPr>
+      </w:pPr>
+      <w:r>
+        <w:rPr>
+          <w:rFonts w:ascii="Calibri" w:cs="Calibri" w:eastAsia="Calibri" w:hAnsi="Calibri"/>
+          <w:sz w:val="28"/>
+          <w:szCs w:val="28"/>
+          <w:rtl w:val="0"/>
+        </w:rPr>
+        <w:t xml:space="preserve">How do housing property characteristics and location affect housing prices?</w:t>
       </w:r>
     </w:p>
     <w:p>
